--- a/6-过程管理/运行记录类文件/ZGS-06-19-过程框架设计方案.docx
+++ b/6-过程管理/运行记录类文件/ZGS-06-19-过程框架设计方案.docx
@@ -1,10 +1,11 @@
 
 <file path=word/document.xml><?xml version="1.0" encoding="utf-8"?>
-<w:document xmlns:wpc="http://schemas.microsoft.com/office/word/2010/wordprocessingCanvas" xmlns:mc="http://schemas.openxmlformats.org/markup-compatibility/2006" xmlns:o="urn:schemas-microsoft-com:office:office" xmlns:r="http://schemas.openxmlformats.org/officeDocument/2006/relationships" xmlns:m="http://schemas.openxmlformats.org/officeDocument/2006/math" xmlns:v="urn:schemas-microsoft-com:vml" xmlns:wp14="http://schemas.microsoft.com/office/word/2010/wordprocessingDrawing" xmlns:wp="http://schemas.openxmlformats.org/drawingml/2006/wordprocessingDrawing" xmlns:w="http://schemas.openxmlformats.org/wordprocessingml/2006/main" xmlns:w14="http://schemas.microsoft.com/office/word/2010/wordml" xmlns:w10="urn:schemas-microsoft-com:office:word" xmlns:w15="http://schemas.microsoft.com/office/word/2012/wordml" xmlns:wpg="http://schemas.microsoft.com/office/word/2010/wordprocessingGroup" xmlns:wpi="http://schemas.microsoft.com/office/word/2010/wordprocessingInk" xmlns:wne="http://schemas.microsoft.com/office/word/2006/wordml" xmlns:wps="http://schemas.microsoft.com/office/word/2010/wordprocessingShape" xmlns:wpsCustomData="http://www.wps.cn/officeDocument/2013/wpsCustomData" mc:Ignorable="w14 w15 wp14">
+<w:document xmlns:wpc="http://schemas.microsoft.com/office/word/2010/wordprocessingCanvas" xmlns:mc="http://schemas.openxmlformats.org/markup-compatibility/2006" xmlns:o="urn:schemas-microsoft-com:office:office" xmlns:r="http://schemas.openxmlformats.org/officeDocument/2006/relationships" xmlns:m="http://schemas.openxmlformats.org/officeDocument/2006/math" xmlns:v="urn:schemas-microsoft-com:vml" xmlns:wp14="http://schemas.microsoft.com/office/word/2010/wordprocessingDrawing" xmlns:wp="http://schemas.openxmlformats.org/drawingml/2006/wordprocessingDrawing" xmlns:w10="urn:schemas-microsoft-com:office:word" xmlns:w="http://schemas.openxmlformats.org/wordprocessingml/2006/main" xmlns:w14="http://schemas.microsoft.com/office/word/2010/wordml" xmlns:w15="http://schemas.microsoft.com/office/word/2012/wordml" xmlns:wne="http://schemas.microsoft.com/office/word/2006/wordml" xmlns:wpg="http://schemas.microsoft.com/office/word/2010/wordprocessingGroup" xmlns:wpi="http://schemas.microsoft.com/office/word/2010/wordprocessingInk" xmlns:wps="http://schemas.microsoft.com/office/word/2010/wordprocessingShape" mc:Ignorable="w14 w15 wp14">
+  <!-- Generated by Aspose.Words for .NET 13.3.0.1 -->
   <w:body>
     <w:p>
       <w:pPr>
-        <w:pStyle w:val="24"/>
+        <w:pStyle w:val="a"/>
         <w:keepNext w:val="0"/>
         <w:keepLines w:val="0"/>
         <w:pageBreakBefore w:val="0"/>
@@ -24,7 +25,7 @@
       <w:bookmarkStart w:id="0" w:name="_Toc22139"/>
       <w:r>
         <w:drawing>
-          <wp:anchor distT="0" distB="0" distL="114300" distR="114300" simplePos="0" relativeHeight="251660288" behindDoc="1" locked="0" layoutInCell="1" allowOverlap="1">
+          <wp:anchor distT="0" distB="0" distL="114300" distR="114300" simplePos="0" relativeHeight="251659264" behindDoc="1" locked="0" layoutInCell="1" allowOverlap="1">
             <wp:simplePos x="0" y="0"/>
             <wp:positionH relativeFrom="column">
               <wp:posOffset>0</wp:posOffset>
@@ -49,7 +50,7 @@
                     </pic:cNvPicPr>
                   </pic:nvPicPr>
                   <pic:blipFill>
-                    <a:blip r:embed="rId7"/>
+                    <a:blip xmlns:r="http://schemas.openxmlformats.org/officeDocument/2006/relationships" r:embed="rId4"/>
                     <a:stretch>
                       <a:fillRect/>
                     </a:stretch>
@@ -79,7 +80,7 @@
           <w:lang w:val="en-US" w:eastAsia="zh-CN"/>
         </w:rPr>
         <w:drawing>
-          <wp:anchor distT="0" distB="0" distL="114300" distR="114300" simplePos="0" relativeHeight="251659264" behindDoc="1" locked="0" layoutInCell="1" allowOverlap="1">
+          <wp:anchor distT="0" distB="0" distL="114300" distR="114300" simplePos="0" relativeHeight="251658240" behindDoc="1" locked="0" layoutInCell="1" allowOverlap="1">
             <wp:simplePos x="0" y="0"/>
             <wp:positionH relativeFrom="column">
               <wp:posOffset>635</wp:posOffset>
@@ -104,7 +105,7 @@
                     </pic:cNvPicPr>
                   </pic:nvPicPr>
                   <pic:blipFill>
-                    <a:blip r:embed="rId8">
+                    <a:blip xmlns:r="http://schemas.openxmlformats.org/officeDocument/2006/relationships" r:embed="rId5">
                       <a:alphaModFix amt="58000"/>
                       <a:lum contrast="-52000"/>
                     </a:blip>
@@ -138,7 +139,7 @@
     </w:p>
     <w:p>
       <w:pPr>
-        <w:pStyle w:val="25"/>
+        <w:pStyle w:val="a0"/>
         <w:keepNext w:val="0"/>
         <w:keepLines w:val="0"/>
         <w:pageBreakBefore w:val="0"/>
@@ -185,11 +186,11 @@
         <w:adjustRightInd w:val="0"/>
         <w:snapToGrid w:val="0"/>
         <w:spacing w:after="624" w:afterLines="200" w:line="219" w:lineRule="auto"/>
-        <w:ind w:left="0" w:leftChars="0" w:right="0" w:rightChars="0" w:firstLine="0" w:firstLineChars="0"/>
+        <w:ind w:left="0" w:right="0" w:firstLine="0" w:leftChars="0" w:rightChars="0" w:firstLineChars="0"/>
         <w:jc w:val="center"/>
         <w:textAlignment w:val="baseline"/>
         <w:rPr>
-          <w:rFonts w:hint="default" w:ascii="宋体" w:hAnsi="宋体" w:eastAsia="宋体" w:cs="宋体"/>
+          <w:rFonts w:ascii="宋体" w:eastAsia="宋体" w:hAnsi="宋体" w:cs="宋体" w:hint="default"/>
           <w:sz w:val="24"/>
           <w:szCs w:val="24"/>
           <w:lang w:val="en-US" w:eastAsia="zh-CN"/>
@@ -197,7 +198,7 @@
       </w:pPr>
       <w:r>
         <w:rPr>
-          <w:rFonts w:ascii="宋体" w:hAnsi="宋体" w:eastAsia="宋体" w:cs="宋体"/>
+          <w:rFonts w:ascii="宋体" w:eastAsia="宋体" w:hAnsi="宋体" w:cs="宋体"/>
           <w:b/>
           <w:bCs/>
           <w:spacing w:val="-3"/>
@@ -206,74 +207,20 @@
         </w:rPr>
         <w:t>文件编号：ZGS-06-19</w:t>
       </w:r>
-      <w:r>
-        <w:rPr>
-          <w:rFonts w:hint="eastAsia" w:ascii="宋体" w:hAnsi="宋体" w:eastAsia="宋体" w:cs="宋体"/>
-          <w:b/>
-          <w:bCs/>
-          <w:spacing w:val="-3"/>
-          <w:sz w:val="24"/>
-          <w:szCs w:val="24"/>
-          <w:lang w:val="en-US" w:eastAsia="zh-CN"/>
-        </w:rPr>
-      </w:r>
-      <w:r>
-        <w:rPr>
-          <w:rFonts w:ascii="宋体" w:hAnsi="宋体" w:eastAsia="宋体" w:cs="宋体"/>
-          <w:b/>
-          <w:bCs/>
-          <w:spacing w:val="-3"/>
-          <w:sz w:val="24"/>
-          <w:szCs w:val="24"/>
-        </w:rPr>
-      </w:r>
-      <w:r>
-        <w:rPr>
-          <w:rFonts w:hint="eastAsia" w:ascii="宋体" w:hAnsi="宋体" w:cs="宋体"/>
-          <w:b/>
-          <w:bCs/>
-          <w:spacing w:val="-3"/>
-          <w:sz w:val="24"/>
-          <w:szCs w:val="24"/>
-          <w:lang w:val="en-US" w:eastAsia="zh-CN"/>
-        </w:rPr>
-      </w:r>
-      <w:r>
-        <w:rPr>
-          <w:rFonts w:ascii="宋体" w:hAnsi="宋体" w:eastAsia="宋体" w:cs="宋体"/>
-          <w:b/>
-          <w:bCs/>
-          <w:spacing w:val="-3"/>
-          <w:sz w:val="24"/>
-          <w:szCs w:val="24"/>
-        </w:rPr>
-      </w:r>
-      <w:r>
-        <w:rPr>
-          <w:rFonts w:hint="eastAsia" w:ascii="宋体" w:hAnsi="宋体" w:cs="宋体"/>
-          <w:b/>
-          <w:bCs/>
-          <w:spacing w:val="-3"/>
-          <w:sz w:val="24"/>
-          <w:szCs w:val="24"/>
-          <w:lang w:val="en-US" w:eastAsia="zh-CN"/>
-        </w:rPr>
-      </w:r>
     </w:p>
     <w:tbl>
       <w:tblPr>
-        <w:tblStyle w:val="21"/>
+        <w:tblStyle w:val="TableGrid"/>
         <w:tblW w:w="0" w:type="auto"/>
         <w:jc w:val="center"/>
         <w:tblBorders>
-          <w:top w:val="none" w:color="auto" w:sz="0" w:space="0"/>
-          <w:left w:val="none" w:color="auto" w:sz="0" w:space="0"/>
-          <w:bottom w:val="none" w:color="auto" w:sz="0" w:space="0"/>
-          <w:right w:val="none" w:color="auto" w:sz="0" w:space="0"/>
-          <w:insideH w:val="none" w:color="auto" w:sz="0" w:space="0"/>
-          <w:insideV w:val="none" w:color="auto" w:sz="0" w:space="0"/>
+          <w:top w:val="nil"/>
+          <w:left w:val="nil"/>
+          <w:bottom w:val="nil"/>
+          <w:right w:val="nil"/>
+          <w:insideH w:val="nil"/>
+          <w:insideV w:val="nil"/>
         </w:tblBorders>
-        <w:tblLayout w:type="autofit"/>
         <w:tblCellMar>
           <w:top w:w="0" w:type="dxa"/>
           <w:left w:w="108" w:type="dxa"/>
@@ -287,13 +234,15 @@
       </w:tblGrid>
       <w:tr>
         <w:tblPrEx>
+          <w:tblW w:w="0" w:type="auto"/>
+          <w:jc w:val="center"/>
           <w:tblBorders>
-            <w:top w:val="none" w:color="auto" w:sz="0" w:space="0"/>
-            <w:left w:val="none" w:color="auto" w:sz="0" w:space="0"/>
-            <w:bottom w:val="none" w:color="auto" w:sz="0" w:space="0"/>
-            <w:right w:val="none" w:color="auto" w:sz="0" w:space="0"/>
-            <w:insideH w:val="none" w:color="auto" w:sz="0" w:space="0"/>
-            <w:insideV w:val="none" w:color="auto" w:sz="0" w:space="0"/>
+            <w:top w:val="nil"/>
+            <w:left w:val="nil"/>
+            <w:bottom w:val="nil"/>
+            <w:right w:val="nil"/>
+            <w:insideH w:val="nil"/>
+            <w:insideV w:val="nil"/>
           </w:tblBorders>
           <w:tblCellMar>
             <w:top w:w="0" w:type="dxa"/>
@@ -303,7 +252,7 @@
           </w:tblCellMar>
         </w:tblPrEx>
         <w:trPr>
-          <w:trHeight w:val="810" w:hRule="atLeast"/>
+          <w:trHeight w:val="810"/>
           <w:jc w:val="center"/>
         </w:trPr>
         <w:tc>
@@ -341,7 +290,7 @@
             </w:r>
             <w:r>
               <w:rPr>
-                <w:rFonts w:hint="default" w:asciiTheme="minorAscii" w:hAnsiTheme="minorAscii" w:eastAsiaTheme="minorEastAsia"/>
+                <w:rFonts w:asciiTheme="minorAscii" w:eastAsiaTheme="minorEastAsia" w:hAnsiTheme="minorAscii" w:hint="default"/>
                 <w:spacing w:val="227"/>
                 <w:sz w:val="21"/>
                 <w:vertAlign w:val="baseline"/>
@@ -395,7 +344,7 @@
             </w:r>
             <w:r>
               <w:rPr>
-                <w:rFonts w:hint="eastAsia" w:asciiTheme="minorAscii" w:hAnsiTheme="minorAscii" w:eastAsiaTheme="minorEastAsia"/>
+                <w:rFonts w:asciiTheme="minorAscii" w:eastAsiaTheme="minorEastAsia" w:hAnsiTheme="minorAscii" w:hint="eastAsia"/>
                 <w:spacing w:val="227"/>
                 <w:sz w:val="21"/>
                 <w:vertAlign w:val="baseline"/>
@@ -417,14 +366,8 @@
       </w:tr>
       <w:tr>
         <w:tblPrEx>
-          <w:tblBorders>
-            <w:top w:val="none" w:color="auto" w:sz="0" w:space="0"/>
-            <w:left w:val="none" w:color="auto" w:sz="0" w:space="0"/>
-            <w:bottom w:val="none" w:color="auto" w:sz="0" w:space="0"/>
-            <w:right w:val="none" w:color="auto" w:sz="0" w:space="0"/>
-            <w:insideH w:val="none" w:color="auto" w:sz="0" w:space="0"/>
-            <w:insideV w:val="none" w:color="auto" w:sz="0" w:space="0"/>
-          </w:tblBorders>
+          <w:tblW w:w="0" w:type="auto"/>
+          <w:jc w:val="center"/>
           <w:tblCellMar>
             <w:top w:w="0" w:type="dxa"/>
             <w:left w:w="108" w:type="dxa"/>
@@ -433,7 +376,7 @@
           </w:tblCellMar>
         </w:tblPrEx>
         <w:trPr>
-          <w:trHeight w:val="810" w:hRule="atLeast"/>
+          <w:trHeight w:val="810"/>
           <w:jc w:val="center"/>
         </w:trPr>
         <w:tc>
@@ -457,7 +400,7 @@
               <w:snapToGrid w:val="0"/>
               <w:textAlignment w:val="baseline"/>
               <w:rPr>
-                <w:rFonts w:hint="default" w:ascii="Arial" w:hAnsi="Arial" w:eastAsia="Arial" w:cs="Arial"/>
+                <w:rFonts w:ascii="Arial" w:eastAsia="Arial" w:hAnsi="Arial" w:cs="Arial" w:hint="default"/>
                 <w:snapToGrid w:val="0"/>
                 <w:color w:val="000000"/>
                 <w:kern w:val="0"/>
@@ -489,7 +432,7 @@
             </w:r>
             <w:r>
               <w:rPr>
-                <w:rFonts w:hint="default" w:asciiTheme="minorAscii" w:hAnsiTheme="minorAscii" w:eastAsiaTheme="minorEastAsia"/>
+                <w:rFonts w:asciiTheme="minorAscii" w:eastAsiaTheme="minorEastAsia" w:hAnsiTheme="minorAscii" w:hint="default"/>
                 <w:spacing w:val="227"/>
                 <w:sz w:val="21"/>
                 <w:vertAlign w:val="baseline"/>
@@ -542,7 +485,7 @@
               <w:snapToGrid w:val="0"/>
               <w:textAlignment w:val="baseline"/>
               <w:rPr>
-                <w:rFonts w:hint="default" w:ascii="Arial" w:hAnsi="Arial" w:eastAsia="Arial" w:cs="Arial"/>
+                <w:rFonts w:ascii="Arial" w:eastAsia="Arial" w:hAnsi="Arial" w:cs="Arial" w:hint="default"/>
                 <w:snapToGrid w:val="0"/>
                 <w:color w:val="000000"/>
                 <w:kern w:val="0"/>
@@ -560,8 +503,8 @@
               </w:rPr>
               <w:t>审核</w:t>
             </w:r>
-            <w:bookmarkStart w:id="5" w:name="_GoBack"/>
-            <w:bookmarkEnd w:id="5"/>
+            <w:bookmarkStart w:id="2" w:name="_GoBack"/>
+            <w:bookmarkEnd w:id="2"/>
             <w:r>
               <w:rPr>
                 <w:rFonts w:hint="eastAsia"/>
@@ -572,7 +515,7 @@
             </w:r>
             <w:r>
               <w:rPr>
-                <w:rFonts w:hint="eastAsia" w:asciiTheme="minorAscii" w:hAnsiTheme="minorAscii" w:eastAsiaTheme="minorEastAsia"/>
+                <w:rFonts w:asciiTheme="minorAscii" w:eastAsiaTheme="minorEastAsia" w:hAnsiTheme="minorAscii" w:hint="eastAsia"/>
                 <w:spacing w:val="227"/>
                 <w:sz w:val="21"/>
                 <w:vertAlign w:val="baseline"/>
@@ -594,14 +537,8 @@
       </w:tr>
       <w:tr>
         <w:tblPrEx>
-          <w:tblBorders>
-            <w:top w:val="none" w:color="auto" w:sz="0" w:space="0"/>
-            <w:left w:val="none" w:color="auto" w:sz="0" w:space="0"/>
-            <w:bottom w:val="none" w:color="auto" w:sz="0" w:space="0"/>
-            <w:right w:val="none" w:color="auto" w:sz="0" w:space="0"/>
-            <w:insideH w:val="none" w:color="auto" w:sz="0" w:space="0"/>
-            <w:insideV w:val="none" w:color="auto" w:sz="0" w:space="0"/>
-          </w:tblBorders>
+          <w:tblW w:w="0" w:type="auto"/>
+          <w:jc w:val="center"/>
           <w:tblCellMar>
             <w:top w:w="0" w:type="dxa"/>
             <w:left w:w="108" w:type="dxa"/>
@@ -610,7 +547,7 @@
           </w:tblCellMar>
         </w:tblPrEx>
         <w:trPr>
-          <w:trHeight w:val="635" w:hRule="atLeast"/>
+          <w:trHeight w:val="635"/>
           <w:jc w:val="center"/>
         </w:trPr>
         <w:tc>
@@ -648,31 +585,6 @@
               </w:rPr>
               <w:t>批准人:宋海滨</w:t>
             </w:r>
-            <w:r>
-              <w:rPr>
-                <w:rFonts w:hint="eastAsia"/>
-                <w:spacing w:val="1"/>
-                <w:kern w:val="0"/>
-                <w:vertAlign w:val="baseline"/>
-                <w:lang w:val="en-US" w:eastAsia="zh-CN"/>
-              </w:rPr>
-            </w:r>
-            <w:r>
-              <w:rPr>
-                <w:rFonts w:hint="eastAsia" w:asciiTheme="minorAscii" w:hAnsiTheme="minorAscii" w:eastAsiaTheme="minorEastAsia"/>
-                <w:spacing w:val="227"/>
-                <w:sz w:val="21"/>
-                <w:vertAlign w:val="baseline"/>
-                <w:lang w:val="en-US" w:eastAsia="zh-CN"/>
-              </w:rPr>
-            </w:r>
-            <w:r>
-              <w:rPr>
-                <w:rFonts w:hint="eastAsia"/>
-                <w:u w:val="single"/>
-                <w:lang w:val="en-US" w:eastAsia="zh-CN"/>
-              </w:rPr>
-            </w:r>
           </w:p>
         </w:tc>
         <w:tc>
@@ -710,7 +622,7 @@
             </w:r>
             <w:r>
               <w:rPr>
-                <w:rFonts w:hint="eastAsia" w:asciiTheme="minorAscii" w:hAnsiTheme="minorAscii" w:eastAsiaTheme="minorEastAsia"/>
+                <w:rFonts w:asciiTheme="minorAscii" w:eastAsiaTheme="minorEastAsia" w:hAnsiTheme="minorAscii" w:hint="eastAsia"/>
                 <w:spacing w:val="227"/>
                 <w:sz w:val="21"/>
                 <w:vertAlign w:val="baseline"/>
@@ -769,14 +681,14 @@
         <w:ind w:left="3634"/>
         <w:textAlignment w:val="baseline"/>
         <w:rPr>
-          <w:rFonts w:ascii="宋体" w:hAnsi="宋体" w:eastAsia="宋体" w:cs="宋体"/>
+          <w:rFonts w:ascii="宋体" w:eastAsia="宋体" w:hAnsi="宋体" w:cs="宋体"/>
           <w:sz w:val="31"/>
           <w:szCs w:val="31"/>
         </w:rPr>
       </w:pPr>
       <w:r>
         <w:rPr>
-          <w:rFonts w:ascii="宋体" w:hAnsi="宋体" w:eastAsia="宋体" w:cs="宋体"/>
+          <w:rFonts w:ascii="宋体" w:eastAsia="宋体" w:hAnsi="宋体" w:cs="宋体"/>
           <w:b/>
           <w:bCs/>
           <w:spacing w:val="4"/>
@@ -788,16 +700,16 @@
     </w:p>
     <w:tbl>
       <w:tblPr>
-        <w:tblStyle w:val="26"/>
+        <w:tblStyle w:val="TableNormal0"/>
         <w:tblW w:w="7137" w:type="dxa"/>
         <w:jc w:val="center"/>
         <w:tblBorders>
-          <w:top w:val="single" w:color="000000" w:sz="2" w:space="0"/>
-          <w:left w:val="single" w:color="000000" w:sz="2" w:space="0"/>
-          <w:bottom w:val="single" w:color="000000" w:sz="2" w:space="0"/>
-          <w:right w:val="single" w:color="000000" w:sz="2" w:space="0"/>
-          <w:insideH w:val="single" w:color="000000" w:sz="2" w:space="0"/>
-          <w:insideV w:val="single" w:color="000000" w:sz="2" w:space="0"/>
+          <w:top w:val="single" w:sz="2" w:space="0" w:color="000000"/>
+          <w:left w:val="single" w:sz="2" w:space="0" w:color="000000"/>
+          <w:bottom w:val="single" w:sz="2" w:space="0" w:color="000000"/>
+          <w:right w:val="single" w:sz="2" w:space="0" w:color="000000"/>
+          <w:insideH w:val="single" w:sz="2" w:space="0" w:color="000000"/>
+          <w:insideV w:val="single" w:sz="2" w:space="0" w:color="000000"/>
         </w:tblBorders>
         <w:tblLayout w:type="fixed"/>
         <w:tblCellMar>
@@ -815,14 +727,17 @@
       </w:tblGrid>
       <w:tr>
         <w:tblPrEx>
+          <w:tblW w:w="7137" w:type="dxa"/>
+          <w:jc w:val="center"/>
           <w:tblBorders>
-            <w:top w:val="single" w:color="000000" w:sz="2" w:space="0"/>
-            <w:left w:val="single" w:color="000000" w:sz="2" w:space="0"/>
-            <w:bottom w:val="single" w:color="000000" w:sz="2" w:space="0"/>
-            <w:right w:val="single" w:color="000000" w:sz="2" w:space="0"/>
-            <w:insideH w:val="single" w:color="000000" w:sz="2" w:space="0"/>
-            <w:insideV w:val="single" w:color="000000" w:sz="2" w:space="0"/>
+            <w:top w:val="single" w:sz="2" w:space="0" w:color="000000"/>
+            <w:left w:val="single" w:sz="2" w:space="0" w:color="000000"/>
+            <w:bottom w:val="single" w:sz="2" w:space="0" w:color="000000"/>
+            <w:right w:val="single" w:sz="2" w:space="0" w:color="000000"/>
+            <w:insideH w:val="single" w:sz="2" w:space="0" w:color="000000"/>
+            <w:insideV w:val="single" w:sz="2" w:space="0" w:color="000000"/>
           </w:tblBorders>
+          <w:tblLayout w:type="fixed"/>
           <w:tblCellMar>
             <w:top w:w="0" w:type="dxa"/>
             <w:left w:w="0" w:type="dxa"/>
@@ -831,7 +746,7 @@
           </w:tblCellMar>
         </w:tblPrEx>
         <w:trPr>
-          <w:trHeight w:val="593" w:hRule="atLeast"/>
+          <w:trHeight w:val="593"/>
           <w:jc w:val="center"/>
         </w:trPr>
         <w:tc>
@@ -853,18 +768,18 @@
               <w:adjustRightInd w:val="0"/>
               <w:snapToGrid w:val="0"/>
               <w:spacing w:before="176" w:line="228" w:lineRule="auto"/>
-              <w:ind w:left="0" w:leftChars="0" w:right="0" w:rightChars="0" w:firstLine="0" w:firstLineChars="0"/>
+              <w:ind w:left="0" w:right="0" w:firstLine="0" w:leftChars="0" w:rightChars="0" w:firstLineChars="0"/>
               <w:jc w:val="center"/>
               <w:textAlignment w:val="baseline"/>
               <w:rPr>
-                <w:rFonts w:ascii="宋体" w:hAnsi="宋体" w:eastAsia="宋体" w:cs="宋体"/>
+                <w:rFonts w:ascii="宋体" w:eastAsia="宋体" w:hAnsi="宋体" w:cs="宋体"/>
                 <w:sz w:val="20"/>
                 <w:szCs w:val="20"/>
               </w:rPr>
             </w:pPr>
             <w:r>
               <w:rPr>
-                <w:rFonts w:ascii="宋体" w:hAnsi="宋体" w:eastAsia="宋体" w:cs="宋体"/>
+                <w:rFonts w:ascii="宋体" w:eastAsia="宋体" w:hAnsi="宋体" w:cs="宋体"/>
                 <w:spacing w:val="-14"/>
                 <w:sz w:val="20"/>
                 <w:szCs w:val="20"/>
@@ -892,18 +807,18 @@
               <w:adjustRightInd w:val="0"/>
               <w:snapToGrid w:val="0"/>
               <w:spacing w:before="175" w:line="227" w:lineRule="auto"/>
-              <w:ind w:left="0" w:leftChars="0" w:right="0" w:rightChars="0" w:firstLine="0" w:firstLineChars="0"/>
+              <w:ind w:left="0" w:right="0" w:firstLine="0" w:leftChars="0" w:rightChars="0" w:firstLineChars="0"/>
               <w:jc w:val="center"/>
               <w:textAlignment w:val="baseline"/>
               <w:rPr>
-                <w:rFonts w:ascii="宋体" w:hAnsi="宋体" w:eastAsia="宋体" w:cs="宋体"/>
+                <w:rFonts w:ascii="宋体" w:eastAsia="宋体" w:hAnsi="宋体" w:cs="宋体"/>
                 <w:sz w:val="20"/>
                 <w:szCs w:val="20"/>
               </w:rPr>
             </w:pPr>
             <w:r>
               <w:rPr>
-                <w:rFonts w:ascii="宋体" w:hAnsi="宋体" w:eastAsia="宋体" w:cs="宋体"/>
+                <w:rFonts w:ascii="宋体" w:eastAsia="宋体" w:hAnsi="宋体" w:cs="宋体"/>
                 <w:spacing w:val="4"/>
                 <w:sz w:val="20"/>
                 <w:szCs w:val="20"/>
@@ -931,18 +846,18 @@
               <w:adjustRightInd w:val="0"/>
               <w:snapToGrid w:val="0"/>
               <w:spacing w:before="175" w:line="228" w:lineRule="auto"/>
-              <w:ind w:left="0" w:leftChars="0" w:right="0" w:rightChars="0" w:firstLine="0" w:firstLineChars="0"/>
+              <w:ind w:left="0" w:right="0" w:firstLine="0" w:leftChars="0" w:rightChars="0" w:firstLineChars="0"/>
               <w:jc w:val="center"/>
               <w:textAlignment w:val="baseline"/>
               <w:rPr>
-                <w:rFonts w:ascii="宋体" w:hAnsi="宋体" w:eastAsia="宋体" w:cs="宋体"/>
+                <w:rFonts w:ascii="宋体" w:eastAsia="宋体" w:hAnsi="宋体" w:cs="宋体"/>
                 <w:sz w:val="20"/>
                 <w:szCs w:val="20"/>
               </w:rPr>
             </w:pPr>
             <w:r>
               <w:rPr>
-                <w:rFonts w:ascii="宋体" w:hAnsi="宋体" w:eastAsia="宋体" w:cs="宋体"/>
+                <w:rFonts w:ascii="宋体" w:eastAsia="宋体" w:hAnsi="宋体" w:cs="宋体"/>
                 <w:spacing w:val="7"/>
                 <w:sz w:val="20"/>
                 <w:szCs w:val="20"/>
@@ -970,18 +885,18 @@
               <w:adjustRightInd w:val="0"/>
               <w:snapToGrid w:val="0"/>
               <w:spacing w:before="176" w:line="229" w:lineRule="auto"/>
-              <w:ind w:left="0" w:leftChars="0" w:right="0" w:rightChars="0" w:firstLine="0" w:firstLineChars="0"/>
+              <w:ind w:left="0" w:right="0" w:firstLine="0" w:leftChars="0" w:rightChars="0" w:firstLineChars="0"/>
               <w:jc w:val="center"/>
               <w:textAlignment w:val="baseline"/>
               <w:rPr>
-                <w:rFonts w:ascii="宋体" w:hAnsi="宋体" w:eastAsia="宋体" w:cs="宋体"/>
+                <w:rFonts w:ascii="宋体" w:eastAsia="宋体" w:hAnsi="宋体" w:cs="宋体"/>
                 <w:sz w:val="20"/>
                 <w:szCs w:val="20"/>
               </w:rPr>
             </w:pPr>
             <w:r>
               <w:rPr>
-                <w:rFonts w:ascii="宋体" w:hAnsi="宋体" w:eastAsia="宋体" w:cs="宋体"/>
+                <w:rFonts w:ascii="宋体" w:eastAsia="宋体" w:hAnsi="宋体" w:cs="宋体"/>
                 <w:spacing w:val="7"/>
                 <w:sz w:val="20"/>
                 <w:szCs w:val="20"/>
@@ -993,14 +908,9 @@
       </w:tr>
       <w:tr>
         <w:tblPrEx>
-          <w:tblBorders>
-            <w:top w:val="single" w:color="000000" w:sz="2" w:space="0"/>
-            <w:left w:val="single" w:color="000000" w:sz="2" w:space="0"/>
-            <w:bottom w:val="single" w:color="000000" w:sz="2" w:space="0"/>
-            <w:right w:val="single" w:color="000000" w:sz="2" w:space="0"/>
-            <w:insideH w:val="single" w:color="000000" w:sz="2" w:space="0"/>
-            <w:insideV w:val="single" w:color="000000" w:sz="2" w:space="0"/>
-          </w:tblBorders>
+          <w:tblW w:w="7137" w:type="dxa"/>
+          <w:jc w:val="center"/>
+          <w:tblLayout w:type="fixed"/>
           <w:tblCellMar>
             <w:top w:w="0" w:type="dxa"/>
             <w:left w:w="0" w:type="dxa"/>
@@ -1009,7 +919,7 @@
           </w:tblCellMar>
         </w:tblPrEx>
         <w:trPr>
-          <w:trHeight w:val="516" w:hRule="atLeast"/>
+          <w:trHeight w:val="516"/>
           <w:jc w:val="center"/>
         </w:trPr>
         <w:tc>
@@ -1031,11 +941,11 @@
               <w:adjustRightInd w:val="0"/>
               <w:snapToGrid w:val="0"/>
               <w:spacing w:before="173" w:line="267" w:lineRule="exact"/>
-              <w:ind w:left="0" w:leftChars="0" w:right="0" w:rightChars="0" w:firstLine="0" w:firstLineChars="0"/>
+              <w:ind w:left="0" w:right="0" w:firstLine="0" w:leftChars="0" w:rightChars="0" w:firstLineChars="0"/>
               <w:jc w:val="center"/>
               <w:textAlignment w:val="baseline"/>
               <w:rPr>
-                <w:rFonts w:hint="default" w:ascii="宋体" w:hAnsi="宋体" w:eastAsia="宋体" w:cs="宋体"/>
+                <w:rFonts w:ascii="宋体" w:eastAsia="宋体" w:hAnsi="宋体" w:cs="宋体" w:hint="default"/>
                 <w:sz w:val="20"/>
                 <w:szCs w:val="20"/>
                 <w:lang w:val="en-US" w:eastAsia="zh-CN"/>
@@ -1043,7 +953,7 @@
             </w:pPr>
             <w:r>
               <w:rPr>
-                <w:rFonts w:ascii="宋体" w:hAnsi="宋体" w:eastAsia="宋体" w:cs="宋体"/>
+                <w:rFonts w:ascii="宋体" w:eastAsia="宋体" w:hAnsi="宋体" w:cs="宋体"/>
                 <w:spacing w:val="3"/>
                 <w:position w:val="1"/>
                 <w:sz w:val="20"/>
@@ -1053,7 +963,7 @@
             </w:r>
             <w:r>
               <w:rPr>
-                <w:rFonts w:hint="eastAsia" w:ascii="宋体" w:hAnsi="宋体" w:cs="宋体"/>
+                <w:rFonts w:ascii="宋体" w:hAnsi="宋体" w:cs="宋体" w:hint="eastAsia"/>
                 <w:spacing w:val="3"/>
                 <w:position w:val="1"/>
                 <w:sz w:val="20"/>
@@ -1083,18 +993,18 @@
               <w:adjustRightInd w:val="0"/>
               <w:snapToGrid w:val="0"/>
               <w:spacing w:before="173" w:line="267" w:lineRule="exact"/>
-              <w:ind w:left="0" w:leftChars="0" w:right="0" w:rightChars="0" w:firstLine="0" w:firstLineChars="0"/>
+              <w:ind w:left="0" w:right="0" w:firstLine="0" w:leftChars="0" w:rightChars="0" w:firstLineChars="0"/>
               <w:jc w:val="center"/>
               <w:textAlignment w:val="baseline"/>
               <w:rPr>
-                <w:rFonts w:ascii="宋体" w:hAnsi="宋体" w:eastAsia="宋体" w:cs="宋体"/>
+                <w:rFonts w:ascii="宋体" w:eastAsia="宋体" w:hAnsi="宋体" w:cs="宋体"/>
                 <w:sz w:val="20"/>
                 <w:szCs w:val="20"/>
               </w:rPr>
             </w:pPr>
             <w:r>
               <w:rPr>
-                <w:rFonts w:ascii="宋体" w:hAnsi="宋体" w:eastAsia="宋体" w:cs="宋体"/>
+                <w:rFonts w:ascii="宋体" w:eastAsia="宋体" w:hAnsi="宋体" w:cs="宋体"/>
                 <w:spacing w:val="4"/>
                 <w:position w:val="1"/>
                 <w:sz w:val="20"/>
@@ -1123,18 +1033,18 @@
               <w:adjustRightInd w:val="0"/>
               <w:snapToGrid w:val="0"/>
               <w:spacing w:before="172" w:line="228" w:lineRule="auto"/>
-              <w:ind w:left="0" w:leftChars="0" w:right="0" w:rightChars="0" w:firstLine="0" w:firstLineChars="0"/>
+              <w:ind w:left="0" w:right="0" w:firstLine="0" w:leftChars="0" w:rightChars="0" w:firstLineChars="0"/>
               <w:jc w:val="center"/>
               <w:textAlignment w:val="baseline"/>
               <w:rPr>
-                <w:rFonts w:ascii="宋体" w:hAnsi="宋体" w:eastAsia="宋体" w:cs="宋体"/>
+                <w:rFonts w:ascii="宋体" w:eastAsia="宋体" w:hAnsi="宋体" w:cs="宋体"/>
                 <w:sz w:val="20"/>
                 <w:szCs w:val="20"/>
               </w:rPr>
             </w:pPr>
             <w:r>
               <w:rPr>
-                <w:rFonts w:ascii="宋体" w:hAnsi="宋体" w:eastAsia="宋体" w:cs="宋体"/>
+                <w:rFonts w:ascii="宋体" w:eastAsia="宋体" w:hAnsi="宋体" w:cs="宋体"/>
                 <w:spacing w:val="7"/>
                 <w:sz w:val="20"/>
                 <w:szCs w:val="20"/>
@@ -1162,11 +1072,11 @@
               <w:adjustRightInd w:val="0"/>
               <w:snapToGrid w:val="0"/>
               <w:spacing w:before="173" w:line="229" w:lineRule="auto"/>
-              <w:ind w:left="0" w:leftChars="0" w:right="0" w:rightChars="0" w:firstLine="0" w:firstLineChars="0"/>
+              <w:ind w:left="0" w:right="0" w:firstLine="0" w:leftChars="0" w:rightChars="0" w:firstLineChars="0"/>
               <w:jc w:val="center"/>
               <w:textAlignment w:val="baseline"/>
               <w:rPr>
-                <w:rFonts w:ascii="宋体" w:hAnsi="宋体" w:eastAsia="宋体" w:cs="宋体"/>
+                <w:rFonts w:ascii="宋体" w:eastAsia="宋体" w:hAnsi="宋体" w:cs="宋体"/>
                 <w:sz w:val="20"/>
                 <w:szCs w:val="20"/>
               </w:rPr>
@@ -1183,14 +1093,9 @@
       </w:tr>
       <w:tr>
         <w:tblPrEx>
-          <w:tblBorders>
-            <w:top w:val="single" w:color="000000" w:sz="2" w:space="0"/>
-            <w:left w:val="single" w:color="000000" w:sz="2" w:space="0"/>
-            <w:bottom w:val="single" w:color="000000" w:sz="2" w:space="0"/>
-            <w:right w:val="single" w:color="000000" w:sz="2" w:space="0"/>
-            <w:insideH w:val="single" w:color="000000" w:sz="2" w:space="0"/>
-            <w:insideV w:val="single" w:color="000000" w:sz="2" w:space="0"/>
-          </w:tblBorders>
+          <w:tblW w:w="7137" w:type="dxa"/>
+          <w:jc w:val="center"/>
+          <w:tblLayout w:type="fixed"/>
           <w:tblCellMar>
             <w:top w:w="0" w:type="dxa"/>
             <w:left w:w="0" w:type="dxa"/>
@@ -1199,7 +1104,7 @@
           </w:tblCellMar>
         </w:tblPrEx>
         <w:trPr>
-          <w:trHeight w:val="556" w:hRule="atLeast"/>
+          <w:trHeight w:val="556"/>
           <w:jc w:val="center"/>
         </w:trPr>
         <w:tc>
@@ -1208,7 +1113,7 @@
           </w:tcPr>
           <w:p>
             <w:pPr>
-              <w:pStyle w:val="27"/>
+              <w:pStyle w:val="TableText"/>
               <w:keepNext w:val="0"/>
               <w:keepLines w:val="0"/>
               <w:pageBreakBefore w:val="0"/>
@@ -1221,7 +1126,7 @@
               <w:bidi w:val="0"/>
               <w:adjustRightInd w:val="0"/>
               <w:snapToGrid w:val="0"/>
-              <w:ind w:left="0" w:leftChars="0" w:right="0" w:rightChars="0" w:firstLine="0" w:firstLineChars="0"/>
+              <w:ind w:left="0" w:right="0" w:firstLine="0" w:leftChars="0" w:rightChars="0" w:firstLineChars="0"/>
               <w:jc w:val="center"/>
               <w:textAlignment w:val="baseline"/>
             </w:pPr>
@@ -1233,7 +1138,7 @@
           </w:tcPr>
           <w:p>
             <w:pPr>
-              <w:pStyle w:val="27"/>
+              <w:pStyle w:val="TableText"/>
               <w:keepNext w:val="0"/>
               <w:keepLines w:val="0"/>
               <w:pageBreakBefore w:val="0"/>
@@ -1246,7 +1151,7 @@
               <w:bidi w:val="0"/>
               <w:adjustRightInd w:val="0"/>
               <w:snapToGrid w:val="0"/>
-              <w:ind w:left="0" w:leftChars="0" w:right="0" w:rightChars="0" w:firstLine="0" w:firstLineChars="0"/>
+              <w:ind w:left="0" w:right="0" w:firstLine="0" w:leftChars="0" w:rightChars="0" w:firstLineChars="0"/>
               <w:jc w:val="center"/>
               <w:textAlignment w:val="baseline"/>
             </w:pPr>
@@ -1258,7 +1163,7 @@
           </w:tcPr>
           <w:p>
             <w:pPr>
-              <w:pStyle w:val="27"/>
+              <w:pStyle w:val="TableText"/>
               <w:keepNext w:val="0"/>
               <w:keepLines w:val="0"/>
               <w:pageBreakBefore w:val="0"/>
@@ -1271,7 +1176,7 @@
               <w:bidi w:val="0"/>
               <w:adjustRightInd w:val="0"/>
               <w:snapToGrid w:val="0"/>
-              <w:ind w:left="0" w:leftChars="0" w:right="0" w:rightChars="0" w:firstLine="0" w:firstLineChars="0"/>
+              <w:ind w:left="0" w:right="0" w:firstLine="0" w:leftChars="0" w:rightChars="0" w:firstLineChars="0"/>
               <w:jc w:val="center"/>
               <w:textAlignment w:val="baseline"/>
             </w:pPr>
@@ -1283,7 +1188,7 @@
           </w:tcPr>
           <w:p>
             <w:pPr>
-              <w:pStyle w:val="27"/>
+              <w:pStyle w:val="TableText"/>
               <w:keepNext w:val="0"/>
               <w:keepLines w:val="0"/>
               <w:pageBreakBefore w:val="0"/>
@@ -1296,7 +1201,7 @@
               <w:bidi w:val="0"/>
               <w:adjustRightInd w:val="0"/>
               <w:snapToGrid w:val="0"/>
-              <w:ind w:left="0" w:leftChars="0" w:right="0" w:rightChars="0" w:firstLine="0" w:firstLineChars="0"/>
+              <w:ind w:left="0" w:right="0" w:firstLine="0" w:leftChars="0" w:rightChars="0" w:firstLineChars="0"/>
               <w:jc w:val="center"/>
               <w:textAlignment w:val="baseline"/>
             </w:pPr>
@@ -1305,14 +1210,9 @@
       </w:tr>
       <w:tr>
         <w:tblPrEx>
-          <w:tblBorders>
-            <w:top w:val="single" w:color="000000" w:sz="2" w:space="0"/>
-            <w:left w:val="single" w:color="000000" w:sz="2" w:space="0"/>
-            <w:bottom w:val="single" w:color="000000" w:sz="2" w:space="0"/>
-            <w:right w:val="single" w:color="000000" w:sz="2" w:space="0"/>
-            <w:insideH w:val="single" w:color="000000" w:sz="2" w:space="0"/>
-            <w:insideV w:val="single" w:color="000000" w:sz="2" w:space="0"/>
-          </w:tblBorders>
+          <w:tblW w:w="7137" w:type="dxa"/>
+          <w:jc w:val="center"/>
+          <w:tblLayout w:type="fixed"/>
           <w:tblCellMar>
             <w:top w:w="0" w:type="dxa"/>
             <w:left w:w="0" w:type="dxa"/>
@@ -1321,7 +1221,7 @@
           </w:tblCellMar>
         </w:tblPrEx>
         <w:trPr>
-          <w:trHeight w:val="556" w:hRule="atLeast"/>
+          <w:trHeight w:val="556"/>
           <w:jc w:val="center"/>
         </w:trPr>
         <w:tc>
@@ -1330,7 +1230,7 @@
           </w:tcPr>
           <w:p>
             <w:pPr>
-              <w:pStyle w:val="27"/>
+              <w:pStyle w:val="TableText"/>
               <w:keepNext w:val="0"/>
               <w:keepLines w:val="0"/>
               <w:pageBreakBefore w:val="0"/>
@@ -1343,7 +1243,7 @@
               <w:bidi w:val="0"/>
               <w:adjustRightInd w:val="0"/>
               <w:snapToGrid w:val="0"/>
-              <w:ind w:left="0" w:leftChars="0" w:right="0" w:rightChars="0" w:firstLine="0" w:firstLineChars="0"/>
+              <w:ind w:left="0" w:right="0" w:firstLine="0" w:leftChars="0" w:rightChars="0" w:firstLineChars="0"/>
               <w:jc w:val="center"/>
               <w:textAlignment w:val="baseline"/>
             </w:pPr>
@@ -1355,7 +1255,7 @@
           </w:tcPr>
           <w:p>
             <w:pPr>
-              <w:pStyle w:val="27"/>
+              <w:pStyle w:val="TableText"/>
               <w:keepNext w:val="0"/>
               <w:keepLines w:val="0"/>
               <w:pageBreakBefore w:val="0"/>
@@ -1368,7 +1268,7 @@
               <w:bidi w:val="0"/>
               <w:adjustRightInd w:val="0"/>
               <w:snapToGrid w:val="0"/>
-              <w:ind w:left="0" w:leftChars="0" w:right="0" w:rightChars="0" w:firstLine="0" w:firstLineChars="0"/>
+              <w:ind w:left="0" w:right="0" w:firstLine="0" w:leftChars="0" w:rightChars="0" w:firstLineChars="0"/>
               <w:jc w:val="center"/>
               <w:textAlignment w:val="baseline"/>
             </w:pPr>
@@ -1380,7 +1280,7 @@
           </w:tcPr>
           <w:p>
             <w:pPr>
-              <w:pStyle w:val="27"/>
+              <w:pStyle w:val="TableText"/>
               <w:keepNext w:val="0"/>
               <w:keepLines w:val="0"/>
               <w:pageBreakBefore w:val="0"/>
@@ -1393,7 +1293,7 @@
               <w:bidi w:val="0"/>
               <w:adjustRightInd w:val="0"/>
               <w:snapToGrid w:val="0"/>
-              <w:ind w:left="0" w:leftChars="0" w:right="0" w:rightChars="0" w:firstLine="0" w:firstLineChars="0"/>
+              <w:ind w:left="0" w:right="0" w:firstLine="0" w:leftChars="0" w:rightChars="0" w:firstLineChars="0"/>
               <w:jc w:val="center"/>
               <w:textAlignment w:val="baseline"/>
             </w:pPr>
@@ -1405,7 +1305,7 @@
           </w:tcPr>
           <w:p>
             <w:pPr>
-              <w:pStyle w:val="27"/>
+              <w:pStyle w:val="TableText"/>
               <w:keepNext w:val="0"/>
               <w:keepLines w:val="0"/>
               <w:pageBreakBefore w:val="0"/>
@@ -1418,7 +1318,7 @@
               <w:bidi w:val="0"/>
               <w:adjustRightInd w:val="0"/>
               <w:snapToGrid w:val="0"/>
-              <w:ind w:left="0" w:leftChars="0" w:right="0" w:rightChars="0" w:firstLine="0" w:firstLineChars="0"/>
+              <w:ind w:left="0" w:right="0" w:firstLine="0" w:leftChars="0" w:rightChars="0" w:firstLineChars="0"/>
               <w:jc w:val="center"/>
               <w:textAlignment w:val="baseline"/>
             </w:pPr>
@@ -1427,14 +1327,9 @@
       </w:tr>
       <w:tr>
         <w:tblPrEx>
-          <w:tblBorders>
-            <w:top w:val="single" w:color="000000" w:sz="2" w:space="0"/>
-            <w:left w:val="single" w:color="000000" w:sz="2" w:space="0"/>
-            <w:bottom w:val="single" w:color="000000" w:sz="2" w:space="0"/>
-            <w:right w:val="single" w:color="000000" w:sz="2" w:space="0"/>
-            <w:insideH w:val="single" w:color="000000" w:sz="2" w:space="0"/>
-            <w:insideV w:val="single" w:color="000000" w:sz="2" w:space="0"/>
-          </w:tblBorders>
+          <w:tblW w:w="7137" w:type="dxa"/>
+          <w:jc w:val="center"/>
+          <w:tblLayout w:type="fixed"/>
           <w:tblCellMar>
             <w:top w:w="0" w:type="dxa"/>
             <w:left w:w="0" w:type="dxa"/>
@@ -1443,7 +1338,7 @@
           </w:tblCellMar>
         </w:tblPrEx>
         <w:trPr>
-          <w:trHeight w:val="557" w:hRule="atLeast"/>
+          <w:trHeight w:val="557"/>
           <w:jc w:val="center"/>
         </w:trPr>
         <w:tc>
@@ -1452,7 +1347,7 @@
           </w:tcPr>
           <w:p>
             <w:pPr>
-              <w:pStyle w:val="27"/>
+              <w:pStyle w:val="TableText"/>
               <w:keepNext w:val="0"/>
               <w:keepLines w:val="0"/>
               <w:pageBreakBefore w:val="0"/>
@@ -1465,7 +1360,7 @@
               <w:bidi w:val="0"/>
               <w:adjustRightInd w:val="0"/>
               <w:snapToGrid w:val="0"/>
-              <w:ind w:left="0" w:leftChars="0" w:right="0" w:rightChars="0" w:firstLine="0" w:firstLineChars="0"/>
+              <w:ind w:left="0" w:right="0" w:firstLine="0" w:leftChars="0" w:rightChars="0" w:firstLineChars="0"/>
               <w:jc w:val="center"/>
               <w:textAlignment w:val="baseline"/>
             </w:pPr>
@@ -1477,7 +1372,7 @@
           </w:tcPr>
           <w:p>
             <w:pPr>
-              <w:pStyle w:val="27"/>
+              <w:pStyle w:val="TableText"/>
               <w:keepNext w:val="0"/>
               <w:keepLines w:val="0"/>
               <w:pageBreakBefore w:val="0"/>
@@ -1490,7 +1385,7 @@
               <w:bidi w:val="0"/>
               <w:adjustRightInd w:val="0"/>
               <w:snapToGrid w:val="0"/>
-              <w:ind w:left="0" w:leftChars="0" w:right="0" w:rightChars="0" w:firstLine="0" w:firstLineChars="0"/>
+              <w:ind w:left="0" w:right="0" w:firstLine="0" w:leftChars="0" w:rightChars="0" w:firstLineChars="0"/>
               <w:jc w:val="center"/>
               <w:textAlignment w:val="baseline"/>
             </w:pPr>
@@ -1502,7 +1397,7 @@
           </w:tcPr>
           <w:p>
             <w:pPr>
-              <w:pStyle w:val="27"/>
+              <w:pStyle w:val="TableText"/>
               <w:keepNext w:val="0"/>
               <w:keepLines w:val="0"/>
               <w:pageBreakBefore w:val="0"/>
@@ -1515,7 +1410,7 @@
               <w:bidi w:val="0"/>
               <w:adjustRightInd w:val="0"/>
               <w:snapToGrid w:val="0"/>
-              <w:ind w:left="0" w:leftChars="0" w:right="0" w:rightChars="0" w:firstLine="0" w:firstLineChars="0"/>
+              <w:ind w:left="0" w:right="0" w:firstLine="0" w:leftChars="0" w:rightChars="0" w:firstLineChars="0"/>
               <w:jc w:val="center"/>
               <w:textAlignment w:val="baseline"/>
             </w:pPr>
@@ -1527,7 +1422,7 @@
           </w:tcPr>
           <w:p>
             <w:pPr>
-              <w:pStyle w:val="27"/>
+              <w:pStyle w:val="TableText"/>
               <w:keepNext w:val="0"/>
               <w:keepLines w:val="0"/>
               <w:pageBreakBefore w:val="0"/>
@@ -1540,7 +1435,7 @@
               <w:bidi w:val="0"/>
               <w:adjustRightInd w:val="0"/>
               <w:snapToGrid w:val="0"/>
-              <w:ind w:left="0" w:leftChars="0" w:right="0" w:rightChars="0" w:firstLine="0" w:firstLineChars="0"/>
+              <w:ind w:left="0" w:right="0" w:firstLine="0" w:leftChars="0" w:rightChars="0" w:firstLineChars="0"/>
               <w:jc w:val="center"/>
               <w:textAlignment w:val="baseline"/>
             </w:pPr>
@@ -1571,7 +1466,7 @@
     <w:sdt>
       <w:sdtPr>
         <w:rPr>
-          <w:rFonts w:hint="eastAsia" w:ascii="宋体" w:hAnsi="宋体" w:eastAsia="宋体" w:cs="宋体"/>
+          <w:rFonts w:ascii="宋体" w:eastAsia="宋体" w:hAnsi="宋体" w:cs="宋体" w:hint="eastAsia"/>
           <w:snapToGrid w:val="0"/>
           <w:color w:val="000000"/>
           <w:kern w:val="0"/>
@@ -1587,7 +1482,7 @@
       </w:sdtPr>
       <w:sdtEndPr>
         <w:rPr>
-          <w:rFonts w:hint="eastAsia" w:ascii="宋体" w:hAnsi="宋体" w:eastAsia="宋体" w:cs="宋体"/>
+          <w:rFonts w:ascii="宋体" w:eastAsia="宋体" w:hAnsi="宋体" w:cs="宋体" w:hint="eastAsia"/>
           <w:snapToGrid w:val="0"/>
           <w:color w:val="000000"/>
           <w:kern w:val="0"/>
@@ -1613,18 +1508,18 @@
             <w:adjustRightInd w:val="0"/>
             <w:snapToGrid w:val="0"/>
             <w:spacing w:before="0" w:beforeLines="0" w:after="0" w:afterLines="0" w:line="312" w:lineRule="auto"/>
-            <w:ind w:left="0" w:leftChars="0" w:right="0" w:rightChars="0" w:firstLine="0" w:firstLineChars="0"/>
+            <w:ind w:left="0" w:right="0" w:firstLine="0" w:leftChars="0" w:rightChars="0" w:firstLineChars="0"/>
             <w:jc w:val="center"/>
             <w:textAlignment w:val="baseline"/>
             <w:rPr>
-              <w:rFonts w:hint="eastAsia" w:ascii="宋体" w:hAnsi="宋体" w:eastAsia="宋体" w:cs="宋体"/>
+              <w:rFonts w:ascii="宋体" w:eastAsia="宋体" w:hAnsi="宋体" w:cs="宋体" w:hint="eastAsia"/>
               <w:sz w:val="24"/>
               <w:szCs w:val="24"/>
             </w:rPr>
           </w:pPr>
           <w:r>
             <w:rPr>
-              <w:rFonts w:hint="eastAsia" w:ascii="宋体" w:hAnsi="宋体" w:eastAsia="宋体" w:cs="宋体"/>
+              <w:rFonts w:ascii="宋体" w:eastAsia="宋体" w:hAnsi="宋体" w:cs="宋体" w:hint="eastAsia"/>
               <w:sz w:val="24"/>
               <w:szCs w:val="24"/>
             </w:rPr>
@@ -1633,14 +1528,14 @@
         </w:p>
         <w:p>
           <w:pPr>
-            <w:pStyle w:val="16"/>
+            <w:pStyle w:val="TOC1"/>
             <w:tabs>
               <w:tab w:val="right" w:leader="dot" w:pos="8306"/>
             </w:tabs>
           </w:pPr>
           <w:r>
             <w:rPr>
-              <w:rFonts w:hint="eastAsia" w:ascii="宋体" w:hAnsi="宋体" w:eastAsia="宋体" w:cs="宋体"/>
+              <w:rFonts w:ascii="宋体" w:eastAsia="宋体" w:hAnsi="宋体" w:cs="宋体" w:hint="eastAsia"/>
               <w:sz w:val="24"/>
               <w:szCs w:val="24"/>
             </w:rPr>
@@ -1648,7 +1543,7 @@
           </w:r>
           <w:r>
             <w:rPr>
-              <w:rFonts w:hint="eastAsia" w:ascii="宋体" w:hAnsi="宋体" w:eastAsia="宋体" w:cs="宋体"/>
+              <w:rFonts w:ascii="宋体" w:eastAsia="宋体" w:hAnsi="宋体" w:cs="宋体" w:hint="eastAsia"/>
               <w:sz w:val="24"/>
               <w:szCs w:val="24"/>
             </w:rPr>
@@ -1656,7 +1551,7 @@
           </w:r>
           <w:r>
             <w:rPr>
-              <w:rFonts w:hint="eastAsia" w:ascii="宋体" w:hAnsi="宋体" w:eastAsia="宋体" w:cs="宋体"/>
+              <w:rFonts w:ascii="宋体" w:eastAsia="宋体" w:hAnsi="宋体" w:cs="宋体" w:hint="eastAsia"/>
               <w:sz w:val="24"/>
               <w:szCs w:val="24"/>
             </w:rPr>
@@ -1664,21 +1559,21 @@
           </w:r>
           <w:r>
             <w:rPr>
-              <w:rFonts w:hint="eastAsia" w:ascii="宋体" w:hAnsi="宋体" w:eastAsia="宋体" w:cs="宋体"/>
+              <w:rFonts w:ascii="宋体" w:eastAsia="宋体" w:hAnsi="宋体" w:cs="宋体" w:hint="eastAsia"/>
               <w:szCs w:val="24"/>
             </w:rPr>
             <w:fldChar w:fldCharType="begin"/>
           </w:r>
           <w:r>
             <w:rPr>
-              <w:rFonts w:hint="eastAsia" w:ascii="宋体" w:hAnsi="宋体" w:eastAsia="宋体" w:cs="宋体"/>
+              <w:rFonts w:ascii="宋体" w:eastAsia="宋体" w:hAnsi="宋体" w:cs="宋体" w:hint="eastAsia"/>
               <w:szCs w:val="24"/>
             </w:rPr>
             <w:instrText xml:space="preserve"> HYPERLINK \l _Toc22139 </w:instrText>
           </w:r>
           <w:r>
             <w:rPr>
-              <w:rFonts w:hint="eastAsia" w:ascii="宋体" w:hAnsi="宋体" w:eastAsia="宋体" w:cs="宋体"/>
+              <w:rFonts w:ascii="宋体" w:eastAsia="宋体" w:hAnsi="宋体" w:cs="宋体" w:hint="eastAsia"/>
               <w:szCs w:val="24"/>
             </w:rPr>
             <w:fldChar w:fldCharType="separate"/>
@@ -1710,7 +1605,7 @@
           </w:r>
           <w:r>
             <w:rPr>
-              <w:rFonts w:hint="eastAsia" w:ascii="宋体" w:hAnsi="宋体" w:eastAsia="宋体" w:cs="宋体"/>
+              <w:rFonts w:ascii="宋体" w:eastAsia="宋体" w:hAnsi="宋体" w:cs="宋体" w:hint="eastAsia"/>
               <w:szCs w:val="24"/>
             </w:rPr>
             <w:fldChar w:fldCharType="end"/>
@@ -1718,28 +1613,28 @@
         </w:p>
         <w:p>
           <w:pPr>
-            <w:pStyle w:val="16"/>
+            <w:pStyle w:val="TOC1"/>
             <w:tabs>
               <w:tab w:val="right" w:leader="dot" w:pos="8306"/>
             </w:tabs>
           </w:pPr>
           <w:r>
             <w:rPr>
-              <w:rFonts w:hint="eastAsia" w:ascii="宋体" w:hAnsi="宋体" w:eastAsia="宋体" w:cs="宋体"/>
+              <w:rFonts w:ascii="宋体" w:eastAsia="宋体" w:hAnsi="宋体" w:cs="宋体" w:hint="eastAsia"/>
               <w:szCs w:val="24"/>
             </w:rPr>
             <w:fldChar w:fldCharType="begin"/>
           </w:r>
           <w:r>
             <w:rPr>
-              <w:rFonts w:hint="eastAsia" w:ascii="宋体" w:hAnsi="宋体" w:eastAsia="宋体" w:cs="宋体"/>
+              <w:rFonts w:ascii="宋体" w:eastAsia="宋体" w:hAnsi="宋体" w:cs="宋体" w:hint="eastAsia"/>
               <w:szCs w:val="24"/>
             </w:rPr>
             <w:instrText xml:space="preserve"> HYPERLINK \l _Toc21883 </w:instrText>
           </w:r>
           <w:r>
             <w:rPr>
-              <w:rFonts w:hint="eastAsia" w:ascii="宋体" w:hAnsi="宋体" w:eastAsia="宋体" w:cs="宋体"/>
+              <w:rFonts w:ascii="宋体" w:eastAsia="宋体" w:hAnsi="宋体" w:cs="宋体" w:hint="eastAsia"/>
               <w:szCs w:val="24"/>
             </w:rPr>
             <w:fldChar w:fldCharType="separate"/>
@@ -1771,7 +1666,7 @@
           </w:r>
           <w:r>
             <w:rPr>
-              <w:rFonts w:hint="eastAsia" w:ascii="宋体" w:hAnsi="宋体" w:eastAsia="宋体" w:cs="宋体"/>
+              <w:rFonts w:ascii="宋体" w:eastAsia="宋体" w:hAnsi="宋体" w:cs="宋体" w:hint="eastAsia"/>
               <w:szCs w:val="24"/>
             </w:rPr>
             <w:fldChar w:fldCharType="end"/>
@@ -1779,28 +1674,28 @@
         </w:p>
         <w:p>
           <w:pPr>
-            <w:pStyle w:val="16"/>
+            <w:pStyle w:val="TOC1"/>
             <w:tabs>
               <w:tab w:val="right" w:leader="dot" w:pos="8306"/>
             </w:tabs>
           </w:pPr>
           <w:r>
             <w:rPr>
-              <w:rFonts w:hint="eastAsia" w:ascii="宋体" w:hAnsi="宋体" w:eastAsia="宋体" w:cs="宋体"/>
+              <w:rFonts w:ascii="宋体" w:eastAsia="宋体" w:hAnsi="宋体" w:cs="宋体" w:hint="eastAsia"/>
               <w:szCs w:val="24"/>
             </w:rPr>
             <w:fldChar w:fldCharType="begin"/>
           </w:r>
           <w:r>
             <w:rPr>
-              <w:rFonts w:hint="eastAsia" w:ascii="宋体" w:hAnsi="宋体" w:eastAsia="宋体" w:cs="宋体"/>
+              <w:rFonts w:ascii="宋体" w:eastAsia="宋体" w:hAnsi="宋体" w:cs="宋体" w:hint="eastAsia"/>
               <w:szCs w:val="24"/>
             </w:rPr>
             <w:instrText xml:space="preserve"> HYPERLINK \l _Toc27298 </w:instrText>
           </w:r>
           <w:r>
             <w:rPr>
-              <w:rFonts w:hint="eastAsia" w:ascii="宋体" w:hAnsi="宋体" w:eastAsia="宋体" w:cs="宋体"/>
+              <w:rFonts w:ascii="宋体" w:eastAsia="宋体" w:hAnsi="宋体" w:cs="宋体" w:hint="eastAsia"/>
               <w:szCs w:val="24"/>
             </w:rPr>
             <w:fldChar w:fldCharType="separate"/>
@@ -1839,7 +1734,7 @@
           </w:r>
           <w:r>
             <w:rPr>
-              <w:rFonts w:hint="eastAsia" w:ascii="宋体" w:hAnsi="宋体" w:eastAsia="宋体" w:cs="宋体"/>
+              <w:rFonts w:ascii="宋体" w:eastAsia="宋体" w:hAnsi="宋体" w:cs="宋体" w:hint="eastAsia"/>
               <w:szCs w:val="24"/>
             </w:rPr>
             <w:fldChar w:fldCharType="end"/>
@@ -1847,28 +1742,28 @@
         </w:p>
         <w:p>
           <w:pPr>
-            <w:pStyle w:val="16"/>
+            <w:pStyle w:val="TOC1"/>
             <w:tabs>
               <w:tab w:val="right" w:leader="dot" w:pos="8306"/>
             </w:tabs>
           </w:pPr>
           <w:r>
             <w:rPr>
-              <w:rFonts w:hint="eastAsia" w:ascii="宋体" w:hAnsi="宋体" w:eastAsia="宋体" w:cs="宋体"/>
+              <w:rFonts w:ascii="宋体" w:eastAsia="宋体" w:hAnsi="宋体" w:cs="宋体" w:hint="eastAsia"/>
               <w:szCs w:val="24"/>
             </w:rPr>
             <w:fldChar w:fldCharType="begin"/>
           </w:r>
           <w:r>
             <w:rPr>
-              <w:rFonts w:hint="eastAsia" w:ascii="宋体" w:hAnsi="宋体" w:eastAsia="宋体" w:cs="宋体"/>
+              <w:rFonts w:ascii="宋体" w:eastAsia="宋体" w:hAnsi="宋体" w:cs="宋体" w:hint="eastAsia"/>
               <w:szCs w:val="24"/>
             </w:rPr>
             <w:instrText xml:space="preserve"> HYPERLINK \l _Toc17320 </w:instrText>
           </w:r>
           <w:r>
             <w:rPr>
-              <w:rFonts w:hint="eastAsia" w:ascii="宋体" w:hAnsi="宋体" w:eastAsia="宋体" w:cs="宋体"/>
+              <w:rFonts w:ascii="宋体" w:eastAsia="宋体" w:hAnsi="宋体" w:cs="宋体" w:hint="eastAsia"/>
               <w:szCs w:val="24"/>
             </w:rPr>
             <w:fldChar w:fldCharType="separate"/>
@@ -1907,7 +1802,7 @@
           </w:r>
           <w:r>
             <w:rPr>
-              <w:rFonts w:hint="eastAsia" w:ascii="宋体" w:hAnsi="宋体" w:eastAsia="宋体" w:cs="宋体"/>
+              <w:rFonts w:ascii="宋体" w:eastAsia="宋体" w:hAnsi="宋体" w:cs="宋体" w:hint="eastAsia"/>
               <w:szCs w:val="24"/>
             </w:rPr>
             <w:fldChar w:fldCharType="end"/>
@@ -1915,28 +1810,28 @@
         </w:p>
         <w:p>
           <w:pPr>
-            <w:pStyle w:val="17"/>
+            <w:pStyle w:val="TOC2"/>
             <w:tabs>
               <w:tab w:val="right" w:leader="dot" w:pos="8306"/>
             </w:tabs>
           </w:pPr>
           <w:r>
             <w:rPr>
-              <w:rFonts w:hint="eastAsia" w:ascii="宋体" w:hAnsi="宋体" w:eastAsia="宋体" w:cs="宋体"/>
+              <w:rFonts w:ascii="宋体" w:eastAsia="宋体" w:hAnsi="宋体" w:cs="宋体" w:hint="eastAsia"/>
               <w:szCs w:val="24"/>
             </w:rPr>
             <w:fldChar w:fldCharType="begin"/>
           </w:r>
           <w:r>
             <w:rPr>
-              <w:rFonts w:hint="eastAsia" w:ascii="宋体" w:hAnsi="宋体" w:eastAsia="宋体" w:cs="宋体"/>
+              <w:rFonts w:ascii="宋体" w:eastAsia="宋体" w:hAnsi="宋体" w:cs="宋体" w:hint="eastAsia"/>
               <w:szCs w:val="24"/>
             </w:rPr>
             <w:instrText xml:space="preserve"> HYPERLINK \l _Toc16980 </w:instrText>
           </w:r>
           <w:r>
             <w:rPr>
-              <w:rFonts w:hint="eastAsia" w:ascii="宋体" w:hAnsi="宋体" w:eastAsia="宋体" w:cs="宋体"/>
+              <w:rFonts w:ascii="宋体" w:eastAsia="宋体" w:hAnsi="宋体" w:cs="宋体" w:hint="eastAsia"/>
               <w:szCs w:val="24"/>
             </w:rPr>
             <w:fldChar w:fldCharType="separate"/>
@@ -1975,7 +1870,7 @@
           </w:r>
           <w:r>
             <w:rPr>
-              <w:rFonts w:hint="eastAsia" w:ascii="宋体" w:hAnsi="宋体" w:eastAsia="宋体" w:cs="宋体"/>
+              <w:rFonts w:ascii="宋体" w:eastAsia="宋体" w:hAnsi="宋体" w:cs="宋体" w:hint="eastAsia"/>
               <w:szCs w:val="24"/>
             </w:rPr>
             <w:fldChar w:fldCharType="end"/>
@@ -1999,7 +1894,7 @@
             <w:spacing w:line="312" w:lineRule="auto"/>
             <w:textAlignment w:val="baseline"/>
             <w:rPr>
-              <w:rFonts w:hint="eastAsia" w:ascii="宋体" w:hAnsi="宋体" w:eastAsia="宋体" w:cs="宋体"/>
+              <w:rFonts w:ascii="宋体" w:eastAsia="宋体" w:hAnsi="宋体" w:cs="宋体" w:hint="eastAsia"/>
               <w:snapToGrid w:val="0"/>
               <w:color w:val="000000"/>
               <w:kern w:val="0"/>
@@ -2010,7 +1905,7 @@
           </w:pPr>
           <w:r>
             <w:rPr>
-              <w:rFonts w:hint="eastAsia" w:ascii="宋体" w:hAnsi="宋体" w:eastAsia="宋体" w:cs="宋体"/>
+              <w:rFonts w:ascii="宋体" w:eastAsia="宋体" w:hAnsi="宋体" w:cs="宋体" w:hint="eastAsia"/>
               <w:szCs w:val="24"/>
             </w:rPr>
             <w:fldChar w:fldCharType="end"/>
@@ -2034,7 +1929,7 @@
         <w:snapToGrid w:val="0"/>
         <w:textAlignment w:val="baseline"/>
         <w:rPr>
-          <w:rFonts w:ascii="Arial" w:hAnsi="Arial" w:eastAsia="Arial" w:cs="Arial"/>
+          <w:rFonts w:ascii="Arial" w:eastAsia="Arial" w:hAnsi="Arial" w:cs="Arial"/>
           <w:snapToGrid w:val="0"/>
           <w:color w:val="000000"/>
           <w:kern w:val="0"/>
@@ -2045,7 +1940,7 @@
       </w:pPr>
       <w:r>
         <w:rPr>
-          <w:rFonts w:ascii="Arial" w:hAnsi="Arial" w:eastAsia="Arial" w:cs="Arial"/>
+          <w:rFonts w:ascii="Arial" w:eastAsia="Arial" w:hAnsi="Arial" w:cs="Arial"/>
           <w:snapToGrid w:val="0"/>
           <w:color w:val="000000"/>
           <w:kern w:val="0"/>
@@ -2058,14 +1953,14 @@
     </w:p>
     <w:p>
       <w:pPr>
-        <w:pStyle w:val="28"/>
+        <w:pStyle w:val="1"/>
         <w:bidi w:val="0"/>
         <w:rPr>
           <w:rFonts w:hint="eastAsia"/>
           <w:lang w:val="en-US" w:eastAsia="zh-CN"/>
         </w:rPr>
       </w:pPr>
-      <w:bookmarkStart w:id="2" w:name="_Toc27298"/>
+      <w:bookmarkStart w:id="3" w:name="_Toc27298"/>
       <w:r>
         <w:rPr>
           <w:rFonts w:hint="eastAsia"/>
@@ -2073,11 +1968,11 @@
         </w:rPr>
         <w:t>概述</w:t>
       </w:r>
-      <w:bookmarkEnd w:id="2"/>
+      <w:bookmarkEnd w:id="3"/>
     </w:p>
     <w:p>
       <w:pPr>
-        <w:pStyle w:val="29"/>
+        <w:pStyle w:val="a1"/>
         <w:bidi w:val="0"/>
         <w:rPr>
           <w:rFonts w:hint="eastAsia"/>
@@ -2097,14 +1992,14 @@
     </w:p>
     <w:p>
       <w:pPr>
-        <w:pStyle w:val="28"/>
+        <w:pStyle w:val="1"/>
         <w:bidi w:val="0"/>
         <w:rPr>
           <w:rFonts w:hint="eastAsia"/>
           <w:lang w:val="en-US" w:eastAsia="zh-CN"/>
         </w:rPr>
       </w:pPr>
-      <w:bookmarkStart w:id="3" w:name="_Toc17320"/>
+      <w:bookmarkStart w:id="4" w:name="_Toc17320"/>
       <w:r>
         <w:rPr>
           <w:rFonts w:hint="eastAsia"/>
@@ -2112,18 +2007,18 @@
         </w:rPr>
         <w:t>过程框架设计方案</w:t>
       </w:r>
-      <w:bookmarkEnd w:id="3"/>
+      <w:bookmarkEnd w:id="4"/>
     </w:p>
     <w:p>
       <w:pPr>
-        <w:pStyle w:val="30"/>
+        <w:pStyle w:val="2"/>
         <w:bidi w:val="0"/>
         <w:rPr>
           <w:rFonts w:hint="eastAsia"/>
           <w:lang w:val="en-US" w:eastAsia="zh-CN"/>
         </w:rPr>
       </w:pPr>
-      <w:bookmarkStart w:id="4" w:name="_Toc16980"/>
+      <w:bookmarkStart w:id="5" w:name="_Toc16980"/>
       <w:r>
         <w:rPr>
           <w:rFonts w:hint="eastAsia"/>
@@ -2131,11 +2026,11 @@
         </w:rPr>
         <w:t>过程框架概览</w:t>
       </w:r>
-      <w:bookmarkEnd w:id="4"/>
+      <w:bookmarkEnd w:id="5"/>
     </w:p>
     <w:p>
       <w:pPr>
-        <w:pStyle w:val="29"/>
+        <w:pStyle w:val="a1"/>
         <w:bidi w:val="0"/>
         <w:rPr>
           <w:rFonts w:hint="eastAsia"/>
@@ -2152,7 +2047,7 @@
     </w:p>
     <w:p>
       <w:pPr>
-        <w:pStyle w:val="29"/>
+        <w:pStyle w:val="a1"/>
         <w:bidi w:val="0"/>
         <w:rPr>
           <w:rFonts w:hint="eastAsia"/>
@@ -2169,7 +2064,7 @@
     </w:p>
     <w:p>
       <w:pPr>
-        <w:pStyle w:val="29"/>
+        <w:pStyle w:val="a1"/>
         <w:bidi w:val="0"/>
       </w:pPr>
       <w:r>
@@ -2198,7 +2093,7 @@
                     </pic:cNvPicPr>
                   </pic:nvPicPr>
                   <pic:blipFill>
-                    <a:blip r:embed="rId9"/>
+                    <a:blip xmlns:r="http://schemas.openxmlformats.org/officeDocument/2006/relationships" r:embed="rId6"/>
                     <a:stretch>
                       <a:fillRect/>
                     </a:stretch>
@@ -2239,7 +2134,7 @@
         <w:adjustRightInd/>
         <w:snapToGrid/>
         <w:spacing w:line="360" w:lineRule="auto"/>
-        <w:ind w:firstLine="480" w:firstLineChars="200"/>
+        <w:ind w:firstLine="420" w:firstLineChars="200"/>
         <w:jc w:val="left"/>
         <w:textAlignment w:val="auto"/>
         <w:rPr>
@@ -2259,16 +2154,16 @@
     </w:p>
     <w:tbl>
       <w:tblPr>
-        <w:tblStyle w:val="21"/>
+        <w:tblStyle w:val="TableGrid"/>
         <w:tblW w:w="8641" w:type="dxa"/>
         <w:tblInd w:w="0" w:type="dxa"/>
         <w:tblBorders>
-          <w:top w:val="single" w:color="auto" w:sz="4" w:space="0"/>
-          <w:left w:val="single" w:color="auto" w:sz="4" w:space="0"/>
-          <w:bottom w:val="single" w:color="auto" w:sz="4" w:space="0"/>
-          <w:right w:val="single" w:color="auto" w:sz="4" w:space="0"/>
-          <w:insideH w:val="single" w:color="auto" w:sz="4" w:space="0"/>
-          <w:insideV w:val="single" w:color="auto" w:sz="4" w:space="0"/>
+          <w:top w:val="single" w:sz="4" w:space="0" w:color="auto"/>
+          <w:left w:val="single" w:sz="4" w:space="0" w:color="auto"/>
+          <w:bottom w:val="single" w:sz="4" w:space="0" w:color="auto"/>
+          <w:right w:val="single" w:sz="4" w:space="0" w:color="auto"/>
+          <w:insideH w:val="single" w:sz="4" w:space="0" w:color="auto"/>
+          <w:insideV w:val="single" w:sz="4" w:space="0" w:color="auto"/>
         </w:tblBorders>
         <w:tblLayout w:type="fixed"/>
         <w:tblCellMar>
@@ -2287,14 +2182,17 @@
       </w:tblGrid>
       <w:tr>
         <w:tblPrEx>
+          <w:tblW w:w="8641" w:type="dxa"/>
+          <w:tblInd w:w="0" w:type="dxa"/>
           <w:tblBorders>
-            <w:top w:val="single" w:color="auto" w:sz="4" w:space="0"/>
-            <w:left w:val="single" w:color="auto" w:sz="4" w:space="0"/>
-            <w:bottom w:val="single" w:color="auto" w:sz="4" w:space="0"/>
-            <w:right w:val="single" w:color="auto" w:sz="4" w:space="0"/>
-            <w:insideH w:val="single" w:color="auto" w:sz="4" w:space="0"/>
-            <w:insideV w:val="single" w:color="auto" w:sz="4" w:space="0"/>
+            <w:top w:val="single" w:sz="4" w:space="0" w:color="auto"/>
+            <w:left w:val="single" w:sz="4" w:space="0" w:color="auto"/>
+            <w:bottom w:val="single" w:sz="4" w:space="0" w:color="auto"/>
+            <w:right w:val="single" w:sz="4" w:space="0" w:color="auto"/>
+            <w:insideH w:val="single" w:sz="4" w:space="0" w:color="auto"/>
+            <w:insideV w:val="single" w:sz="4" w:space="0" w:color="auto"/>
           </w:tblBorders>
+          <w:tblLayout w:type="fixed"/>
           <w:tblCellMar>
             <w:top w:w="0" w:type="dxa"/>
             <w:left w:w="108" w:type="dxa"/>
@@ -2420,14 +2318,9 @@
       </w:tr>
       <w:tr>
         <w:tblPrEx>
-          <w:tblBorders>
-            <w:top w:val="single" w:color="auto" w:sz="4" w:space="0"/>
-            <w:left w:val="single" w:color="auto" w:sz="4" w:space="0"/>
-            <w:bottom w:val="single" w:color="auto" w:sz="4" w:space="0"/>
-            <w:right w:val="single" w:color="auto" w:sz="4" w:space="0"/>
-            <w:insideH w:val="single" w:color="auto" w:sz="4" w:space="0"/>
-            <w:insideV w:val="single" w:color="auto" w:sz="4" w:space="0"/>
-          </w:tblBorders>
+          <w:tblW w:w="8641" w:type="dxa"/>
+          <w:tblInd w:w="0" w:type="dxa"/>
+          <w:tblLayout w:type="fixed"/>
           <w:tblCellMar>
             <w:top w:w="0" w:type="dxa"/>
             <w:left w:w="108" w:type="dxa"/>
@@ -2628,14 +2521,9 @@
       </w:tr>
       <w:tr>
         <w:tblPrEx>
-          <w:tblBorders>
-            <w:top w:val="single" w:color="auto" w:sz="4" w:space="0"/>
-            <w:left w:val="single" w:color="auto" w:sz="4" w:space="0"/>
-            <w:bottom w:val="single" w:color="auto" w:sz="4" w:space="0"/>
-            <w:right w:val="single" w:color="auto" w:sz="4" w:space="0"/>
-            <w:insideH w:val="single" w:color="auto" w:sz="4" w:space="0"/>
-            <w:insideV w:val="single" w:color="auto" w:sz="4" w:space="0"/>
-          </w:tblBorders>
+          <w:tblW w:w="8641" w:type="dxa"/>
+          <w:tblInd w:w="0" w:type="dxa"/>
+          <w:tblLayout w:type="fixed"/>
           <w:tblCellMar>
             <w:top w:w="0" w:type="dxa"/>
             <w:left w:w="108" w:type="dxa"/>
@@ -2871,14 +2759,9 @@
       </w:tr>
       <w:tr>
         <w:tblPrEx>
-          <w:tblBorders>
-            <w:top w:val="single" w:color="auto" w:sz="4" w:space="0"/>
-            <w:left w:val="single" w:color="auto" w:sz="4" w:space="0"/>
-            <w:bottom w:val="single" w:color="auto" w:sz="4" w:space="0"/>
-            <w:right w:val="single" w:color="auto" w:sz="4" w:space="0"/>
-            <w:insideH w:val="single" w:color="auto" w:sz="4" w:space="0"/>
-            <w:insideV w:val="single" w:color="auto" w:sz="4" w:space="0"/>
-          </w:tblBorders>
+          <w:tblW w:w="8641" w:type="dxa"/>
+          <w:tblInd w:w="0" w:type="dxa"/>
+          <w:tblLayout w:type="fixed"/>
           <w:tblCellMar>
             <w:top w:w="0" w:type="dxa"/>
             <w:left w:w="108" w:type="dxa"/>
@@ -3294,14 +3177,9 @@
       </w:tr>
       <w:tr>
         <w:tblPrEx>
-          <w:tblBorders>
-            <w:top w:val="single" w:color="auto" w:sz="4" w:space="0"/>
-            <w:left w:val="single" w:color="auto" w:sz="4" w:space="0"/>
-            <w:bottom w:val="single" w:color="auto" w:sz="4" w:space="0"/>
-            <w:right w:val="single" w:color="auto" w:sz="4" w:space="0"/>
-            <w:insideH w:val="single" w:color="auto" w:sz="4" w:space="0"/>
-            <w:insideV w:val="single" w:color="auto" w:sz="4" w:space="0"/>
-          </w:tblBorders>
+          <w:tblW w:w="8641" w:type="dxa"/>
+          <w:tblInd w:w="0" w:type="dxa"/>
+          <w:tblLayout w:type="fixed"/>
           <w:tblCellMar>
             <w:top w:w="0" w:type="dxa"/>
             <w:left w:w="108" w:type="dxa"/>
@@ -3604,14 +3482,9 @@
       </w:tr>
       <w:tr>
         <w:tblPrEx>
-          <w:tblBorders>
-            <w:top w:val="single" w:color="auto" w:sz="4" w:space="0"/>
-            <w:left w:val="single" w:color="auto" w:sz="4" w:space="0"/>
-            <w:bottom w:val="single" w:color="auto" w:sz="4" w:space="0"/>
-            <w:right w:val="single" w:color="auto" w:sz="4" w:space="0"/>
-            <w:insideH w:val="single" w:color="auto" w:sz="4" w:space="0"/>
-            <w:insideV w:val="single" w:color="auto" w:sz="4" w:space="0"/>
-          </w:tblBorders>
+          <w:tblW w:w="8641" w:type="dxa"/>
+          <w:tblInd w:w="0" w:type="dxa"/>
+          <w:tblLayout w:type="fixed"/>
           <w:tblCellMar>
             <w:top w:w="0" w:type="dxa"/>
             <w:left w:w="108" w:type="dxa"/>
@@ -3867,14 +3740,9 @@
       </w:tr>
       <w:tr>
         <w:tblPrEx>
-          <w:tblBorders>
-            <w:top w:val="single" w:color="auto" w:sz="4" w:space="0"/>
-            <w:left w:val="single" w:color="auto" w:sz="4" w:space="0"/>
-            <w:bottom w:val="single" w:color="auto" w:sz="4" w:space="0"/>
-            <w:right w:val="single" w:color="auto" w:sz="4" w:space="0"/>
-            <w:insideH w:val="single" w:color="auto" w:sz="4" w:space="0"/>
-            <w:insideV w:val="single" w:color="auto" w:sz="4" w:space="0"/>
-          </w:tblBorders>
+          <w:tblW w:w="8641" w:type="dxa"/>
+          <w:tblInd w:w="0" w:type="dxa"/>
+          <w:tblLayout w:type="fixed"/>
           <w:tblCellMar>
             <w:top w:w="0" w:type="dxa"/>
             <w:left w:w="108" w:type="dxa"/>
@@ -4137,14 +4005,9 @@
       </w:tr>
       <w:tr>
         <w:tblPrEx>
-          <w:tblBorders>
-            <w:top w:val="single" w:color="auto" w:sz="4" w:space="0"/>
-            <w:left w:val="single" w:color="auto" w:sz="4" w:space="0"/>
-            <w:bottom w:val="single" w:color="auto" w:sz="4" w:space="0"/>
-            <w:right w:val="single" w:color="auto" w:sz="4" w:space="0"/>
-            <w:insideH w:val="single" w:color="auto" w:sz="4" w:space="0"/>
-            <w:insideV w:val="single" w:color="auto" w:sz="4" w:space="0"/>
-          </w:tblBorders>
+          <w:tblW w:w="8641" w:type="dxa"/>
+          <w:tblInd w:w="0" w:type="dxa"/>
+          <w:tblLayout w:type="fixed"/>
           <w:tblCellMar>
             <w:top w:w="0" w:type="dxa"/>
             <w:left w:w="108" w:type="dxa"/>
@@ -4479,14 +4342,9 @@
       </w:tr>
       <w:tr>
         <w:tblPrEx>
-          <w:tblBorders>
-            <w:top w:val="single" w:color="auto" w:sz="4" w:space="0"/>
-            <w:left w:val="single" w:color="auto" w:sz="4" w:space="0"/>
-            <w:bottom w:val="single" w:color="auto" w:sz="4" w:space="0"/>
-            <w:right w:val="single" w:color="auto" w:sz="4" w:space="0"/>
-            <w:insideH w:val="single" w:color="auto" w:sz="4" w:space="0"/>
-            <w:insideV w:val="single" w:color="auto" w:sz="4" w:space="0"/>
-          </w:tblBorders>
+          <w:tblW w:w="8641" w:type="dxa"/>
+          <w:tblInd w:w="0" w:type="dxa"/>
+          <w:tblLayout w:type="fixed"/>
           <w:tblCellMar>
             <w:top w:w="0" w:type="dxa"/>
             <w:left w:w="108" w:type="dxa"/>
@@ -4791,14 +4649,9 @@
       </w:tr>
       <w:tr>
         <w:tblPrEx>
-          <w:tblBorders>
-            <w:top w:val="single" w:color="auto" w:sz="4" w:space="0"/>
-            <w:left w:val="single" w:color="auto" w:sz="4" w:space="0"/>
-            <w:bottom w:val="single" w:color="auto" w:sz="4" w:space="0"/>
-            <w:right w:val="single" w:color="auto" w:sz="4" w:space="0"/>
-            <w:insideH w:val="single" w:color="auto" w:sz="4" w:space="0"/>
-            <w:insideV w:val="single" w:color="auto" w:sz="4" w:space="0"/>
-          </w:tblBorders>
+          <w:tblW w:w="8641" w:type="dxa"/>
+          <w:tblInd w:w="0" w:type="dxa"/>
+          <w:tblLayout w:type="fixed"/>
           <w:tblCellMar>
             <w:top w:w="0" w:type="dxa"/>
             <w:left w:w="108" w:type="dxa"/>
@@ -5040,14 +4893,9 @@
       </w:tr>
       <w:tr>
         <w:tblPrEx>
-          <w:tblBorders>
-            <w:top w:val="single" w:color="auto" w:sz="4" w:space="0"/>
-            <w:left w:val="single" w:color="auto" w:sz="4" w:space="0"/>
-            <w:bottom w:val="single" w:color="auto" w:sz="4" w:space="0"/>
-            <w:right w:val="single" w:color="auto" w:sz="4" w:space="0"/>
-            <w:insideH w:val="single" w:color="auto" w:sz="4" w:space="0"/>
-            <w:insideV w:val="single" w:color="auto" w:sz="4" w:space="0"/>
-          </w:tblBorders>
+          <w:tblW w:w="8641" w:type="dxa"/>
+          <w:tblInd w:w="0" w:type="dxa"/>
+          <w:tblLayout w:type="fixed"/>
           <w:tblCellMar>
             <w:top w:w="0" w:type="dxa"/>
             <w:left w:w="108" w:type="dxa"/>
@@ -5317,7 +5165,7 @@
     </w:tbl>
     <w:p>
       <w:pPr>
-        <w:pStyle w:val="29"/>
+        <w:pStyle w:val="a1"/>
         <w:bidi w:val="0"/>
         <w:rPr>
           <w:rFonts w:hint="eastAsia"/>
@@ -5326,108 +5174,52 @@
       </w:pPr>
     </w:p>
     <w:sectPr>
-      <w:headerReference r:id="rId5" w:type="default"/>
-      <w:footerReference w:type="default" r:id="rId12"/>
-      <w:headerReference w:type="first" r:id="rId13"/>
-      <w:footerReference w:type="first" r:id="rId14"/>
-      <w:headerReference w:type="even" r:id="rId15"/>
-      <w:footerReference w:type="even" r:id="rId16"/>
+      <w:headerReference w:type="even" r:id="rId7"/>
+      <w:headerReference w:type="default" r:id="rId8"/>
+      <w:footerReference w:type="even" r:id="rId9"/>
+      <w:footerReference w:type="default" r:id="rId10"/>
+      <w:headerReference w:type="first" r:id="rId11"/>
+      <w:footerReference w:type="first" r:id="rId12"/>
       <w:pgSz w:w="11906" w:h="16838"/>
       <w:pgMar w:top="1417" w:right="1800" w:bottom="1440" w:left="1800" w:header="1140" w:footer="992" w:gutter="0"/>
-      <w:cols w:space="425" w:num="1"/>
+      <w:cols w:num="1" w:space="425"/>
       <w:docGrid w:type="lines" w:linePitch="312" w:charSpace="0"/>
     </w:sectPr>
   </w:body>
 </w:document>
 </file>
 
-<file path=word/endnotes.xml><?xml version="1.0" encoding="utf-8"?>
-<w:endnotes xmlns:wpc="http://schemas.microsoft.com/office/word/2010/wordprocessingCanvas" xmlns:mc="http://schemas.openxmlformats.org/markup-compatibility/2006" xmlns:o="urn:schemas-microsoft-com:office:office" xmlns:r="http://schemas.openxmlformats.org/officeDocument/2006/relationships" xmlns:m="http://schemas.openxmlformats.org/officeDocument/2006/math" xmlns:v="urn:schemas-microsoft-com:vml" xmlns:wp14="http://schemas.microsoft.com/office/word/2010/wordprocessingDrawing" xmlns:wp="http://schemas.openxmlformats.org/drawingml/2006/wordprocessingDrawing" xmlns:w="http://schemas.openxmlformats.org/wordprocessingml/2006/main" xmlns:w14="http://schemas.microsoft.com/office/word/2010/wordml" xmlns:w15="http://schemas.microsoft.com/office/word/2012/wordml" xmlns:w10="urn:schemas-microsoft-com:office:word" xmlns:wpg="http://schemas.microsoft.com/office/word/2010/wordprocessingGroup" xmlns:wpi="http://schemas.microsoft.com/office/word/2010/wordprocessingInk" xmlns:wne="http://schemas.microsoft.com/office/word/2006/wordml" xmlns:wps="http://schemas.microsoft.com/office/word/2010/wordprocessingShape" xmlns:wpsCustomData="http://www.wps.cn/officeDocument/2013/wpsCustomData" mc:Ignorable="w14 w15 wp14">
-  <w:endnote w:type="separator" w:id="0">
-    <w:p>
-      <w:pPr>
-        <w:spacing w:line="240" w:lineRule="auto"/>
-      </w:pPr>
-      <w:r>
-        <w:separator/>
-      </w:r>
-    </w:p>
-  </w:endnote>
-  <w:endnote w:type="continuationSeparator" w:id="1">
-    <w:p>
-      <w:pPr>
-        <w:spacing w:line="240" w:lineRule="auto"/>
-      </w:pPr>
-      <w:r>
-        <w:continuationSeparator/>
-      </w:r>
-    </w:p>
-  </w:endnote>
-</w:endnotes>
-</file>
-
 <file path=word/footer1.xml><?xml version="1.0" encoding="utf-8"?>
-<w:ftr xmlns:m="http://schemas.openxmlformats.org/officeDocument/2006/math" xmlns:mc="http://schemas.openxmlformats.org/markup-compatibility/2006" xmlns:mo="http://schemas.microsoft.com/office/mac/office/2008/main" xmlns:mv="urn:schemas-microsoft-com:mac:vml" xmlns:o="urn:schemas-microsoft-com:office:office" xmlns:r="http://schemas.openxmlformats.org/officeDocument/2006/relationships" xmlns:v="urn:schemas-microsoft-com:vml" xmlns:w10="urn:schemas-microsoft-com:office:word" xmlns:w14="http://schemas.microsoft.com/office/word/2010/wordml" xmlns:w="http://schemas.openxmlformats.org/wordprocessingml/2006/main" xmlns:wne="http://schemas.microsoft.com/office/word/2006/wordml" xmlns:wp14="http://schemas.microsoft.com/office/word/2010/wordprocessingDrawing" xmlns:wp="http://schemas.openxmlformats.org/drawingml/2006/wordprocessingDrawing" xmlns:wpc="http://schemas.microsoft.com/office/word/2010/wordprocessingCanvas" xmlns:wpg="http://schemas.microsoft.com/office/word/2010/wordprocessingGroup" xmlns:wpi="http://schemas.microsoft.com/office/word/2010/wordprocessingInk" xmlns:wps="http://schemas.microsoft.com/office/word/2010/wordprocessingShape" mc:Ignorable="w14 wp14">
-  <w:p>
-    <w:pPr>
-      <w:pStyle w:val="Footer"/>
-    </w:pPr>
-  </w:p>
+<w:ftr xmlns:wpc="http://schemas.microsoft.com/office/word/2010/wordprocessingCanvas" xmlns:mc="http://schemas.openxmlformats.org/markup-compatibility/2006" xmlns:o="urn:schemas-microsoft-com:office:office" xmlns:r="http://schemas.openxmlformats.org/officeDocument/2006/relationships" xmlns:m="http://schemas.openxmlformats.org/officeDocument/2006/math" xmlns:v="urn:schemas-microsoft-com:vml" xmlns:wp14="http://schemas.microsoft.com/office/word/2010/wordprocessingDrawing" xmlns:wp="http://schemas.openxmlformats.org/drawingml/2006/wordprocessingDrawing" xmlns:w10="urn:schemas-microsoft-com:office:word" xmlns:w="http://schemas.openxmlformats.org/wordprocessingml/2006/main" xmlns:w14="http://schemas.microsoft.com/office/word/2010/wordml" xmlns:w15="http://schemas.microsoft.com/office/word/2012/wordml" xmlns:wne="http://schemas.microsoft.com/office/word/2006/wordml" xmlns:wpg="http://schemas.microsoft.com/office/word/2010/wordprocessingGroup" xmlns:wpi="http://schemas.microsoft.com/office/word/2010/wordprocessingInk" xmlns:wps="http://schemas.microsoft.com/office/word/2010/wordprocessingShape" mc:Ignorable="w14 w15 wp14">
+  <w:p/>
 </w:ftr>
 </file>
 
 <file path=word/footer2.xml><?xml version="1.0" encoding="utf-8"?>
-<w:ftr xmlns:m="http://schemas.openxmlformats.org/officeDocument/2006/math" xmlns:mc="http://schemas.openxmlformats.org/markup-compatibility/2006" xmlns:mo="http://schemas.microsoft.com/office/mac/office/2008/main" xmlns:mv="urn:schemas-microsoft-com:mac:vml" xmlns:o="urn:schemas-microsoft-com:office:office" xmlns:r="http://schemas.openxmlformats.org/officeDocument/2006/relationships" xmlns:v="urn:schemas-microsoft-com:vml" xmlns:w10="urn:schemas-microsoft-com:office:word" xmlns:w14="http://schemas.microsoft.com/office/word/2010/wordml" xmlns:w="http://schemas.openxmlformats.org/wordprocessingml/2006/main" xmlns:wne="http://schemas.microsoft.com/office/word/2006/wordml" xmlns:wp14="http://schemas.microsoft.com/office/word/2010/wordprocessingDrawing" xmlns:wp="http://schemas.openxmlformats.org/drawingml/2006/wordprocessingDrawing" xmlns:wpc="http://schemas.microsoft.com/office/word/2010/wordprocessingCanvas" xmlns:wpg="http://schemas.microsoft.com/office/word/2010/wordprocessingGroup" xmlns:wpi="http://schemas.microsoft.com/office/word/2010/wordprocessingInk" xmlns:wps="http://schemas.microsoft.com/office/word/2010/wordprocessingShape" mc:Ignorable="w14 wp14">
-  <w:p>
-    <w:pPr>
-      <w:pStyle w:val="Footer"/>
-    </w:pPr>
-  </w:p>
+<w:ftr xmlns:wpc="http://schemas.microsoft.com/office/word/2010/wordprocessingCanvas" xmlns:mc="http://schemas.openxmlformats.org/markup-compatibility/2006" xmlns:o="urn:schemas-microsoft-com:office:office" xmlns:r="http://schemas.openxmlformats.org/officeDocument/2006/relationships" xmlns:m="http://schemas.openxmlformats.org/officeDocument/2006/math" xmlns:v="urn:schemas-microsoft-com:vml" xmlns:wp14="http://schemas.microsoft.com/office/word/2010/wordprocessingDrawing" xmlns:wp="http://schemas.openxmlformats.org/drawingml/2006/wordprocessingDrawing" xmlns:w10="urn:schemas-microsoft-com:office:word" xmlns:w="http://schemas.openxmlformats.org/wordprocessingml/2006/main" xmlns:w14="http://schemas.microsoft.com/office/word/2010/wordml" xmlns:w15="http://schemas.microsoft.com/office/word/2012/wordml" xmlns:wne="http://schemas.microsoft.com/office/word/2006/wordml" xmlns:wpg="http://schemas.microsoft.com/office/word/2010/wordprocessingGroup" xmlns:wpi="http://schemas.microsoft.com/office/word/2010/wordprocessingInk" xmlns:wps="http://schemas.microsoft.com/office/word/2010/wordprocessingShape" mc:Ignorable="w14 w15 wp14">
+  <w:p/>
 </w:ftr>
 </file>
 
 <file path=word/footer3.xml><?xml version="1.0" encoding="utf-8"?>
-<w:ftr xmlns:m="http://schemas.openxmlformats.org/officeDocument/2006/math" xmlns:mc="http://schemas.openxmlformats.org/markup-compatibility/2006" xmlns:mo="http://schemas.microsoft.com/office/mac/office/2008/main" xmlns:mv="urn:schemas-microsoft-com:mac:vml" xmlns:o="urn:schemas-microsoft-com:office:office" xmlns:r="http://schemas.openxmlformats.org/officeDocument/2006/relationships" xmlns:v="urn:schemas-microsoft-com:vml" xmlns:w10="urn:schemas-microsoft-com:office:word" xmlns:w14="http://schemas.microsoft.com/office/word/2010/wordml" xmlns:w="http://schemas.openxmlformats.org/wordprocessingml/2006/main" xmlns:wne="http://schemas.microsoft.com/office/word/2006/wordml" xmlns:wp14="http://schemas.microsoft.com/office/word/2010/wordprocessingDrawing" xmlns:wp="http://schemas.openxmlformats.org/drawingml/2006/wordprocessingDrawing" xmlns:wpc="http://schemas.microsoft.com/office/word/2010/wordprocessingCanvas" xmlns:wpg="http://schemas.microsoft.com/office/word/2010/wordprocessingGroup" xmlns:wpi="http://schemas.microsoft.com/office/word/2010/wordprocessingInk" xmlns:wps="http://schemas.microsoft.com/office/word/2010/wordprocessingShape" mc:Ignorable="w14 wp14">
-  <w:p>
-    <w:pPr>
-      <w:pStyle w:val="Footer"/>
-    </w:pPr>
-  </w:p>
+<w:ftr xmlns:wpc="http://schemas.microsoft.com/office/word/2010/wordprocessingCanvas" xmlns:mc="http://schemas.openxmlformats.org/markup-compatibility/2006" xmlns:o="urn:schemas-microsoft-com:office:office" xmlns:r="http://schemas.openxmlformats.org/officeDocument/2006/relationships" xmlns:m="http://schemas.openxmlformats.org/officeDocument/2006/math" xmlns:v="urn:schemas-microsoft-com:vml" xmlns:wp14="http://schemas.microsoft.com/office/word/2010/wordprocessingDrawing" xmlns:wp="http://schemas.openxmlformats.org/drawingml/2006/wordprocessingDrawing" xmlns:w10="urn:schemas-microsoft-com:office:word" xmlns:w="http://schemas.openxmlformats.org/wordprocessingml/2006/main" xmlns:w14="http://schemas.microsoft.com/office/word/2010/wordml" xmlns:w15="http://schemas.microsoft.com/office/word/2012/wordml" xmlns:wne="http://schemas.microsoft.com/office/word/2006/wordml" xmlns:wpg="http://schemas.microsoft.com/office/word/2010/wordprocessingGroup" xmlns:wpi="http://schemas.microsoft.com/office/word/2010/wordprocessingInk" xmlns:wps="http://schemas.microsoft.com/office/word/2010/wordprocessingShape" mc:Ignorable="w14 w15 wp14">
+  <w:p/>
 </w:ftr>
 </file>
 
-<file path=word/footnotes.xml><?xml version="1.0" encoding="utf-8"?>
-<w:footnotes xmlns:wpc="http://schemas.microsoft.com/office/word/2010/wordprocessingCanvas" xmlns:mc="http://schemas.openxmlformats.org/markup-compatibility/2006" xmlns:o="urn:schemas-microsoft-com:office:office" xmlns:r="http://schemas.openxmlformats.org/officeDocument/2006/relationships" xmlns:m="http://schemas.openxmlformats.org/officeDocument/2006/math" xmlns:v="urn:schemas-microsoft-com:vml" xmlns:wp14="http://schemas.microsoft.com/office/word/2010/wordprocessingDrawing" xmlns:wp="http://schemas.openxmlformats.org/drawingml/2006/wordprocessingDrawing" xmlns:w="http://schemas.openxmlformats.org/wordprocessingml/2006/main" xmlns:w14="http://schemas.microsoft.com/office/word/2010/wordml" xmlns:w15="http://schemas.microsoft.com/office/word/2012/wordml" xmlns:w10="urn:schemas-microsoft-com:office:word" xmlns:wpg="http://schemas.microsoft.com/office/word/2010/wordprocessingGroup" xmlns:wpi="http://schemas.microsoft.com/office/word/2010/wordprocessingInk" xmlns:wne="http://schemas.microsoft.com/office/word/2006/wordml" xmlns:wps="http://schemas.microsoft.com/office/word/2010/wordprocessingShape" xmlns:wpsCustomData="http://www.wps.cn/officeDocument/2013/wpsCustomData" mc:Ignorable="w14 w15 wp14">
-  <w:footnote w:type="separator" w:id="0">
-    <w:p>
-      <w:pPr>
-        <w:spacing w:line="360" w:lineRule="auto"/>
-      </w:pPr>
-      <w:r>
-        <w:separator/>
-      </w:r>
-    </w:p>
-  </w:footnote>
-  <w:footnote w:type="continuationSeparator" w:id="1">
-    <w:p>
-      <w:pPr>
-        <w:spacing w:line="360" w:lineRule="auto"/>
-      </w:pPr>
-      <w:r>
-        <w:continuationSeparator/>
-      </w:r>
-    </w:p>
-  </w:footnote>
-</w:footnotes>
+<file path=word/header1.xml><?xml version="1.0" encoding="utf-8"?>
+<w:hdr xmlns:wpc="http://schemas.microsoft.com/office/word/2010/wordprocessingCanvas" xmlns:mc="http://schemas.openxmlformats.org/markup-compatibility/2006" xmlns:o="urn:schemas-microsoft-com:office:office" xmlns:r="http://schemas.openxmlformats.org/officeDocument/2006/relationships" xmlns:m="http://schemas.openxmlformats.org/officeDocument/2006/math" xmlns:v="urn:schemas-microsoft-com:vml" xmlns:wp14="http://schemas.microsoft.com/office/word/2010/wordprocessingDrawing" xmlns:wp="http://schemas.openxmlformats.org/drawingml/2006/wordprocessingDrawing" xmlns:w10="urn:schemas-microsoft-com:office:word" xmlns:w="http://schemas.openxmlformats.org/wordprocessingml/2006/main" xmlns:w14="http://schemas.microsoft.com/office/word/2010/wordml" xmlns:w15="http://schemas.microsoft.com/office/word/2012/wordml" xmlns:wne="http://schemas.microsoft.com/office/word/2006/wordml" xmlns:wpg="http://schemas.microsoft.com/office/word/2010/wordprocessingGroup" xmlns:wpi="http://schemas.microsoft.com/office/word/2010/wordprocessingInk" xmlns:wps="http://schemas.microsoft.com/office/word/2010/wordprocessingShape" mc:Ignorable="w14 w15 wp14">
+  <w:p/>
+</w:hdr>
 </file>
 
-<file path=word/header1.xml><?xml version="1.0" encoding="utf-8"?>
-<w:hdr xmlns:wpc="http://schemas.microsoft.com/office/word/2010/wordprocessingCanvas" xmlns:mc="http://schemas.openxmlformats.org/markup-compatibility/2006" xmlns:o="urn:schemas-microsoft-com:office:office" xmlns:r="http://schemas.openxmlformats.org/officeDocument/2006/relationships" xmlns:m="http://schemas.openxmlformats.org/officeDocument/2006/math" xmlns:v="urn:schemas-microsoft-com:vml" xmlns:wp14="http://schemas.microsoft.com/office/word/2010/wordprocessingDrawing" xmlns:wp="http://schemas.openxmlformats.org/drawingml/2006/wordprocessingDrawing" xmlns:w10="urn:schemas-microsoft-com:office:word" xmlns:w="http://schemas.openxmlformats.org/wordprocessingml/2006/main" xmlns:w14="http://schemas.microsoft.com/office/word/2010/wordml" xmlns:w15="http://schemas.microsoft.com/office/word/2012/wordml" xmlns:wpg="http://schemas.microsoft.com/office/word/2010/wordprocessingGroup" xmlns:wpi="http://schemas.microsoft.com/office/word/2010/wordprocessingInk" xmlns:wne="http://schemas.microsoft.com/office/word/2006/wordml" xmlns:wps="http://schemas.microsoft.com/office/word/2010/wordprocessingShape" xmlns:wpsCustomData="http://www.wps.cn/officeDocument/2013/wpsCustomData" mc:Ignorable="w14 w15 wp14">
+<file path=word/header2.xml><?xml version="1.0" encoding="utf-8"?>
+<w:hdr xmlns:wpc="http://schemas.microsoft.com/office/word/2010/wordprocessingCanvas" xmlns:mc="http://schemas.openxmlformats.org/markup-compatibility/2006" xmlns:o="urn:schemas-microsoft-com:office:office" xmlns:r="http://schemas.openxmlformats.org/officeDocument/2006/relationships" xmlns:m="http://schemas.openxmlformats.org/officeDocument/2006/math" xmlns:v="urn:schemas-microsoft-com:vml" xmlns:wp14="http://schemas.microsoft.com/office/word/2010/wordprocessingDrawing" xmlns:wp="http://schemas.openxmlformats.org/drawingml/2006/wordprocessingDrawing" xmlns:w10="urn:schemas-microsoft-com:office:word" xmlns:w="http://schemas.openxmlformats.org/wordprocessingml/2006/main" xmlns:w14="http://schemas.microsoft.com/office/word/2010/wordml" xmlns:w15="http://schemas.microsoft.com/office/word/2012/wordml" xmlns:wne="http://schemas.microsoft.com/office/word/2006/wordml" xmlns:wpg="http://schemas.microsoft.com/office/word/2010/wordprocessingGroup" xmlns:wpi="http://schemas.microsoft.com/office/word/2010/wordprocessingInk" xmlns:wps="http://schemas.microsoft.com/office/word/2010/wordprocessingShape" mc:Ignorable="w14 w15 wp14">
   <w:p>
     <w:pPr>
-      <w:pStyle w:val="15"/>
+      <w:pStyle w:val="Header"/>
       <w:pBdr>
-        <w:bottom w:val="single" w:color="auto" w:sz="4" w:space="1"/>
+        <w:bottom w:val="single" w:sz="4" w:space="1" w:color="auto"/>
       </w:pBdr>
       <w:tabs>
         <w:tab w:val="left" w:pos="335"/>
@@ -5435,65 +5227,39 @@
       </w:tabs>
       <w:jc w:val="right"/>
       <w:rPr>
-        <w:rFonts w:hint="eastAsia" w:eastAsiaTheme="minorEastAsia"/>
+        <w:rFonts w:eastAsiaTheme="minorEastAsia" w:hint="eastAsia"/>
         <w:lang w:eastAsia="zh-CN"/>
       </w:rPr>
     </w:pPr>
     <w:r>
       <w:rPr>
-        <w:rFonts w:hint="eastAsia" w:eastAsiaTheme="minorEastAsia"/>
+        <w:rFonts w:eastAsiaTheme="minorEastAsia" w:hint="eastAsia"/>
         <w:lang w:val="en-US" w:eastAsia="zh-CN"/>
       </w:rPr>
       <w:tab/>
       <w:tab/>
       <w:t>重庆市鹧鸪哨信息技术有限责任公司</w:t>
     </w:r>
-    <w:r>
-      <w:rPr>
-        <w:rFonts w:hint="eastAsia" w:eastAsiaTheme="minorEastAsia"/>
-        <w:lang w:val="en-US" w:eastAsia="zh-CN"/>
-      </w:rPr>
-    </w:r>
-    <w:r>
-      <w:rPr>
-        <w:rFonts w:hint="eastAsia" w:eastAsiaTheme="minorEastAsia"/>
-        <w:lang w:val="en-US" w:eastAsia="zh-CN"/>
-      </w:rPr>
-    </w:r>
-  </w:p>
-</w:hdr>
-</file>
-
-<file path=word/header2.xml><?xml version="1.0" encoding="utf-8"?>
-<w:hdr xmlns:m="http://schemas.openxmlformats.org/officeDocument/2006/math" xmlns:mc="http://schemas.openxmlformats.org/markup-compatibility/2006" xmlns:mo="http://schemas.microsoft.com/office/mac/office/2008/main" xmlns:mv="urn:schemas-microsoft-com:mac:vml" xmlns:o="urn:schemas-microsoft-com:office:office" xmlns:r="http://schemas.openxmlformats.org/officeDocument/2006/relationships" xmlns:v="urn:schemas-microsoft-com:vml" xmlns:w10="urn:schemas-microsoft-com:office:word" xmlns:w14="http://schemas.microsoft.com/office/word/2010/wordml" xmlns:w="http://schemas.openxmlformats.org/wordprocessingml/2006/main" xmlns:wne="http://schemas.microsoft.com/office/word/2006/wordml" xmlns:wp14="http://schemas.microsoft.com/office/word/2010/wordprocessingDrawing" xmlns:wp="http://schemas.openxmlformats.org/drawingml/2006/wordprocessingDrawing" xmlns:wpc="http://schemas.microsoft.com/office/word/2010/wordprocessingCanvas" xmlns:wpg="http://schemas.microsoft.com/office/word/2010/wordprocessingGroup" xmlns:wpi="http://schemas.microsoft.com/office/word/2010/wordprocessingInk" xmlns:wps="http://schemas.microsoft.com/office/word/2010/wordprocessingShape" mc:Ignorable="w14 wp14">
-  <w:p>
-    <w:pPr>
-      <w:pStyle w:val="Header"/>
-    </w:pPr>
   </w:p>
 </w:hdr>
 </file>
 
 <file path=word/header3.xml><?xml version="1.0" encoding="utf-8"?>
-<w:hdr xmlns:m="http://schemas.openxmlformats.org/officeDocument/2006/math" xmlns:mc="http://schemas.openxmlformats.org/markup-compatibility/2006" xmlns:mo="http://schemas.microsoft.com/office/mac/office/2008/main" xmlns:mv="urn:schemas-microsoft-com:mac:vml" xmlns:o="urn:schemas-microsoft-com:office:office" xmlns:r="http://schemas.openxmlformats.org/officeDocument/2006/relationships" xmlns:v="urn:schemas-microsoft-com:vml" xmlns:w10="urn:schemas-microsoft-com:office:word" xmlns:w14="http://schemas.microsoft.com/office/word/2010/wordml" xmlns:w="http://schemas.openxmlformats.org/wordprocessingml/2006/main" xmlns:wne="http://schemas.microsoft.com/office/word/2006/wordml" xmlns:wp14="http://schemas.microsoft.com/office/word/2010/wordprocessingDrawing" xmlns:wp="http://schemas.openxmlformats.org/drawingml/2006/wordprocessingDrawing" xmlns:wpc="http://schemas.microsoft.com/office/word/2010/wordprocessingCanvas" xmlns:wpg="http://schemas.microsoft.com/office/word/2010/wordprocessingGroup" xmlns:wpi="http://schemas.microsoft.com/office/word/2010/wordprocessingInk" xmlns:wps="http://schemas.microsoft.com/office/word/2010/wordprocessingShape" mc:Ignorable="w14 wp14">
-  <w:p>
-    <w:pPr>
-      <w:pStyle w:val="Header"/>
-    </w:pPr>
-  </w:p>
+<w:hdr xmlns:wpc="http://schemas.microsoft.com/office/word/2010/wordprocessingCanvas" xmlns:mc="http://schemas.openxmlformats.org/markup-compatibility/2006" xmlns:o="urn:schemas-microsoft-com:office:office" xmlns:r="http://schemas.openxmlformats.org/officeDocument/2006/relationships" xmlns:m="http://schemas.openxmlformats.org/officeDocument/2006/math" xmlns:v="urn:schemas-microsoft-com:vml" xmlns:wp14="http://schemas.microsoft.com/office/word/2010/wordprocessingDrawing" xmlns:wp="http://schemas.openxmlformats.org/drawingml/2006/wordprocessingDrawing" xmlns:w10="urn:schemas-microsoft-com:office:word" xmlns:w="http://schemas.openxmlformats.org/wordprocessingml/2006/main" xmlns:w14="http://schemas.microsoft.com/office/word/2010/wordml" xmlns:w15="http://schemas.microsoft.com/office/word/2012/wordml" xmlns:wne="http://schemas.microsoft.com/office/word/2006/wordml" xmlns:wpg="http://schemas.microsoft.com/office/word/2010/wordprocessingGroup" xmlns:wpi="http://schemas.microsoft.com/office/word/2010/wordprocessingInk" xmlns:wps="http://schemas.microsoft.com/office/word/2010/wordprocessingShape" mc:Ignorable="w14 w15 wp14">
+  <w:p/>
 </w:hdr>
 </file>
 
 <file path=word/numbering.xml><?xml version="1.0" encoding="utf-8"?>
-<w:numbering xmlns:wpc="http://schemas.microsoft.com/office/word/2010/wordprocessingCanvas" xmlns:mc="http://schemas.openxmlformats.org/markup-compatibility/2006" xmlns:o="urn:schemas-microsoft-com:office:office" xmlns:r="http://schemas.openxmlformats.org/officeDocument/2006/relationships" xmlns:m="http://schemas.openxmlformats.org/officeDocument/2006/math" xmlns:v="urn:schemas-microsoft-com:vml" xmlns:wp14="http://schemas.microsoft.com/office/word/2010/wordprocessingDrawing" xmlns:wp="http://schemas.openxmlformats.org/drawingml/2006/wordprocessingDrawing" xmlns:w10="urn:schemas-microsoft-com:office:word" xmlns:w="http://schemas.openxmlformats.org/wordprocessingml/2006/main" xmlns:w14="http://schemas.microsoft.com/office/word/2010/wordml" xmlns:wpg="http://schemas.microsoft.com/office/word/2010/wordprocessingGroup" xmlns:wpi="http://schemas.microsoft.com/office/word/2010/wordprocessingInk" xmlns:wne="http://schemas.microsoft.com/office/word/2006/wordml" xmlns:wps="http://schemas.microsoft.com/office/word/2010/wordprocessingShape" xmlns:wpsCustomData="http://www.wps.cn/officeDocument/2013/wpsCustomData" mc:Ignorable="w14 wp14">
+<w:numbering xmlns:wpc="http://schemas.microsoft.com/office/word/2010/wordprocessingCanvas" xmlns:mc="http://schemas.openxmlformats.org/markup-compatibility/2006" xmlns:o="urn:schemas-microsoft-com:office:office" xmlns:r="http://schemas.openxmlformats.org/officeDocument/2006/relationships" xmlns:m="http://schemas.openxmlformats.org/officeDocument/2006/math" xmlns:v="urn:schemas-microsoft-com:vml" xmlns:wp14="http://schemas.microsoft.com/office/word/2010/wordprocessingDrawing" xmlns:wp="http://schemas.openxmlformats.org/drawingml/2006/wordprocessingDrawing" xmlns:w10="urn:schemas-microsoft-com:office:word" xmlns:w="http://schemas.openxmlformats.org/wordprocessingml/2006/main" xmlns:w14="http://schemas.microsoft.com/office/word/2010/wordml" xmlns:w15="http://schemas.microsoft.com/office/word/2012/wordml" xmlns:wne="http://schemas.microsoft.com/office/word/2006/wordml" xmlns:wpg="http://schemas.microsoft.com/office/word/2010/wordprocessingGroup" xmlns:wpi="http://schemas.microsoft.com/office/word/2010/wordprocessingInk" xmlns:wps="http://schemas.microsoft.com/office/word/2010/wordprocessingShape" mc:Ignorable="w14 w15 wp14">
   <w:abstractNum w:abstractNumId="0">
     <w:nsid w:val="8E964DCE"/>
     <w:multiLevelType w:val="multilevel"/>
     <w:tmpl w:val="8E964DCE"/>
-    <w:lvl w:ilvl="0" w:tentative="0">
+    <w:lvl w:ilvl="0">
       <w:start w:val="1"/>
       <w:numFmt w:val="decimal"/>
-      <w:pStyle w:val="2"/>
+      <w:pStyle w:val="Heading1"/>
       <w:lvlText w:val="%1."/>
       <w:lvlJc w:val="left"/>
       <w:pPr>
@@ -5503,10 +5269,10 @@
         <w:rFonts w:hint="default"/>
       </w:rPr>
     </w:lvl>
-    <w:lvl w:ilvl="1" w:tentative="0">
+    <w:lvl w:ilvl="1">
       <w:start w:val="1"/>
       <w:numFmt w:val="decimal"/>
-      <w:pStyle w:val="3"/>
+      <w:pStyle w:val="Heading2"/>
       <w:lvlText w:val="%1.%2."/>
       <w:lvlJc w:val="left"/>
       <w:pPr>
@@ -5516,10 +5282,10 @@
         <w:rFonts w:hint="default"/>
       </w:rPr>
     </w:lvl>
-    <w:lvl w:ilvl="2" w:tentative="0">
+    <w:lvl w:ilvl="2">
       <w:start w:val="1"/>
       <w:numFmt w:val="decimal"/>
-      <w:pStyle w:val="4"/>
+      <w:pStyle w:val="Heading3"/>
       <w:lvlText w:val="%1.%2.%3."/>
       <w:lvlJc w:val="left"/>
       <w:pPr>
@@ -5529,10 +5295,10 @@
         <w:rFonts w:hint="default"/>
       </w:rPr>
     </w:lvl>
-    <w:lvl w:ilvl="3" w:tentative="0">
+    <w:lvl w:ilvl="3">
       <w:start w:val="1"/>
       <w:numFmt w:val="decimal"/>
-      <w:pStyle w:val="5"/>
+      <w:pStyle w:val="Heading4"/>
       <w:lvlText w:val="%1.%2.%3.%4."/>
       <w:lvlJc w:val="left"/>
       <w:pPr>
@@ -5542,10 +5308,10 @@
         <w:rFonts w:hint="default"/>
       </w:rPr>
     </w:lvl>
-    <w:lvl w:ilvl="4" w:tentative="0">
+    <w:lvl w:ilvl="4">
       <w:start w:val="1"/>
       <w:numFmt w:val="decimal"/>
-      <w:pStyle w:val="6"/>
+      <w:pStyle w:val="Heading5"/>
       <w:lvlText w:val="%1.%2.%3.%4.%5."/>
       <w:lvlJc w:val="left"/>
       <w:pPr>
@@ -5555,10 +5321,10 @@
         <w:rFonts w:hint="default"/>
       </w:rPr>
     </w:lvl>
-    <w:lvl w:ilvl="5" w:tentative="0">
+    <w:lvl w:ilvl="5">
       <w:start w:val="1"/>
       <w:numFmt w:val="decimal"/>
-      <w:pStyle w:val="7"/>
+      <w:pStyle w:val="Heading6"/>
       <w:lvlText w:val="%1.%2.%3.%4.%5.%6."/>
       <w:lvlJc w:val="left"/>
       <w:pPr>
@@ -5568,10 +5334,10 @@
         <w:rFonts w:hint="default"/>
       </w:rPr>
     </w:lvl>
-    <w:lvl w:ilvl="6" w:tentative="0">
+    <w:lvl w:ilvl="6">
       <w:start w:val="1"/>
       <w:numFmt w:val="decimal"/>
-      <w:pStyle w:val="8"/>
+      <w:pStyle w:val="Heading7"/>
       <w:lvlText w:val="%1.%2.%3.%4.%5.%6.%7."/>
       <w:lvlJc w:val="left"/>
       <w:pPr>
@@ -5581,10 +5347,10 @@
         <w:rFonts w:hint="default"/>
       </w:rPr>
     </w:lvl>
-    <w:lvl w:ilvl="7" w:tentative="0">
+    <w:lvl w:ilvl="7">
       <w:start w:val="1"/>
       <w:numFmt w:val="decimal"/>
-      <w:pStyle w:val="9"/>
+      <w:pStyle w:val="Heading8"/>
       <w:lvlText w:val="%1.%2.%3.%4.%5.%6.%7.%8."/>
       <w:lvlJc w:val="left"/>
       <w:pPr>
@@ -5594,10 +5360,10 @@
         <w:rFonts w:hint="default"/>
       </w:rPr>
     </w:lvl>
-    <w:lvl w:ilvl="8" w:tentative="0">
+    <w:lvl w:ilvl="8">
       <w:start w:val="1"/>
       <w:numFmt w:val="decimal"/>
-      <w:pStyle w:val="10"/>
+      <w:pStyle w:val="Heading9"/>
       <w:lvlText w:val="%1.%2.%3.%4.%5.%6.%7.%8.%9."/>
       <w:lvlJc w:val="left"/>
       <w:pPr>
@@ -5615,269 +5381,267 @@
 </file>
 
 <file path=word/styles.xml><?xml version="1.0" encoding="utf-8"?>
-<w:styles xmlns:mc="http://schemas.openxmlformats.org/markup-compatibility/2006" xmlns:o="urn:schemas-microsoft-com:office:office" xmlns:r="http://schemas.openxmlformats.org/officeDocument/2006/relationships" xmlns:m="http://schemas.openxmlformats.org/officeDocument/2006/math" xmlns:v="urn:schemas-microsoft-com:vml" xmlns:w="http://schemas.openxmlformats.org/wordprocessingml/2006/main" xmlns:w14="http://schemas.microsoft.com/office/word/2010/wordml" xmlns:w10="urn:schemas-microsoft-com:office:word" xmlns:sl="http://schemas.openxmlformats.org/schemaLibrary/2006/main" xmlns:wpsCustomData="http://www.wps.cn/officeDocument/2013/wpsCustomData" mc:Ignorable="w14">
+<w:styles xmlns:mc="http://schemas.openxmlformats.org/markup-compatibility/2006" xmlns:r="http://schemas.openxmlformats.org/officeDocument/2006/relationships" xmlns:w="http://schemas.openxmlformats.org/wordprocessingml/2006/main" xmlns:w14="http://schemas.microsoft.com/office/word/2010/wordml" xmlns:w15="http://schemas.microsoft.com/office/word/2012/wordml" mc:Ignorable="w14 w15">
   <w:docDefaults>
     <w:rPrDefault>
       <w:rPr>
-        <w:rFonts w:ascii="Times New Roman" w:hAnsi="Times New Roman" w:eastAsia="宋体" w:cs="Times New Roman"/>
+        <w:rFonts w:ascii="Times New Roman" w:eastAsia="宋体" w:hAnsi="Times New Roman" w:cs="Times New Roman"/>
       </w:rPr>
     </w:rPrDefault>
     <w:pPrDefault/>
   </w:docDefaults>
-  <w:latentStyles w:count="260" w:defQFormat="0" w:defUnhideWhenUsed="1" w:defSemiHidden="1" w:defUIPriority="99" w:defLockedState="0">
-    <w:lsdException w:qFormat="1" w:unhideWhenUsed="0" w:uiPriority="0" w:semiHidden="0" w:name="Normal"/>
-    <w:lsdException w:qFormat="1" w:unhideWhenUsed="0" w:uiPriority="0" w:semiHidden="0" w:name="heading 1"/>
-    <w:lsdException w:qFormat="1" w:uiPriority="0" w:semiHidden="0" w:name="heading 2"/>
-    <w:lsdException w:qFormat="1" w:uiPriority="0" w:name="heading 3"/>
-    <w:lsdException w:qFormat="1" w:uiPriority="0" w:semiHidden="0" w:name="heading 4"/>
-    <w:lsdException w:qFormat="1" w:uiPriority="0" w:name="heading 5"/>
-    <w:lsdException w:qFormat="1" w:uiPriority="0" w:name="heading 6"/>
-    <w:lsdException w:qFormat="1" w:uiPriority="0" w:name="heading 7"/>
-    <w:lsdException w:qFormat="1" w:uiPriority="0" w:name="heading 8"/>
-    <w:lsdException w:qFormat="1" w:uiPriority="0" w:name="heading 9"/>
-    <w:lsdException w:unhideWhenUsed="0" w:uiPriority="0" w:semiHidden="0" w:name="index 1"/>
-    <w:lsdException w:unhideWhenUsed="0" w:uiPriority="0" w:semiHidden="0" w:name="index 2"/>
-    <w:lsdException w:unhideWhenUsed="0" w:uiPriority="0" w:semiHidden="0" w:name="index 3"/>
-    <w:lsdException w:unhideWhenUsed="0" w:uiPriority="0" w:semiHidden="0" w:name="index 4"/>
-    <w:lsdException w:unhideWhenUsed="0" w:uiPriority="0" w:semiHidden="0" w:name="index 5"/>
-    <w:lsdException w:unhideWhenUsed="0" w:uiPriority="0" w:semiHidden="0" w:name="index 6"/>
-    <w:lsdException w:unhideWhenUsed="0" w:uiPriority="0" w:semiHidden="0" w:name="index 7"/>
-    <w:lsdException w:unhideWhenUsed="0" w:uiPriority="0" w:semiHidden="0" w:name="index 8"/>
-    <w:lsdException w:unhideWhenUsed="0" w:uiPriority="0" w:semiHidden="0" w:name="index 9"/>
-    <w:lsdException w:qFormat="1" w:unhideWhenUsed="0" w:uiPriority="0" w:semiHidden="0" w:name="toc 1"/>
-    <w:lsdException w:qFormat="1" w:unhideWhenUsed="0" w:uiPriority="0" w:semiHidden="0" w:name="toc 2"/>
-    <w:lsdException w:qFormat="1" w:unhideWhenUsed="0" w:uiPriority="0" w:semiHidden="0" w:name="toc 3"/>
-    <w:lsdException w:unhideWhenUsed="0" w:uiPriority="0" w:semiHidden="0" w:name="toc 4"/>
-    <w:lsdException w:unhideWhenUsed="0" w:uiPriority="0" w:semiHidden="0" w:name="toc 5"/>
-    <w:lsdException w:unhideWhenUsed="0" w:uiPriority="0" w:semiHidden="0" w:name="toc 6"/>
-    <w:lsdException w:unhideWhenUsed="0" w:uiPriority="0" w:semiHidden="0" w:name="toc 7"/>
-    <w:lsdException w:unhideWhenUsed="0" w:uiPriority="0" w:semiHidden="0" w:name="toc 8"/>
-    <w:lsdException w:unhideWhenUsed="0" w:uiPriority="0" w:semiHidden="0" w:name="toc 9"/>
-    <w:lsdException w:unhideWhenUsed="0" w:uiPriority="0" w:semiHidden="0" w:name="Normal Indent"/>
-    <w:lsdException w:unhideWhenUsed="0" w:uiPriority="0" w:semiHidden="0" w:name="footnote text"/>
-    <w:lsdException w:qFormat="1" w:unhideWhenUsed="0" w:uiPriority="0" w:semiHidden="0" w:name="annotation text"/>
-    <w:lsdException w:qFormat="1" w:unhideWhenUsed="0" w:uiPriority="0" w:semiHidden="0" w:name="header"/>
-    <w:lsdException w:qFormat="1" w:unhideWhenUsed="0" w:uiPriority="0" w:semiHidden="0" w:name="footer"/>
-    <w:lsdException w:unhideWhenUsed="0" w:uiPriority="0" w:semiHidden="0" w:name="index heading"/>
-    <w:lsdException w:qFormat="1" w:uiPriority="0" w:name="caption"/>
-    <w:lsdException w:unhideWhenUsed="0" w:uiPriority="0" w:semiHidden="0" w:name="table of figures"/>
-    <w:lsdException w:unhideWhenUsed="0" w:uiPriority="0" w:semiHidden="0" w:name="envelope address"/>
-    <w:lsdException w:unhideWhenUsed="0" w:uiPriority="0" w:semiHidden="0" w:name="envelope return"/>
-    <w:lsdException w:unhideWhenUsed="0" w:uiPriority="0" w:semiHidden="0" w:name="footnote reference"/>
-    <w:lsdException w:unhideWhenUsed="0" w:uiPriority="0" w:semiHidden="0" w:name="annotation reference"/>
-    <w:lsdException w:unhideWhenUsed="0" w:uiPriority="0" w:semiHidden="0" w:name="line number"/>
-    <w:lsdException w:unhideWhenUsed="0" w:uiPriority="0" w:semiHidden="0" w:name="page number"/>
-    <w:lsdException w:unhideWhenUsed="0" w:uiPriority="0" w:semiHidden="0" w:name="endnote reference"/>
-    <w:lsdException w:unhideWhenUsed="0" w:uiPriority="0" w:semiHidden="0" w:name="endnote text"/>
-    <w:lsdException w:unhideWhenUsed="0" w:uiPriority="0" w:semiHidden="0" w:name="table of authorities"/>
-    <w:lsdException w:unhideWhenUsed="0" w:uiPriority="0" w:semiHidden="0" w:name="macro"/>
-    <w:lsdException w:unhideWhenUsed="0" w:uiPriority="0" w:semiHidden="0" w:name="toa heading"/>
-    <w:lsdException w:unhideWhenUsed="0" w:uiPriority="0" w:semiHidden="0" w:name="List"/>
-    <w:lsdException w:unhideWhenUsed="0" w:uiPriority="0" w:semiHidden="0" w:name="List Bullet"/>
-    <w:lsdException w:unhideWhenUsed="0" w:uiPriority="0" w:semiHidden="0" w:name="List Number"/>
-    <w:lsdException w:unhideWhenUsed="0" w:uiPriority="0" w:semiHidden="0" w:name="List 2"/>
-    <w:lsdException w:unhideWhenUsed="0" w:uiPriority="0" w:semiHidden="0" w:name="List 3"/>
-    <w:lsdException w:unhideWhenUsed="0" w:uiPriority="0" w:semiHidden="0" w:name="List 4"/>
-    <w:lsdException w:unhideWhenUsed="0" w:uiPriority="0" w:semiHidden="0" w:name="List 5"/>
-    <w:lsdException w:unhideWhenUsed="0" w:uiPriority="0" w:semiHidden="0" w:name="List Bullet 2"/>
-    <w:lsdException w:unhideWhenUsed="0" w:uiPriority="0" w:semiHidden="0" w:name="List Bullet 3"/>
-    <w:lsdException w:unhideWhenUsed="0" w:uiPriority="0" w:semiHidden="0" w:name="List Bullet 4"/>
-    <w:lsdException w:unhideWhenUsed="0" w:uiPriority="0" w:semiHidden="0" w:name="List Bullet 5"/>
-    <w:lsdException w:unhideWhenUsed="0" w:uiPriority="0" w:semiHidden="0" w:name="List Number 2"/>
-    <w:lsdException w:unhideWhenUsed="0" w:uiPriority="0" w:semiHidden="0" w:name="List Number 3"/>
-    <w:lsdException w:unhideWhenUsed="0" w:uiPriority="0" w:semiHidden="0" w:name="List Number 4"/>
-    <w:lsdException w:unhideWhenUsed="0" w:uiPriority="0" w:semiHidden="0" w:name="List Number 5"/>
-    <w:lsdException w:qFormat="1" w:unhideWhenUsed="0" w:uiPriority="0" w:semiHidden="0" w:name="Title"/>
-    <w:lsdException w:unhideWhenUsed="0" w:uiPriority="0" w:semiHidden="0" w:name="Closing"/>
-    <w:lsdException w:unhideWhenUsed="0" w:uiPriority="0" w:semiHidden="0" w:name="Signature"/>
-    <w:lsdException w:qFormat="1" w:unhideWhenUsed="0" w:uiPriority="0" w:name="Default Paragraph Font"/>
-    <w:lsdException w:qFormat="1" w:unhideWhenUsed="0" w:uiPriority="0" w:name="Body Text"/>
-    <w:lsdException w:unhideWhenUsed="0" w:uiPriority="0" w:semiHidden="0" w:name="Body Text Indent"/>
-    <w:lsdException w:unhideWhenUsed="0" w:uiPriority="0" w:semiHidden="0" w:name="List Continue"/>
-    <w:lsdException w:unhideWhenUsed="0" w:uiPriority="0" w:semiHidden="0" w:name="List Continue 2"/>
-    <w:lsdException w:unhideWhenUsed="0" w:uiPriority="0" w:semiHidden="0" w:name="List Continue 3"/>
-    <w:lsdException w:unhideWhenUsed="0" w:uiPriority="0" w:semiHidden="0" w:name="List Continue 4"/>
-    <w:lsdException w:unhideWhenUsed="0" w:uiPriority="0" w:semiHidden="0" w:name="List Continue 5"/>
-    <w:lsdException w:unhideWhenUsed="0" w:uiPriority="0" w:semiHidden="0" w:name="Message Header"/>
-    <w:lsdException w:qFormat="1" w:unhideWhenUsed="0" w:uiPriority="0" w:semiHidden="0" w:name="Subtitle"/>
-    <w:lsdException w:unhideWhenUsed="0" w:uiPriority="0" w:semiHidden="0" w:name="Salutation"/>
-    <w:lsdException w:unhideWhenUsed="0" w:uiPriority="0" w:semiHidden="0" w:name="Date"/>
-    <w:lsdException w:unhideWhenUsed="0" w:uiPriority="0" w:semiHidden="0" w:name="Body Text First Indent"/>
-    <w:lsdException w:unhideWhenUsed="0" w:uiPriority="0" w:semiHidden="0" w:name="Body Text First Indent 2"/>
-    <w:lsdException w:uiPriority="99" w:name="Note Heading"/>
-    <w:lsdException w:unhideWhenUsed="0" w:uiPriority="0" w:semiHidden="0" w:name="Body Text 2"/>
-    <w:lsdException w:unhideWhenUsed="0" w:uiPriority="0" w:semiHidden="0" w:name="Body Text 3"/>
-    <w:lsdException w:unhideWhenUsed="0" w:uiPriority="0" w:semiHidden="0" w:name="Body Text Indent 2"/>
-    <w:lsdException w:unhideWhenUsed="0" w:uiPriority="0" w:semiHidden="0" w:name="Body Text Indent 3"/>
-    <w:lsdException w:unhideWhenUsed="0" w:uiPriority="0" w:semiHidden="0" w:name="Block Text"/>
-    <w:lsdException w:unhideWhenUsed="0" w:uiPriority="0" w:semiHidden="0" w:name="Hyperlink"/>
-    <w:lsdException w:unhideWhenUsed="0" w:uiPriority="0" w:semiHidden="0" w:name="FollowedHyperlink"/>
-    <w:lsdException w:qFormat="1" w:unhideWhenUsed="0" w:uiPriority="0" w:semiHidden="0" w:name="Strong"/>
-    <w:lsdException w:qFormat="1" w:unhideWhenUsed="0" w:uiPriority="0" w:semiHidden="0" w:name="Emphasis"/>
-    <w:lsdException w:unhideWhenUsed="0" w:uiPriority="0" w:semiHidden="0" w:name="Document Map"/>
-    <w:lsdException w:unhideWhenUsed="0" w:uiPriority="0" w:semiHidden="0" w:name="Plain Text"/>
-    <w:lsdException w:unhideWhenUsed="0" w:uiPriority="0" w:semiHidden="0" w:name="E-mail Signature"/>
-    <w:lsdException w:qFormat="1" w:unhideWhenUsed="0" w:uiPriority="0" w:semiHidden="0" w:name="Normal (Web)"/>
-    <w:lsdException w:unhideWhenUsed="0" w:uiPriority="0" w:semiHidden="0" w:name="HTML Acronym"/>
-    <w:lsdException w:unhideWhenUsed="0" w:uiPriority="0" w:semiHidden="0" w:name="HTML Address"/>
-    <w:lsdException w:unhideWhenUsed="0" w:uiPriority="0" w:semiHidden="0" w:name="HTML Cite"/>
-    <w:lsdException w:unhideWhenUsed="0" w:uiPriority="0" w:semiHidden="0" w:name="HTML Code"/>
-    <w:lsdException w:unhideWhenUsed="0" w:uiPriority="0" w:semiHidden="0" w:name="HTML Definition"/>
-    <w:lsdException w:unhideWhenUsed="0" w:uiPriority="0" w:semiHidden="0" w:name="HTML Keyboard"/>
-    <w:lsdException w:unhideWhenUsed="0" w:uiPriority="0" w:semiHidden="0" w:name="HTML Preformatted"/>
-    <w:lsdException w:unhideWhenUsed="0" w:uiPriority="0" w:semiHidden="0" w:name="HTML Sample"/>
-    <w:lsdException w:unhideWhenUsed="0" w:uiPriority="0" w:semiHidden="0" w:name="HTML Typewriter"/>
-    <w:lsdException w:unhideWhenUsed="0" w:uiPriority="0" w:semiHidden="0" w:name="HTML Variable"/>
-    <w:lsdException w:qFormat="1" w:unhideWhenUsed="0" w:uiPriority="0" w:name="Normal Table"/>
-    <w:lsdException w:unhideWhenUsed="0" w:uiPriority="0" w:semiHidden="0" w:name="annotation subject"/>
-    <w:lsdException w:unhideWhenUsed="0" w:uiPriority="0" w:semiHidden="0" w:name="Table Simple 1"/>
-    <w:lsdException w:unhideWhenUsed="0" w:uiPriority="0" w:semiHidden="0" w:name="Table Simple 2"/>
-    <w:lsdException w:unhideWhenUsed="0" w:uiPriority="0" w:semiHidden="0" w:name="Table Simple 3"/>
-    <w:lsdException w:unhideWhenUsed="0" w:uiPriority="0" w:semiHidden="0" w:name="Table Classic 1"/>
-    <w:lsdException w:unhideWhenUsed="0" w:uiPriority="0" w:semiHidden="0" w:name="Table Classic 2"/>
-    <w:lsdException w:unhideWhenUsed="0" w:uiPriority="0" w:semiHidden="0" w:name="Table Classic 3"/>
-    <w:lsdException w:unhideWhenUsed="0" w:uiPriority="0" w:semiHidden="0" w:name="Table Classic 4"/>
-    <w:lsdException w:unhideWhenUsed="0" w:uiPriority="0" w:semiHidden="0" w:name="Table Colorful 1"/>
-    <w:lsdException w:unhideWhenUsed="0" w:uiPriority="0" w:semiHidden="0" w:name="Table Colorful 2"/>
-    <w:lsdException w:unhideWhenUsed="0" w:uiPriority="0" w:semiHidden="0" w:name="Table Colorful 3"/>
-    <w:lsdException w:unhideWhenUsed="0" w:uiPriority="0" w:semiHidden="0" w:name="Table Columns 1"/>
-    <w:lsdException w:unhideWhenUsed="0" w:uiPriority="0" w:semiHidden="0" w:name="Table Columns 2"/>
-    <w:lsdException w:unhideWhenUsed="0" w:uiPriority="0" w:semiHidden="0" w:name="Table Columns 3"/>
-    <w:lsdException w:unhideWhenUsed="0" w:uiPriority="0" w:semiHidden="0" w:name="Table Columns 4"/>
-    <w:lsdException w:unhideWhenUsed="0" w:uiPriority="0" w:semiHidden="0" w:name="Table Columns 5"/>
-    <w:lsdException w:unhideWhenUsed="0" w:uiPriority="0" w:semiHidden="0" w:name="Table Grid 1"/>
-    <w:lsdException w:unhideWhenUsed="0" w:uiPriority="0" w:semiHidden="0" w:name="Table Grid 2"/>
-    <w:lsdException w:unhideWhenUsed="0" w:uiPriority="0" w:semiHidden="0" w:name="Table Grid 3"/>
-    <w:lsdException w:unhideWhenUsed="0" w:uiPriority="0" w:semiHidden="0" w:name="Table Grid 4"/>
-    <w:lsdException w:unhideWhenUsed="0" w:uiPriority="0" w:semiHidden="0" w:name="Table Grid 5"/>
-    <w:lsdException w:unhideWhenUsed="0" w:uiPriority="0" w:semiHidden="0" w:name="Table Grid 6"/>
-    <w:lsdException w:unhideWhenUsed="0" w:uiPriority="0" w:semiHidden="0" w:name="Table Grid 7"/>
-    <w:lsdException w:unhideWhenUsed="0" w:uiPriority="0" w:semiHidden="0" w:name="Table Grid 8"/>
-    <w:lsdException w:unhideWhenUsed="0" w:uiPriority="0" w:semiHidden="0" w:name="Table List 1"/>
-    <w:lsdException w:unhideWhenUsed="0" w:uiPriority="0" w:semiHidden="0" w:name="Table List 2"/>
-    <w:lsdException w:unhideWhenUsed="0" w:uiPriority="0" w:semiHidden="0" w:name="Table List 3"/>
-    <w:lsdException w:unhideWhenUsed="0" w:uiPriority="0" w:semiHidden="0" w:name="Table List 4"/>
-    <w:lsdException w:unhideWhenUsed="0" w:uiPriority="0" w:semiHidden="0" w:name="Table List 5"/>
-    <w:lsdException w:unhideWhenUsed="0" w:uiPriority="0" w:semiHidden="0" w:name="Table List 6"/>
-    <w:lsdException w:unhideWhenUsed="0" w:uiPriority="0" w:semiHidden="0" w:name="Table List 7"/>
-    <w:lsdException w:unhideWhenUsed="0" w:uiPriority="0" w:semiHidden="0" w:name="Table List 8"/>
-    <w:lsdException w:unhideWhenUsed="0" w:uiPriority="0" w:semiHidden="0" w:name="Table 3D effects 1"/>
-    <w:lsdException w:unhideWhenUsed="0" w:uiPriority="0" w:semiHidden="0" w:name="Table 3D effects 2"/>
-    <w:lsdException w:unhideWhenUsed="0" w:uiPriority="0" w:semiHidden="0" w:name="Table 3D effects 3"/>
-    <w:lsdException w:unhideWhenUsed="0" w:uiPriority="0" w:semiHidden="0" w:name="Table Contemporary"/>
-    <w:lsdException w:unhideWhenUsed="0" w:uiPriority="0" w:semiHidden="0" w:name="Table Elegant"/>
-    <w:lsdException w:unhideWhenUsed="0" w:uiPriority="0" w:semiHidden="0" w:name="Table Professional"/>
-    <w:lsdException w:unhideWhenUsed="0" w:uiPriority="0" w:semiHidden="0" w:name="Table Subtle 1"/>
-    <w:lsdException w:unhideWhenUsed="0" w:uiPriority="0" w:semiHidden="0" w:name="Table Subtle 2"/>
-    <w:lsdException w:unhideWhenUsed="0" w:uiPriority="0" w:semiHidden="0" w:name="Table Web 1"/>
-    <w:lsdException w:unhideWhenUsed="0" w:uiPriority="0" w:semiHidden="0" w:name="Table Web 2"/>
-    <w:lsdException w:unhideWhenUsed="0" w:uiPriority="0" w:semiHidden="0" w:name="Table Web 3"/>
-    <w:lsdException w:unhideWhenUsed="0" w:uiPriority="0" w:semiHidden="0" w:name="Balloon Text"/>
-    <w:lsdException w:qFormat="1" w:unhideWhenUsed="0" w:uiPriority="0" w:semiHidden="0" w:name="Table Grid"/>
-    <w:lsdException w:unhideWhenUsed="0" w:uiPriority="0" w:semiHidden="0" w:name="Table Theme"/>
-    <w:lsdException w:unhideWhenUsed="0" w:uiPriority="60" w:semiHidden="0" w:name="Light Shading"/>
-    <w:lsdException w:unhideWhenUsed="0" w:uiPriority="61" w:semiHidden="0" w:name="Light List"/>
-    <w:lsdException w:unhideWhenUsed="0" w:uiPriority="62" w:semiHidden="0" w:name="Light Grid"/>
-    <w:lsdException w:unhideWhenUsed="0" w:uiPriority="63" w:semiHidden="0" w:name="Medium Shading 1"/>
-    <w:lsdException w:unhideWhenUsed="0" w:uiPriority="64" w:semiHidden="0" w:name="Medium Shading 2"/>
-    <w:lsdException w:unhideWhenUsed="0" w:uiPriority="65" w:semiHidden="0" w:name="Medium List 1"/>
-    <w:lsdException w:unhideWhenUsed="0" w:uiPriority="66" w:semiHidden="0" w:name="Medium List 2"/>
-    <w:lsdException w:unhideWhenUsed="0" w:uiPriority="67" w:semiHidden="0" w:name="Medium Grid 1"/>
-    <w:lsdException w:unhideWhenUsed="0" w:uiPriority="68" w:semiHidden="0" w:name="Medium Grid 2"/>
-    <w:lsdException w:unhideWhenUsed="0" w:uiPriority="69" w:semiHidden="0" w:name="Medium Grid 3"/>
-    <w:lsdException w:unhideWhenUsed="0" w:uiPriority="70" w:semiHidden="0" w:name="Dark List"/>
-    <w:lsdException w:unhideWhenUsed="0" w:uiPriority="71" w:semiHidden="0" w:name="Colorful Shading"/>
-    <w:lsdException w:unhideWhenUsed="0" w:uiPriority="72" w:semiHidden="0" w:name="Colorful List"/>
-    <w:lsdException w:unhideWhenUsed="0" w:uiPriority="73" w:semiHidden="0" w:name="Colorful Grid"/>
-    <w:lsdException w:unhideWhenUsed="0" w:uiPriority="60" w:semiHidden="0" w:name="Light Shading Accent 1"/>
-    <w:lsdException w:unhideWhenUsed="0" w:uiPriority="61" w:semiHidden="0" w:name="Light List Accent 1"/>
-    <w:lsdException w:unhideWhenUsed="0" w:uiPriority="62" w:semiHidden="0" w:name="Light Grid Accent 1"/>
-    <w:lsdException w:unhideWhenUsed="0" w:uiPriority="63" w:semiHidden="0" w:name="Medium Shading 1 Accent 1"/>
-    <w:lsdException w:unhideWhenUsed="0" w:uiPriority="64" w:semiHidden="0" w:name="Medium Shading 2 Accent 1"/>
-    <w:lsdException w:unhideWhenUsed="0" w:uiPriority="65" w:semiHidden="0" w:name="Medium List 1 Accent 1"/>
-    <w:lsdException w:unhideWhenUsed="0" w:uiPriority="66" w:semiHidden="0" w:name="Medium List 2 Accent 1"/>
-    <w:lsdException w:unhideWhenUsed="0" w:uiPriority="67" w:semiHidden="0" w:name="Medium Grid 1 Accent 1"/>
-    <w:lsdException w:unhideWhenUsed="0" w:uiPriority="68" w:semiHidden="0" w:name="Medium Grid 2 Accent 1"/>
-    <w:lsdException w:unhideWhenUsed="0" w:uiPriority="69" w:semiHidden="0" w:name="Medium Grid 3 Accent 1"/>
-    <w:lsdException w:unhideWhenUsed="0" w:uiPriority="70" w:semiHidden="0" w:name="Dark List Accent 1"/>
-    <w:lsdException w:unhideWhenUsed="0" w:uiPriority="71" w:semiHidden="0" w:name="Colorful Shading Accent 1"/>
-    <w:lsdException w:unhideWhenUsed="0" w:uiPriority="72" w:semiHidden="0" w:name="Colorful List Accent 1"/>
-    <w:lsdException w:unhideWhenUsed="0" w:uiPriority="73" w:semiHidden="0" w:name="Colorful Grid Accent 1"/>
-    <w:lsdException w:unhideWhenUsed="0" w:uiPriority="60" w:semiHidden="0" w:name="Light Shading Accent 2"/>
-    <w:lsdException w:unhideWhenUsed="0" w:uiPriority="61" w:semiHidden="0" w:name="Light List Accent 2"/>
-    <w:lsdException w:unhideWhenUsed="0" w:uiPriority="62" w:semiHidden="0" w:name="Light Grid Accent 2"/>
-    <w:lsdException w:unhideWhenUsed="0" w:uiPriority="63" w:semiHidden="0" w:name="Medium Shading 1 Accent 2"/>
-    <w:lsdException w:unhideWhenUsed="0" w:uiPriority="64" w:semiHidden="0" w:name="Medium Shading 2 Accent 2"/>
-    <w:lsdException w:unhideWhenUsed="0" w:uiPriority="65" w:semiHidden="0" w:name="Medium List 1 Accent 2"/>
-    <w:lsdException w:unhideWhenUsed="0" w:uiPriority="66" w:semiHidden="0" w:name="Medium List 2 Accent 2"/>
-    <w:lsdException w:unhideWhenUsed="0" w:uiPriority="67" w:semiHidden="0" w:name="Medium Grid 1 Accent 2"/>
-    <w:lsdException w:unhideWhenUsed="0" w:uiPriority="68" w:semiHidden="0" w:name="Medium Grid 2 Accent 2"/>
-    <w:lsdException w:unhideWhenUsed="0" w:uiPriority="69" w:semiHidden="0" w:name="Medium Grid 3 Accent 2"/>
-    <w:lsdException w:unhideWhenUsed="0" w:uiPriority="70" w:semiHidden="0" w:name="Dark List Accent 2"/>
-    <w:lsdException w:unhideWhenUsed="0" w:uiPriority="71" w:semiHidden="0" w:name="Colorful Shading Accent 2"/>
-    <w:lsdException w:unhideWhenUsed="0" w:uiPriority="72" w:semiHidden="0" w:name="Colorful List Accent 2"/>
-    <w:lsdException w:unhideWhenUsed="0" w:uiPriority="73" w:semiHidden="0" w:name="Colorful Grid Accent 2"/>
-    <w:lsdException w:unhideWhenUsed="0" w:uiPriority="60" w:semiHidden="0" w:name="Light Shading Accent 3"/>
-    <w:lsdException w:unhideWhenUsed="0" w:uiPriority="61" w:semiHidden="0" w:name="Light List Accent 3"/>
-    <w:lsdException w:unhideWhenUsed="0" w:uiPriority="62" w:semiHidden="0" w:name="Light Grid Accent 3"/>
-    <w:lsdException w:unhideWhenUsed="0" w:uiPriority="63" w:semiHidden="0" w:name="Medium Shading 1 Accent 3"/>
-    <w:lsdException w:unhideWhenUsed="0" w:uiPriority="64" w:semiHidden="0" w:name="Medium Shading 2 Accent 3"/>
-    <w:lsdException w:unhideWhenUsed="0" w:uiPriority="65" w:semiHidden="0" w:name="Medium List 1 Accent 3"/>
-    <w:lsdException w:unhideWhenUsed="0" w:uiPriority="66" w:semiHidden="0" w:name="Medium List 2 Accent 3"/>
-    <w:lsdException w:unhideWhenUsed="0" w:uiPriority="67" w:semiHidden="0" w:name="Medium Grid 1 Accent 3"/>
-    <w:lsdException w:unhideWhenUsed="0" w:uiPriority="68" w:semiHidden="0" w:name="Medium Grid 2 Accent 3"/>
-    <w:lsdException w:unhideWhenUsed="0" w:uiPriority="69" w:semiHidden="0" w:name="Medium Grid 3 Accent 3"/>
-    <w:lsdException w:unhideWhenUsed="0" w:uiPriority="70" w:semiHidden="0" w:name="Dark List Accent 3"/>
-    <w:lsdException w:unhideWhenUsed="0" w:uiPriority="71" w:semiHidden="0" w:name="Colorful Shading Accent 3"/>
-    <w:lsdException w:unhideWhenUsed="0" w:uiPriority="72" w:semiHidden="0" w:name="Colorful List Accent 3"/>
-    <w:lsdException w:unhideWhenUsed="0" w:uiPriority="73" w:semiHidden="0" w:name="Colorful Grid Accent 3"/>
-    <w:lsdException w:unhideWhenUsed="0" w:uiPriority="60" w:semiHidden="0" w:name="Light Shading Accent 4"/>
-    <w:lsdException w:unhideWhenUsed="0" w:uiPriority="61" w:semiHidden="0" w:name="Light List Accent 4"/>
-    <w:lsdException w:unhideWhenUsed="0" w:uiPriority="62" w:semiHidden="0" w:name="Light Grid Accent 4"/>
-    <w:lsdException w:unhideWhenUsed="0" w:uiPriority="63" w:semiHidden="0" w:name="Medium Shading 1 Accent 4"/>
-    <w:lsdException w:unhideWhenUsed="0" w:uiPriority="64" w:semiHidden="0" w:name="Medium Shading 2 Accent 4"/>
-    <w:lsdException w:unhideWhenUsed="0" w:uiPriority="65" w:semiHidden="0" w:name="Medium List 1 Accent 4"/>
-    <w:lsdException w:unhideWhenUsed="0" w:uiPriority="66" w:semiHidden="0" w:name="Medium List 2 Accent 4"/>
-    <w:lsdException w:unhideWhenUsed="0" w:uiPriority="67" w:semiHidden="0" w:name="Medium Grid 1 Accent 4"/>
-    <w:lsdException w:unhideWhenUsed="0" w:uiPriority="68" w:semiHidden="0" w:name="Medium Grid 2 Accent 4"/>
-    <w:lsdException w:unhideWhenUsed="0" w:uiPriority="69" w:semiHidden="0" w:name="Medium Grid 3 Accent 4"/>
-    <w:lsdException w:unhideWhenUsed="0" w:uiPriority="70" w:semiHidden="0" w:name="Dark List Accent 4"/>
-    <w:lsdException w:unhideWhenUsed="0" w:uiPriority="71" w:semiHidden="0" w:name="Colorful Shading Accent 4"/>
-    <w:lsdException w:unhideWhenUsed="0" w:uiPriority="72" w:semiHidden="0" w:name="Colorful List Accent 4"/>
-    <w:lsdException w:unhideWhenUsed="0" w:uiPriority="73" w:semiHidden="0" w:name="Colorful Grid Accent 4"/>
-    <w:lsdException w:unhideWhenUsed="0" w:uiPriority="60" w:semiHidden="0" w:name="Light Shading Accent 5"/>
-    <w:lsdException w:unhideWhenUsed="0" w:uiPriority="61" w:semiHidden="0" w:name="Light List Accent 5"/>
-    <w:lsdException w:unhideWhenUsed="0" w:uiPriority="62" w:semiHidden="0" w:name="Light Grid Accent 5"/>
-    <w:lsdException w:unhideWhenUsed="0" w:uiPriority="63" w:semiHidden="0" w:name="Medium Shading 1 Accent 5"/>
-    <w:lsdException w:unhideWhenUsed="0" w:uiPriority="64" w:semiHidden="0" w:name="Medium Shading 2 Accent 5"/>
-    <w:lsdException w:unhideWhenUsed="0" w:uiPriority="65" w:semiHidden="0" w:name="Medium List 1 Accent 5"/>
-    <w:lsdException w:unhideWhenUsed="0" w:uiPriority="66" w:semiHidden="0" w:name="Medium List 2 Accent 5"/>
-    <w:lsdException w:unhideWhenUsed="0" w:uiPriority="67" w:semiHidden="0" w:name="Medium Grid 1 Accent 5"/>
-    <w:lsdException w:unhideWhenUsed="0" w:uiPriority="68" w:semiHidden="0" w:name="Medium Grid 2 Accent 5"/>
-    <w:lsdException w:unhideWhenUsed="0" w:uiPriority="69" w:semiHidden="0" w:name="Medium Grid 3 Accent 5"/>
-    <w:lsdException w:unhideWhenUsed="0" w:uiPriority="70" w:semiHidden="0" w:name="Dark List Accent 5"/>
-    <w:lsdException w:unhideWhenUsed="0" w:uiPriority="71" w:semiHidden="0" w:name="Colorful Shading Accent 5"/>
-    <w:lsdException w:unhideWhenUsed="0" w:uiPriority="72" w:semiHidden="0" w:name="Colorful List Accent 5"/>
-    <w:lsdException w:unhideWhenUsed="0" w:uiPriority="73" w:semiHidden="0" w:name="Colorful Grid Accent 5"/>
-    <w:lsdException w:unhideWhenUsed="0" w:uiPriority="60" w:semiHidden="0" w:name="Light Shading Accent 6"/>
-    <w:lsdException w:unhideWhenUsed="0" w:uiPriority="61" w:semiHidden="0" w:name="Light List Accent 6"/>
-    <w:lsdException w:unhideWhenUsed="0" w:uiPriority="62" w:semiHidden="0" w:name="Light Grid Accent 6"/>
-    <w:lsdException w:unhideWhenUsed="0" w:uiPriority="63" w:semiHidden="0" w:name="Medium Shading 1 Accent 6"/>
-    <w:lsdException w:unhideWhenUsed="0" w:uiPriority="64" w:semiHidden="0" w:name="Medium Shading 2 Accent 6"/>
-    <w:lsdException w:unhideWhenUsed="0" w:uiPriority="65" w:semiHidden="0" w:name="Medium List 1 Accent 6"/>
-    <w:lsdException w:unhideWhenUsed="0" w:uiPriority="66" w:semiHidden="0" w:name="Medium List 2 Accent 6"/>
-    <w:lsdException w:unhideWhenUsed="0" w:uiPriority="67" w:semiHidden="0" w:name="Medium Grid 1 Accent 6"/>
-    <w:lsdException w:unhideWhenUsed="0" w:uiPriority="68" w:semiHidden="0" w:name="Medium Grid 2 Accent 6"/>
-    <w:lsdException w:unhideWhenUsed="0" w:uiPriority="69" w:semiHidden="0" w:name="Medium Grid 3 Accent 6"/>
-    <w:lsdException w:unhideWhenUsed="0" w:uiPriority="70" w:semiHidden="0" w:name="Dark List Accent 6"/>
-    <w:lsdException w:unhideWhenUsed="0" w:uiPriority="71" w:semiHidden="0" w:name="Colorful Shading Accent 6"/>
-    <w:lsdException w:unhideWhenUsed="0" w:uiPriority="72" w:semiHidden="0" w:name="Colorful List Accent 6"/>
-    <w:lsdException w:unhideWhenUsed="0" w:uiPriority="73" w:semiHidden="0" w:name="Colorful Grid Accent 6"/>
+  <w:latentStyles w:defLockedState="0" w:defUIPriority="99" w:defSemiHidden="1" w:defUnhideWhenUsed="1" w:defQFormat="0" w:count="260">
+    <w:lsdException w:name="Normal" w:semiHidden="0" w:uiPriority="0" w:unhideWhenUsed="0" w:qFormat="1"/>
+    <w:lsdException w:name="heading 1" w:semiHidden="0" w:uiPriority="0" w:unhideWhenUsed="0" w:qFormat="1"/>
+    <w:lsdException w:name="heading 2" w:semiHidden="0" w:uiPriority="0" w:qFormat="1"/>
+    <w:lsdException w:name="heading 3" w:uiPriority="0" w:qFormat="1"/>
+    <w:lsdException w:name="heading 4" w:semiHidden="0" w:uiPriority="0" w:qFormat="1"/>
+    <w:lsdException w:name="heading 5" w:uiPriority="0" w:qFormat="1"/>
+    <w:lsdException w:name="heading 6" w:uiPriority="0" w:qFormat="1"/>
+    <w:lsdException w:name="heading 7" w:uiPriority="0" w:qFormat="1"/>
+    <w:lsdException w:name="heading 8" w:uiPriority="0" w:qFormat="1"/>
+    <w:lsdException w:name="heading 9" w:uiPriority="0" w:qFormat="1"/>
+    <w:lsdException w:name="index 1" w:semiHidden="0" w:uiPriority="0" w:unhideWhenUsed="0"/>
+    <w:lsdException w:name="index 2" w:semiHidden="0" w:uiPriority="0" w:unhideWhenUsed="0"/>
+    <w:lsdException w:name="index 3" w:semiHidden="0" w:uiPriority="0" w:unhideWhenUsed="0"/>
+    <w:lsdException w:name="index 4" w:semiHidden="0" w:uiPriority="0" w:unhideWhenUsed="0"/>
+    <w:lsdException w:name="index 5" w:semiHidden="0" w:uiPriority="0" w:unhideWhenUsed="0"/>
+    <w:lsdException w:name="index 6" w:semiHidden="0" w:uiPriority="0" w:unhideWhenUsed="0"/>
+    <w:lsdException w:name="index 7" w:semiHidden="0" w:uiPriority="0" w:unhideWhenUsed="0"/>
+    <w:lsdException w:name="index 8" w:semiHidden="0" w:uiPriority="0" w:unhideWhenUsed="0"/>
+    <w:lsdException w:name="index 9" w:semiHidden="0" w:uiPriority="0" w:unhideWhenUsed="0"/>
+    <w:lsdException w:name="toc 1" w:semiHidden="0" w:uiPriority="0" w:unhideWhenUsed="0" w:qFormat="1"/>
+    <w:lsdException w:name="toc 2" w:semiHidden="0" w:uiPriority="0" w:unhideWhenUsed="0" w:qFormat="1"/>
+    <w:lsdException w:name="toc 3" w:semiHidden="0" w:uiPriority="0" w:unhideWhenUsed="0" w:qFormat="1"/>
+    <w:lsdException w:name="toc 4" w:semiHidden="0" w:uiPriority="0" w:unhideWhenUsed="0"/>
+    <w:lsdException w:name="toc 5" w:semiHidden="0" w:uiPriority="0" w:unhideWhenUsed="0"/>
+    <w:lsdException w:name="toc 6" w:semiHidden="0" w:uiPriority="0" w:unhideWhenUsed="0"/>
+    <w:lsdException w:name="toc 7" w:semiHidden="0" w:uiPriority="0" w:unhideWhenUsed="0"/>
+    <w:lsdException w:name="toc 8" w:semiHidden="0" w:uiPriority="0" w:unhideWhenUsed="0"/>
+    <w:lsdException w:name="toc 9" w:semiHidden="0" w:uiPriority="0" w:unhideWhenUsed="0"/>
+    <w:lsdException w:name="Normal Indent" w:semiHidden="0" w:uiPriority="0" w:unhideWhenUsed="0"/>
+    <w:lsdException w:name="footnote text" w:semiHidden="0" w:uiPriority="0" w:unhideWhenUsed="0"/>
+    <w:lsdException w:name="annotation text" w:semiHidden="0" w:uiPriority="0" w:unhideWhenUsed="0" w:qFormat="1"/>
+    <w:lsdException w:name="header" w:semiHidden="0" w:uiPriority="0" w:unhideWhenUsed="0" w:qFormat="1"/>
+    <w:lsdException w:name="footer" w:semiHidden="0" w:uiPriority="0" w:unhideWhenUsed="0" w:qFormat="1"/>
+    <w:lsdException w:name="index heading" w:semiHidden="0" w:uiPriority="0" w:unhideWhenUsed="0"/>
+    <w:lsdException w:name="caption" w:uiPriority="0" w:qFormat="1"/>
+    <w:lsdException w:name="table of figures" w:semiHidden="0" w:uiPriority="0" w:unhideWhenUsed="0"/>
+    <w:lsdException w:name="envelope address" w:semiHidden="0" w:uiPriority="0" w:unhideWhenUsed="0"/>
+    <w:lsdException w:name="envelope return" w:semiHidden="0" w:uiPriority="0" w:unhideWhenUsed="0"/>
+    <w:lsdException w:name="footnote reference" w:semiHidden="0" w:uiPriority="0" w:unhideWhenUsed="0"/>
+    <w:lsdException w:name="annotation reference" w:semiHidden="0" w:uiPriority="0" w:unhideWhenUsed="0"/>
+    <w:lsdException w:name="line number" w:semiHidden="0" w:uiPriority="0" w:unhideWhenUsed="0"/>
+    <w:lsdException w:name="page number" w:semiHidden="0" w:uiPriority="0" w:unhideWhenUsed="0"/>
+    <w:lsdException w:name="endnote reference" w:semiHidden="0" w:uiPriority="0" w:unhideWhenUsed="0"/>
+    <w:lsdException w:name="endnote text" w:semiHidden="0" w:uiPriority="0" w:unhideWhenUsed="0"/>
+    <w:lsdException w:name="table of authorities" w:semiHidden="0" w:uiPriority="0" w:unhideWhenUsed="0"/>
+    <w:lsdException w:name="macro" w:semiHidden="0" w:uiPriority="0" w:unhideWhenUsed="0"/>
+    <w:lsdException w:name="toa heading" w:semiHidden="0" w:uiPriority="0" w:unhideWhenUsed="0"/>
+    <w:lsdException w:name="List" w:semiHidden="0" w:uiPriority="0" w:unhideWhenUsed="0"/>
+    <w:lsdException w:name="List Bullet" w:semiHidden="0" w:uiPriority="0" w:unhideWhenUsed="0"/>
+    <w:lsdException w:name="List Number" w:semiHidden="0" w:uiPriority="0" w:unhideWhenUsed="0"/>
+    <w:lsdException w:name="List 2" w:semiHidden="0" w:uiPriority="0" w:unhideWhenUsed="0"/>
+    <w:lsdException w:name="List 3" w:semiHidden="0" w:uiPriority="0" w:unhideWhenUsed="0"/>
+    <w:lsdException w:name="List 4" w:semiHidden="0" w:uiPriority="0" w:unhideWhenUsed="0"/>
+    <w:lsdException w:name="List 5" w:semiHidden="0" w:uiPriority="0" w:unhideWhenUsed="0"/>
+    <w:lsdException w:name="List Bullet 2" w:semiHidden="0" w:uiPriority="0" w:unhideWhenUsed="0"/>
+    <w:lsdException w:name="List Bullet 3" w:semiHidden="0" w:uiPriority="0" w:unhideWhenUsed="0"/>
+    <w:lsdException w:name="List Bullet 4" w:semiHidden="0" w:uiPriority="0" w:unhideWhenUsed="0"/>
+    <w:lsdException w:name="List Bullet 5" w:semiHidden="0" w:uiPriority="0" w:unhideWhenUsed="0"/>
+    <w:lsdException w:name="List Number 2" w:semiHidden="0" w:uiPriority="0" w:unhideWhenUsed="0"/>
+    <w:lsdException w:name="List Number 3" w:semiHidden="0" w:uiPriority="0" w:unhideWhenUsed="0"/>
+    <w:lsdException w:name="List Number 4" w:semiHidden="0" w:uiPriority="0" w:unhideWhenUsed="0"/>
+    <w:lsdException w:name="List Number 5" w:semiHidden="0" w:uiPriority="0" w:unhideWhenUsed="0"/>
+    <w:lsdException w:name="Title" w:semiHidden="0" w:uiPriority="0" w:unhideWhenUsed="0" w:qFormat="1"/>
+    <w:lsdException w:name="Closing" w:semiHidden="0" w:uiPriority="0" w:unhideWhenUsed="0"/>
+    <w:lsdException w:name="Signature" w:semiHidden="0" w:uiPriority="0" w:unhideWhenUsed="0"/>
+    <w:lsdException w:name="Default Paragraph Font" w:uiPriority="0" w:unhideWhenUsed="0" w:qFormat="1"/>
+    <w:lsdException w:name="Body Text" w:uiPriority="0" w:unhideWhenUsed="0" w:qFormat="1"/>
+    <w:lsdException w:name="Body Text Indent" w:semiHidden="0" w:uiPriority="0" w:unhideWhenUsed="0"/>
+    <w:lsdException w:name="List Continue" w:semiHidden="0" w:uiPriority="0" w:unhideWhenUsed="0"/>
+    <w:lsdException w:name="List Continue 2" w:semiHidden="0" w:uiPriority="0" w:unhideWhenUsed="0"/>
+    <w:lsdException w:name="List Continue 3" w:semiHidden="0" w:uiPriority="0" w:unhideWhenUsed="0"/>
+    <w:lsdException w:name="List Continue 4" w:semiHidden="0" w:uiPriority="0" w:unhideWhenUsed="0"/>
+    <w:lsdException w:name="List Continue 5" w:semiHidden="0" w:uiPriority="0" w:unhideWhenUsed="0"/>
+    <w:lsdException w:name="Message Header" w:semiHidden="0" w:uiPriority="0" w:unhideWhenUsed="0"/>
+    <w:lsdException w:name="Subtitle" w:semiHidden="0" w:uiPriority="0" w:unhideWhenUsed="0" w:qFormat="1"/>
+    <w:lsdException w:name="Salutation" w:semiHidden="0" w:uiPriority="0" w:unhideWhenUsed="0"/>
+    <w:lsdException w:name="Date" w:semiHidden="0" w:uiPriority="0" w:unhideWhenUsed="0"/>
+    <w:lsdException w:name="Body Text First Indent" w:semiHidden="0" w:uiPriority="0" w:unhideWhenUsed="0"/>
+    <w:lsdException w:name="Body Text First Indent 2" w:semiHidden="0" w:uiPriority="0" w:unhideWhenUsed="0"/>
+    <w:lsdException w:name="Body Text 2" w:semiHidden="0" w:uiPriority="0" w:unhideWhenUsed="0"/>
+    <w:lsdException w:name="Body Text 3" w:semiHidden="0" w:uiPriority="0" w:unhideWhenUsed="0"/>
+    <w:lsdException w:name="Body Text Indent 2" w:semiHidden="0" w:uiPriority="0" w:unhideWhenUsed="0"/>
+    <w:lsdException w:name="Body Text Indent 3" w:semiHidden="0" w:uiPriority="0" w:unhideWhenUsed="0"/>
+    <w:lsdException w:name="Block Text" w:semiHidden="0" w:uiPriority="0" w:unhideWhenUsed="0"/>
+    <w:lsdException w:name="Hyperlink" w:semiHidden="0" w:uiPriority="0" w:unhideWhenUsed="0"/>
+    <w:lsdException w:name="FollowedHyperlink" w:semiHidden="0" w:uiPriority="0" w:unhideWhenUsed="0"/>
+    <w:lsdException w:name="Strong" w:semiHidden="0" w:uiPriority="0" w:unhideWhenUsed="0" w:qFormat="1"/>
+    <w:lsdException w:name="Emphasis" w:semiHidden="0" w:uiPriority="0" w:unhideWhenUsed="0" w:qFormat="1"/>
+    <w:lsdException w:name="Document Map" w:semiHidden="0" w:uiPriority="0" w:unhideWhenUsed="0"/>
+    <w:lsdException w:name="Plain Text" w:semiHidden="0" w:uiPriority="0" w:unhideWhenUsed="0"/>
+    <w:lsdException w:name="E-mail Signature" w:semiHidden="0" w:uiPriority="0" w:unhideWhenUsed="0"/>
+    <w:lsdException w:name="Normal (Web)" w:semiHidden="0" w:uiPriority="0" w:unhideWhenUsed="0" w:qFormat="1"/>
+    <w:lsdException w:name="HTML Acronym" w:semiHidden="0" w:uiPriority="0" w:unhideWhenUsed="0"/>
+    <w:lsdException w:name="HTML Address" w:semiHidden="0" w:uiPriority="0" w:unhideWhenUsed="0"/>
+    <w:lsdException w:name="HTML Cite" w:semiHidden="0" w:uiPriority="0" w:unhideWhenUsed="0"/>
+    <w:lsdException w:name="HTML Code" w:semiHidden="0" w:uiPriority="0" w:unhideWhenUsed="0"/>
+    <w:lsdException w:name="HTML Definition" w:semiHidden="0" w:uiPriority="0" w:unhideWhenUsed="0"/>
+    <w:lsdException w:name="HTML Keyboard" w:semiHidden="0" w:uiPriority="0" w:unhideWhenUsed="0"/>
+    <w:lsdException w:name="HTML Preformatted" w:semiHidden="0" w:uiPriority="0" w:unhideWhenUsed="0"/>
+    <w:lsdException w:name="HTML Sample" w:semiHidden="0" w:uiPriority="0" w:unhideWhenUsed="0"/>
+    <w:lsdException w:name="HTML Typewriter" w:semiHidden="0" w:uiPriority="0" w:unhideWhenUsed="0"/>
+    <w:lsdException w:name="HTML Variable" w:semiHidden="0" w:uiPriority="0" w:unhideWhenUsed="0"/>
+    <w:lsdException w:name="Normal Table" w:uiPriority="0" w:unhideWhenUsed="0" w:qFormat="1"/>
+    <w:lsdException w:name="annotation subject" w:semiHidden="0" w:uiPriority="0" w:unhideWhenUsed="0"/>
+    <w:lsdException w:name="Table Simple 1" w:semiHidden="0" w:uiPriority="0" w:unhideWhenUsed="0"/>
+    <w:lsdException w:name="Table Simple 2" w:semiHidden="0" w:uiPriority="0" w:unhideWhenUsed="0"/>
+    <w:lsdException w:name="Table Simple 3" w:semiHidden="0" w:uiPriority="0" w:unhideWhenUsed="0"/>
+    <w:lsdException w:name="Table Classic 1" w:semiHidden="0" w:uiPriority="0" w:unhideWhenUsed="0"/>
+    <w:lsdException w:name="Table Classic 2" w:semiHidden="0" w:uiPriority="0" w:unhideWhenUsed="0"/>
+    <w:lsdException w:name="Table Classic 3" w:semiHidden="0" w:uiPriority="0" w:unhideWhenUsed="0"/>
+    <w:lsdException w:name="Table Classic 4" w:semiHidden="0" w:uiPriority="0" w:unhideWhenUsed="0"/>
+    <w:lsdException w:name="Table Colorful 1" w:semiHidden="0" w:uiPriority="0" w:unhideWhenUsed="0"/>
+    <w:lsdException w:name="Table Colorful 2" w:semiHidden="0" w:uiPriority="0" w:unhideWhenUsed="0"/>
+    <w:lsdException w:name="Table Colorful 3" w:semiHidden="0" w:uiPriority="0" w:unhideWhenUsed="0"/>
+    <w:lsdException w:name="Table Columns 1" w:semiHidden="0" w:uiPriority="0" w:unhideWhenUsed="0"/>
+    <w:lsdException w:name="Table Columns 2" w:semiHidden="0" w:uiPriority="0" w:unhideWhenUsed="0"/>
+    <w:lsdException w:name="Table Columns 3" w:semiHidden="0" w:uiPriority="0" w:unhideWhenUsed="0"/>
+    <w:lsdException w:name="Table Columns 4" w:semiHidden="0" w:uiPriority="0" w:unhideWhenUsed="0"/>
+    <w:lsdException w:name="Table Columns 5" w:semiHidden="0" w:uiPriority="0" w:unhideWhenUsed="0"/>
+    <w:lsdException w:name="Table Grid 1" w:semiHidden="0" w:uiPriority="0" w:unhideWhenUsed="0"/>
+    <w:lsdException w:name="Table Grid 2" w:semiHidden="0" w:uiPriority="0" w:unhideWhenUsed="0"/>
+    <w:lsdException w:name="Table Grid 3" w:semiHidden="0" w:uiPriority="0" w:unhideWhenUsed="0"/>
+    <w:lsdException w:name="Table Grid 4" w:semiHidden="0" w:uiPriority="0" w:unhideWhenUsed="0"/>
+    <w:lsdException w:name="Table Grid 5" w:semiHidden="0" w:uiPriority="0" w:unhideWhenUsed="0"/>
+    <w:lsdException w:name="Table Grid 6" w:semiHidden="0" w:uiPriority="0" w:unhideWhenUsed="0"/>
+    <w:lsdException w:name="Table Grid 7" w:semiHidden="0" w:uiPriority="0" w:unhideWhenUsed="0"/>
+    <w:lsdException w:name="Table Grid 8" w:semiHidden="0" w:uiPriority="0" w:unhideWhenUsed="0"/>
+    <w:lsdException w:name="Table List 1" w:semiHidden="0" w:uiPriority="0" w:unhideWhenUsed="0"/>
+    <w:lsdException w:name="Table List 2" w:semiHidden="0" w:uiPriority="0" w:unhideWhenUsed="0"/>
+    <w:lsdException w:name="Table List 3" w:semiHidden="0" w:uiPriority="0" w:unhideWhenUsed="0"/>
+    <w:lsdException w:name="Table List 4" w:semiHidden="0" w:uiPriority="0" w:unhideWhenUsed="0"/>
+    <w:lsdException w:name="Table List 5" w:semiHidden="0" w:uiPriority="0" w:unhideWhenUsed="0"/>
+    <w:lsdException w:name="Table List 6" w:semiHidden="0" w:uiPriority="0" w:unhideWhenUsed="0"/>
+    <w:lsdException w:name="Table List 7" w:semiHidden="0" w:uiPriority="0" w:unhideWhenUsed="0"/>
+    <w:lsdException w:name="Table List 8" w:semiHidden="0" w:uiPriority="0" w:unhideWhenUsed="0"/>
+    <w:lsdException w:name="Table 3D effects 1" w:semiHidden="0" w:uiPriority="0" w:unhideWhenUsed="0"/>
+    <w:lsdException w:name="Table 3D effects 2" w:semiHidden="0" w:uiPriority="0" w:unhideWhenUsed="0"/>
+    <w:lsdException w:name="Table 3D effects 3" w:semiHidden="0" w:uiPriority="0" w:unhideWhenUsed="0"/>
+    <w:lsdException w:name="Table Contemporary" w:semiHidden="0" w:uiPriority="0" w:unhideWhenUsed="0"/>
+    <w:lsdException w:name="Table Elegant" w:semiHidden="0" w:uiPriority="0" w:unhideWhenUsed="0"/>
+    <w:lsdException w:name="Table Professional" w:semiHidden="0" w:uiPriority="0" w:unhideWhenUsed="0"/>
+    <w:lsdException w:name="Table Subtle 1" w:semiHidden="0" w:uiPriority="0" w:unhideWhenUsed="0"/>
+    <w:lsdException w:name="Table Subtle 2" w:semiHidden="0" w:uiPriority="0" w:unhideWhenUsed="0"/>
+    <w:lsdException w:name="Table Web 1" w:semiHidden="0" w:uiPriority="0" w:unhideWhenUsed="0"/>
+    <w:lsdException w:name="Table Web 2" w:semiHidden="0" w:uiPriority="0" w:unhideWhenUsed="0"/>
+    <w:lsdException w:name="Table Web 3" w:semiHidden="0" w:uiPriority="0" w:unhideWhenUsed="0"/>
+    <w:lsdException w:name="Balloon Text" w:semiHidden="0" w:uiPriority="0" w:unhideWhenUsed="0"/>
+    <w:lsdException w:name="Table Grid" w:semiHidden="0" w:uiPriority="0" w:unhideWhenUsed="0" w:qFormat="1"/>
+    <w:lsdException w:name="Table Theme" w:semiHidden="0" w:uiPriority="0" w:unhideWhenUsed="0"/>
+    <w:lsdException w:name="Light Shading" w:semiHidden="0" w:uiPriority="60" w:unhideWhenUsed="0"/>
+    <w:lsdException w:name="Light List" w:semiHidden="0" w:uiPriority="61" w:unhideWhenUsed="0"/>
+    <w:lsdException w:name="Light Grid" w:semiHidden="0" w:uiPriority="62" w:unhideWhenUsed="0"/>
+    <w:lsdException w:name="Medium Shading 1" w:semiHidden="0" w:uiPriority="63" w:unhideWhenUsed="0"/>
+    <w:lsdException w:name="Medium Shading 2" w:semiHidden="0" w:uiPriority="64" w:unhideWhenUsed="0"/>
+    <w:lsdException w:name="Medium List 1" w:semiHidden="0" w:uiPriority="65" w:unhideWhenUsed="0"/>
+    <w:lsdException w:name="Medium List 2" w:semiHidden="0" w:uiPriority="66" w:unhideWhenUsed="0"/>
+    <w:lsdException w:name="Medium Grid 1" w:semiHidden="0" w:uiPriority="67" w:unhideWhenUsed="0"/>
+    <w:lsdException w:name="Medium Grid 2" w:semiHidden="0" w:uiPriority="68" w:unhideWhenUsed="0"/>
+    <w:lsdException w:name="Medium Grid 3" w:semiHidden="0" w:uiPriority="69" w:unhideWhenUsed="0"/>
+    <w:lsdException w:name="Dark List" w:semiHidden="0" w:uiPriority="70" w:unhideWhenUsed="0"/>
+    <w:lsdException w:name="Colorful Shading" w:semiHidden="0" w:uiPriority="71" w:unhideWhenUsed="0"/>
+    <w:lsdException w:name="Colorful List" w:semiHidden="0" w:uiPriority="72" w:unhideWhenUsed="0"/>
+    <w:lsdException w:name="Colorful Grid" w:semiHidden="0" w:uiPriority="73" w:unhideWhenUsed="0"/>
+    <w:lsdException w:name="Light Shading Accent 1" w:semiHidden="0" w:uiPriority="60" w:unhideWhenUsed="0"/>
+    <w:lsdException w:name="Light List Accent 1" w:semiHidden="0" w:uiPriority="61" w:unhideWhenUsed="0"/>
+    <w:lsdException w:name="Light Grid Accent 1" w:semiHidden="0" w:uiPriority="62" w:unhideWhenUsed="0"/>
+    <w:lsdException w:name="Medium Shading 1 Accent 1" w:semiHidden="0" w:uiPriority="63" w:unhideWhenUsed="0"/>
+    <w:lsdException w:name="Medium Shading 2 Accent 1" w:semiHidden="0" w:uiPriority="64" w:unhideWhenUsed="0"/>
+    <w:lsdException w:name="Medium List 1 Accent 1" w:semiHidden="0" w:uiPriority="65" w:unhideWhenUsed="0"/>
+    <w:lsdException w:name="Medium List 2 Accent 1" w:semiHidden="0" w:uiPriority="66" w:unhideWhenUsed="0"/>
+    <w:lsdException w:name="Medium Grid 1 Accent 1" w:semiHidden="0" w:uiPriority="67" w:unhideWhenUsed="0"/>
+    <w:lsdException w:name="Medium Grid 2 Accent 1" w:semiHidden="0" w:uiPriority="68" w:unhideWhenUsed="0"/>
+    <w:lsdException w:name="Medium Grid 3 Accent 1" w:semiHidden="0" w:uiPriority="69" w:unhideWhenUsed="0"/>
+    <w:lsdException w:name="Dark List Accent 1" w:semiHidden="0" w:uiPriority="70" w:unhideWhenUsed="0"/>
+    <w:lsdException w:name="Colorful Shading Accent 1" w:semiHidden="0" w:uiPriority="71" w:unhideWhenUsed="0"/>
+    <w:lsdException w:name="Colorful List Accent 1" w:semiHidden="0" w:uiPriority="72" w:unhideWhenUsed="0"/>
+    <w:lsdException w:name="Colorful Grid Accent 1" w:semiHidden="0" w:uiPriority="73" w:unhideWhenUsed="0"/>
+    <w:lsdException w:name="Light Shading Accent 2" w:semiHidden="0" w:uiPriority="60" w:unhideWhenUsed="0"/>
+    <w:lsdException w:name="Light List Accent 2" w:semiHidden="0" w:uiPriority="61" w:unhideWhenUsed="0"/>
+    <w:lsdException w:name="Light Grid Accent 2" w:semiHidden="0" w:uiPriority="62" w:unhideWhenUsed="0"/>
+    <w:lsdException w:name="Medium Shading 1 Accent 2" w:semiHidden="0" w:uiPriority="63" w:unhideWhenUsed="0"/>
+    <w:lsdException w:name="Medium Shading 2 Accent 2" w:semiHidden="0" w:uiPriority="64" w:unhideWhenUsed="0"/>
+    <w:lsdException w:name="Medium List 1 Accent 2" w:semiHidden="0" w:uiPriority="65" w:unhideWhenUsed="0"/>
+    <w:lsdException w:name="Medium List 2 Accent 2" w:semiHidden="0" w:uiPriority="66" w:unhideWhenUsed="0"/>
+    <w:lsdException w:name="Medium Grid 1 Accent 2" w:semiHidden="0" w:uiPriority="67" w:unhideWhenUsed="0"/>
+    <w:lsdException w:name="Medium Grid 2 Accent 2" w:semiHidden="0" w:uiPriority="68" w:unhideWhenUsed="0"/>
+    <w:lsdException w:name="Medium Grid 3 Accent 2" w:semiHidden="0" w:uiPriority="69" w:unhideWhenUsed="0"/>
+    <w:lsdException w:name="Dark List Accent 2" w:semiHidden="0" w:uiPriority="70" w:unhideWhenUsed="0"/>
+    <w:lsdException w:name="Colorful Shading Accent 2" w:semiHidden="0" w:uiPriority="71" w:unhideWhenUsed="0"/>
+    <w:lsdException w:name="Colorful List Accent 2" w:semiHidden="0" w:uiPriority="72" w:unhideWhenUsed="0"/>
+    <w:lsdException w:name="Colorful Grid Accent 2" w:semiHidden="0" w:uiPriority="73" w:unhideWhenUsed="0"/>
+    <w:lsdException w:name="Light Shading Accent 3" w:semiHidden="0" w:uiPriority="60" w:unhideWhenUsed="0"/>
+    <w:lsdException w:name="Light List Accent 3" w:semiHidden="0" w:uiPriority="61" w:unhideWhenUsed="0"/>
+    <w:lsdException w:name="Light Grid Accent 3" w:semiHidden="0" w:uiPriority="62" w:unhideWhenUsed="0"/>
+    <w:lsdException w:name="Medium Shading 1 Accent 3" w:semiHidden="0" w:uiPriority="63" w:unhideWhenUsed="0"/>
+    <w:lsdException w:name="Medium Shading 2 Accent 3" w:semiHidden="0" w:uiPriority="64" w:unhideWhenUsed="0"/>
+    <w:lsdException w:name="Medium List 1 Accent 3" w:semiHidden="0" w:uiPriority="65" w:unhideWhenUsed="0"/>
+    <w:lsdException w:name="Medium List 2 Accent 3" w:semiHidden="0" w:uiPriority="66" w:unhideWhenUsed="0"/>
+    <w:lsdException w:name="Medium Grid 1 Accent 3" w:semiHidden="0" w:uiPriority="67" w:unhideWhenUsed="0"/>
+    <w:lsdException w:name="Medium Grid 2 Accent 3" w:semiHidden="0" w:uiPriority="68" w:unhideWhenUsed="0"/>
+    <w:lsdException w:name="Medium Grid 3 Accent 3" w:semiHidden="0" w:uiPriority="69" w:unhideWhenUsed="0"/>
+    <w:lsdException w:name="Dark List Accent 3" w:semiHidden="0" w:uiPriority="70" w:unhideWhenUsed="0"/>
+    <w:lsdException w:name="Colorful Shading Accent 3" w:semiHidden="0" w:uiPriority="71" w:unhideWhenUsed="0"/>
+    <w:lsdException w:name="Colorful List Accent 3" w:semiHidden="0" w:uiPriority="72" w:unhideWhenUsed="0"/>
+    <w:lsdException w:name="Colorful Grid Accent 3" w:semiHidden="0" w:uiPriority="73" w:unhideWhenUsed="0"/>
+    <w:lsdException w:name="Light Shading Accent 4" w:semiHidden="0" w:uiPriority="60" w:unhideWhenUsed="0"/>
+    <w:lsdException w:name="Light List Accent 4" w:semiHidden="0" w:uiPriority="61" w:unhideWhenUsed="0"/>
+    <w:lsdException w:name="Light Grid Accent 4" w:semiHidden="0" w:uiPriority="62" w:unhideWhenUsed="0"/>
+    <w:lsdException w:name="Medium Shading 1 Accent 4" w:semiHidden="0" w:uiPriority="63" w:unhideWhenUsed="0"/>
+    <w:lsdException w:name="Medium Shading 2 Accent 4" w:semiHidden="0" w:uiPriority="64" w:unhideWhenUsed="0"/>
+    <w:lsdException w:name="Medium List 1 Accent 4" w:semiHidden="0" w:uiPriority="65" w:unhideWhenUsed="0"/>
+    <w:lsdException w:name="Medium List 2 Accent 4" w:semiHidden="0" w:uiPriority="66" w:unhideWhenUsed="0"/>
+    <w:lsdException w:name="Medium Grid 1 Accent 4" w:semiHidden="0" w:uiPriority="67" w:unhideWhenUsed="0"/>
+    <w:lsdException w:name="Medium Grid 2 Accent 4" w:semiHidden="0" w:uiPriority="68" w:unhideWhenUsed="0"/>
+    <w:lsdException w:name="Medium Grid 3 Accent 4" w:semiHidden="0" w:uiPriority="69" w:unhideWhenUsed="0"/>
+    <w:lsdException w:name="Dark List Accent 4" w:semiHidden="0" w:uiPriority="70" w:unhideWhenUsed="0"/>
+    <w:lsdException w:name="Colorful Shading Accent 4" w:semiHidden="0" w:uiPriority="71" w:unhideWhenUsed="0"/>
+    <w:lsdException w:name="Colorful List Accent 4" w:semiHidden="0" w:uiPriority="72" w:unhideWhenUsed="0"/>
+    <w:lsdException w:name="Colorful Grid Accent 4" w:semiHidden="0" w:uiPriority="73" w:unhideWhenUsed="0"/>
+    <w:lsdException w:name="Light Shading Accent 5" w:semiHidden="0" w:uiPriority="60" w:unhideWhenUsed="0"/>
+    <w:lsdException w:name="Light List Accent 5" w:semiHidden="0" w:uiPriority="61" w:unhideWhenUsed="0"/>
+    <w:lsdException w:name="Light Grid Accent 5" w:semiHidden="0" w:uiPriority="62" w:unhideWhenUsed="0"/>
+    <w:lsdException w:name="Medium Shading 1 Accent 5" w:semiHidden="0" w:uiPriority="63" w:unhideWhenUsed="0"/>
+    <w:lsdException w:name="Medium Shading 2 Accent 5" w:semiHidden="0" w:uiPriority="64" w:unhideWhenUsed="0"/>
+    <w:lsdException w:name="Medium List 1 Accent 5" w:semiHidden="0" w:uiPriority="65" w:unhideWhenUsed="0"/>
+    <w:lsdException w:name="Medium List 2 Accent 5" w:semiHidden="0" w:uiPriority="66" w:unhideWhenUsed="0"/>
+    <w:lsdException w:name="Medium Grid 1 Accent 5" w:semiHidden="0" w:uiPriority="67" w:unhideWhenUsed="0"/>
+    <w:lsdException w:name="Medium Grid 2 Accent 5" w:semiHidden="0" w:uiPriority="68" w:unhideWhenUsed="0"/>
+    <w:lsdException w:name="Medium Grid 3 Accent 5" w:semiHidden="0" w:uiPriority="69" w:unhideWhenUsed="0"/>
+    <w:lsdException w:name="Dark List Accent 5" w:semiHidden="0" w:uiPriority="70" w:unhideWhenUsed="0"/>
+    <w:lsdException w:name="Colorful Shading Accent 5" w:semiHidden="0" w:uiPriority="71" w:unhideWhenUsed="0"/>
+    <w:lsdException w:name="Colorful List Accent 5" w:semiHidden="0" w:uiPriority="72" w:unhideWhenUsed="0"/>
+    <w:lsdException w:name="Colorful Grid Accent 5" w:semiHidden="0" w:uiPriority="73" w:unhideWhenUsed="0"/>
+    <w:lsdException w:name="Light Shading Accent 6" w:semiHidden="0" w:uiPriority="60" w:unhideWhenUsed="0"/>
+    <w:lsdException w:name="Light List Accent 6" w:semiHidden="0" w:uiPriority="61" w:unhideWhenUsed="0"/>
+    <w:lsdException w:name="Light Grid Accent 6" w:semiHidden="0" w:uiPriority="62" w:unhideWhenUsed="0"/>
+    <w:lsdException w:name="Medium Shading 1 Accent 6" w:semiHidden="0" w:uiPriority="63" w:unhideWhenUsed="0"/>
+    <w:lsdException w:name="Medium Shading 2 Accent 6" w:semiHidden="0" w:uiPriority="64" w:unhideWhenUsed="0"/>
+    <w:lsdException w:name="Medium List 1 Accent 6" w:semiHidden="0" w:uiPriority="65" w:unhideWhenUsed="0"/>
+    <w:lsdException w:name="Medium List 2 Accent 6" w:semiHidden="0" w:uiPriority="66" w:unhideWhenUsed="0"/>
+    <w:lsdException w:name="Medium Grid 1 Accent 6" w:semiHidden="0" w:uiPriority="67" w:unhideWhenUsed="0"/>
+    <w:lsdException w:name="Medium Grid 2 Accent 6" w:semiHidden="0" w:uiPriority="68" w:unhideWhenUsed="0"/>
+    <w:lsdException w:name="Medium Grid 3 Accent 6" w:semiHidden="0" w:uiPriority="69" w:unhideWhenUsed="0"/>
+    <w:lsdException w:name="Dark List Accent 6" w:semiHidden="0" w:uiPriority="70" w:unhideWhenUsed="0"/>
+    <w:lsdException w:name="Colorful Shading Accent 6" w:semiHidden="0" w:uiPriority="71" w:unhideWhenUsed="0"/>
+    <w:lsdException w:name="Colorful List Accent 6" w:semiHidden="0" w:uiPriority="72" w:unhideWhenUsed="0"/>
+    <w:lsdException w:name="Colorful Grid Accent 6" w:semiHidden="0" w:uiPriority="73" w:unhideWhenUsed="0"/>
   </w:latentStyles>
-  <w:style w:type="paragraph" w:default="1" w:styleId="1">
+  <w:style w:type="paragraph" w:default="1" w:styleId="Normal">
     <w:name w:val="Normal"/>
     <w:qFormat/>
-    <w:uiPriority w:val="0"/>
     <w:pPr>
       <w:kinsoku w:val="0"/>
       <w:autoSpaceDE w:val="0"/>
@@ -5889,7 +5653,7 @@
       <w:textAlignment w:val="baseline"/>
     </w:pPr>
     <w:rPr>
-      <w:rFonts w:ascii="Arial" w:hAnsi="Arial" w:eastAsia="宋体" w:cs="Arial"/>
+      <w:rFonts w:ascii="Arial" w:eastAsia="宋体" w:hAnsi="Arial" w:cs="Arial"/>
       <w:snapToGrid w:val="0"/>
       <w:color w:val="000000"/>
       <w:kern w:val="0"/>
@@ -5898,12 +5662,11 @@
       <w:lang w:val="en-US" w:eastAsia="en-US" w:bidi="ar-SA"/>
     </w:rPr>
   </w:style>
-  <w:style w:type="paragraph" w:styleId="2">
+  <w:style w:type="paragraph" w:styleId="Heading1">
     <w:name w:val="heading 1"/>
-    <w:basedOn w:val="1"/>
-    <w:next w:val="1"/>
+    <w:basedOn w:val="Normal"/>
+    <w:next w:val="Normal"/>
     <w:qFormat/>
-    <w:uiPriority w:val="0"/>
     <w:pPr>
       <w:keepNext/>
       <w:keepLines/>
@@ -5921,13 +5684,12 @@
       <w:sz w:val="44"/>
     </w:rPr>
   </w:style>
-  <w:style w:type="paragraph" w:styleId="3">
+  <w:style w:type="paragraph" w:styleId="Heading2">
     <w:name w:val="heading 2"/>
-    <w:basedOn w:val="1"/>
-    <w:next w:val="1"/>
+    <w:basedOn w:val="Normal"/>
+    <w:next w:val="Normal"/>
     <w:unhideWhenUsed/>
     <w:qFormat/>
-    <w:uiPriority w:val="0"/>
     <w:pPr>
       <w:keepNext/>
       <w:keepLines/>
@@ -5940,19 +5702,18 @@
       <w:outlineLvl w:val="1"/>
     </w:pPr>
     <w:rPr>
-      <w:rFonts w:ascii="Arial" w:hAnsi="Arial" w:eastAsia="黑体"/>
+      <w:rFonts w:ascii="Arial" w:eastAsia="黑体" w:hAnsi="Arial"/>
       <w:b/>
       <w:sz w:val="32"/>
     </w:rPr>
   </w:style>
-  <w:style w:type="paragraph" w:styleId="4">
+  <w:style w:type="paragraph" w:styleId="Heading3">
     <w:name w:val="heading 3"/>
-    <w:basedOn w:val="1"/>
-    <w:next w:val="1"/>
+    <w:basedOn w:val="Normal"/>
+    <w:next w:val="Normal"/>
     <w:semiHidden/>
     <w:unhideWhenUsed/>
     <w:qFormat/>
-    <w:uiPriority w:val="0"/>
     <w:pPr>
       <w:keepNext/>
       <w:keepLines/>
@@ -5969,13 +5730,12 @@
       <w:sz w:val="32"/>
     </w:rPr>
   </w:style>
-  <w:style w:type="paragraph" w:styleId="5">
+  <w:style w:type="paragraph" w:styleId="Heading4">
     <w:name w:val="heading 4"/>
-    <w:basedOn w:val="1"/>
-    <w:next w:val="1"/>
+    <w:basedOn w:val="Normal"/>
+    <w:next w:val="Normal"/>
     <w:unhideWhenUsed/>
     <w:qFormat/>
-    <w:uiPriority w:val="0"/>
     <w:pPr>
       <w:keepNext/>
       <w:keepLines/>
@@ -5988,19 +5748,18 @@
       <w:outlineLvl w:val="3"/>
     </w:pPr>
     <w:rPr>
-      <w:rFonts w:ascii="Arial" w:hAnsi="Arial" w:eastAsia="黑体"/>
+      <w:rFonts w:ascii="Arial" w:eastAsia="黑体" w:hAnsi="Arial"/>
       <w:b/>
       <w:sz w:val="28"/>
     </w:rPr>
   </w:style>
-  <w:style w:type="paragraph" w:styleId="6">
+  <w:style w:type="paragraph" w:styleId="Heading5">
     <w:name w:val="heading 5"/>
-    <w:basedOn w:val="1"/>
-    <w:next w:val="1"/>
+    <w:basedOn w:val="Normal"/>
+    <w:next w:val="Normal"/>
     <w:semiHidden/>
     <w:unhideWhenUsed/>
     <w:qFormat/>
-    <w:uiPriority w:val="0"/>
     <w:pPr>
       <w:keepNext/>
       <w:keepLines/>
@@ -6017,14 +5776,13 @@
       <w:sz w:val="28"/>
     </w:rPr>
   </w:style>
-  <w:style w:type="paragraph" w:styleId="7">
+  <w:style w:type="paragraph" w:styleId="Heading6">
     <w:name w:val="heading 6"/>
-    <w:basedOn w:val="1"/>
-    <w:next w:val="1"/>
+    <w:basedOn w:val="Normal"/>
+    <w:next w:val="Normal"/>
     <w:semiHidden/>
     <w:unhideWhenUsed/>
     <w:qFormat/>
-    <w:uiPriority w:val="0"/>
     <w:pPr>
       <w:keepNext/>
       <w:keepLines/>
@@ -6037,19 +5795,18 @@
       <w:outlineLvl w:val="5"/>
     </w:pPr>
     <w:rPr>
-      <w:rFonts w:ascii="Arial" w:hAnsi="Arial" w:eastAsia="黑体"/>
+      <w:rFonts w:ascii="Arial" w:eastAsia="黑体" w:hAnsi="Arial"/>
       <w:b/>
       <w:sz w:val="24"/>
     </w:rPr>
   </w:style>
-  <w:style w:type="paragraph" w:styleId="8">
+  <w:style w:type="paragraph" w:styleId="Heading7">
     <w:name w:val="heading 7"/>
-    <w:basedOn w:val="1"/>
-    <w:next w:val="1"/>
+    <w:basedOn w:val="Normal"/>
+    <w:next w:val="Normal"/>
     <w:semiHidden/>
     <w:unhideWhenUsed/>
     <w:qFormat/>
-    <w:uiPriority w:val="0"/>
     <w:pPr>
       <w:keepNext/>
       <w:keepLines/>
@@ -6066,14 +5823,13 @@
       <w:sz w:val="24"/>
     </w:rPr>
   </w:style>
-  <w:style w:type="paragraph" w:styleId="9">
+  <w:style w:type="paragraph" w:styleId="Heading8">
     <w:name w:val="heading 8"/>
-    <w:basedOn w:val="1"/>
-    <w:next w:val="1"/>
+    <w:basedOn w:val="Normal"/>
+    <w:next w:val="Normal"/>
     <w:semiHidden/>
     <w:unhideWhenUsed/>
     <w:qFormat/>
-    <w:uiPriority w:val="0"/>
     <w:pPr>
       <w:keepNext/>
       <w:keepLines/>
@@ -6086,18 +5842,17 @@
       <w:outlineLvl w:val="7"/>
     </w:pPr>
     <w:rPr>
-      <w:rFonts w:ascii="Arial" w:hAnsi="Arial" w:eastAsia="黑体"/>
+      <w:rFonts w:ascii="Arial" w:eastAsia="黑体" w:hAnsi="Arial"/>
       <w:sz w:val="24"/>
     </w:rPr>
   </w:style>
-  <w:style w:type="paragraph" w:styleId="10">
+  <w:style w:type="paragraph" w:styleId="Heading9">
     <w:name w:val="heading 9"/>
-    <w:basedOn w:val="1"/>
-    <w:next w:val="1"/>
+    <w:basedOn w:val="Normal"/>
+    <w:next w:val="Normal"/>
     <w:semiHidden/>
     <w:unhideWhenUsed/>
     <w:qFormat/>
-    <w:uiPriority w:val="0"/>
     <w:pPr>
       <w:keepNext/>
       <w:keepLines/>
@@ -6110,21 +5865,19 @@
       <w:outlineLvl w:val="8"/>
     </w:pPr>
     <w:rPr>
-      <w:rFonts w:ascii="Arial" w:hAnsi="Arial" w:eastAsia="黑体"/>
+      <w:rFonts w:ascii="Arial" w:eastAsia="黑体" w:hAnsi="Arial"/>
       <w:sz w:val="21"/>
     </w:rPr>
   </w:style>
-  <w:style w:type="character" w:default="1" w:styleId="22">
+  <w:style w:type="character" w:default="1" w:styleId="DefaultParagraphFont">
     <w:name w:val="Default Paragraph Font"/>
     <w:semiHidden/>
     <w:qFormat/>
-    <w:uiPriority w:val="0"/>
   </w:style>
-  <w:style w:type="table" w:default="1" w:styleId="20">
+  <w:style w:type="table" w:default="1" w:styleId="TableNormal">
     <w:name w:val="Normal Table"/>
     <w:semiHidden/>
     <w:qFormat/>
-    <w:uiPriority w:val="0"/>
     <w:tblPr>
       <w:tblCellMar>
         <w:top w:w="0" w:type="dxa"/>
@@ -6134,43 +5887,39 @@
       </w:tblCellMar>
     </w:tblPr>
   </w:style>
-  <w:style w:type="paragraph" w:styleId="11">
+  <w:style w:type="paragraph" w:styleId="CommentText">
     <w:name w:val="annotation text"/>
-    <w:basedOn w:val="1"/>
+    <w:basedOn w:val="Normal"/>
     <w:qFormat/>
-    <w:uiPriority w:val="0"/>
     <w:pPr>
       <w:jc w:val="left"/>
     </w:pPr>
   </w:style>
-  <w:style w:type="paragraph" w:styleId="12">
+  <w:style w:type="paragraph" w:styleId="BodyText">
     <w:name w:val="Body Text"/>
-    <w:basedOn w:val="1"/>
+    <w:basedOn w:val="Normal"/>
     <w:semiHidden/>
     <w:qFormat/>
-    <w:uiPriority w:val="0"/>
     <w:rPr>
-      <w:rFonts w:ascii="Arial" w:hAnsi="Arial" w:eastAsia="Arial" w:cs="Arial"/>
+      <w:rFonts w:ascii="Arial" w:eastAsia="Arial" w:hAnsi="Arial" w:cs="Arial"/>
       <w:sz w:val="21"/>
       <w:szCs w:val="21"/>
       <w:lang w:val="en-US" w:eastAsia="en-US" w:bidi="ar-SA"/>
     </w:rPr>
   </w:style>
-  <w:style w:type="paragraph" w:styleId="13">
+  <w:style w:type="paragraph" w:styleId="TOC3">
     <w:name w:val="toc 3"/>
-    <w:basedOn w:val="1"/>
-    <w:next w:val="1"/>
+    <w:basedOn w:val="Normal"/>
+    <w:next w:val="Normal"/>
     <w:qFormat/>
-    <w:uiPriority w:val="0"/>
     <w:pPr>
       <w:ind w:left="840" w:leftChars="400"/>
     </w:pPr>
   </w:style>
-  <w:style w:type="paragraph" w:styleId="14">
+  <w:style w:type="paragraph" w:styleId="Footer">
     <w:name w:val="footer"/>
-    <w:basedOn w:val="1"/>
+    <w:basedOn w:val="Normal"/>
     <w:qFormat/>
-    <w:uiPriority w:val="0"/>
     <w:pPr>
       <w:tabs>
         <w:tab w:val="center" w:pos="4153"/>
@@ -6183,17 +5932,16 @@
       <w:sz w:val="18"/>
     </w:rPr>
   </w:style>
-  <w:style w:type="paragraph" w:styleId="15">
+  <w:style w:type="paragraph" w:styleId="Header">
     <w:name w:val="header"/>
-    <w:basedOn w:val="1"/>
+    <w:basedOn w:val="Normal"/>
     <w:qFormat/>
-    <w:uiPriority w:val="0"/>
     <w:pPr>
       <w:pBdr>
-        <w:top w:val="none" w:color="auto" w:sz="0" w:space="0"/>
-        <w:left w:val="none" w:color="auto" w:sz="0" w:space="0"/>
-        <w:bottom w:val="none" w:color="auto" w:sz="0" w:space="0"/>
-        <w:right w:val="none" w:color="auto" w:sz="0" w:space="0"/>
+        <w:top w:val="nil"/>
+        <w:left w:val="nil"/>
+        <w:bottom w:val="nil"/>
+        <w:right w:val="nil"/>
       </w:pBdr>
       <w:tabs>
         <w:tab w:val="center" w:pos="4153"/>
@@ -6208,41 +5956,37 @@
       <w:sz w:val="18"/>
     </w:rPr>
   </w:style>
-  <w:style w:type="paragraph" w:styleId="16">
+  <w:style w:type="paragraph" w:styleId="TOC1">
     <w:name w:val="toc 1"/>
-    <w:basedOn w:val="1"/>
-    <w:next w:val="1"/>
+    <w:basedOn w:val="Normal"/>
+    <w:next w:val="Normal"/>
     <w:qFormat/>
-    <w:uiPriority w:val="0"/>
     <w:rPr>
-      <w:rFonts w:ascii="Arial" w:hAnsi="Arial" w:eastAsia="Microsoft JhengHei"/>
+      <w:rFonts w:ascii="Arial" w:eastAsia="Microsoft JhengHei" w:hAnsi="Arial"/>
       <w:sz w:val="24"/>
     </w:rPr>
   </w:style>
-  <w:style w:type="paragraph" w:styleId="17">
+  <w:style w:type="paragraph" w:styleId="TOC2">
     <w:name w:val="toc 2"/>
-    <w:basedOn w:val="1"/>
-    <w:next w:val="1"/>
+    <w:basedOn w:val="Normal"/>
+    <w:next w:val="Normal"/>
     <w:qFormat/>
-    <w:uiPriority w:val="0"/>
     <w:pPr>
       <w:ind w:left="420" w:leftChars="200"/>
     </w:pPr>
   </w:style>
-  <w:style w:type="paragraph" w:styleId="18">
+  <w:style w:type="paragraph" w:styleId="NormalWeb">
     <w:name w:val="Normal (Web)"/>
-    <w:basedOn w:val="1"/>
+    <w:basedOn w:val="Normal"/>
     <w:qFormat/>
-    <w:uiPriority w:val="0"/>
     <w:rPr>
       <w:sz w:val="24"/>
     </w:rPr>
   </w:style>
-  <w:style w:type="paragraph" w:styleId="19">
+  <w:style w:type="paragraph" w:styleId="Title">
     <w:name w:val="Title"/>
-    <w:basedOn w:val="1"/>
+    <w:basedOn w:val="Normal"/>
     <w:qFormat/>
-    <w:uiPriority w:val="0"/>
     <w:pPr>
       <w:spacing w:before="240" w:beforeLines="0" w:beforeAutospacing="0" w:after="60" w:afterLines="0" w:afterAutospacing="0"/>
       <w:jc w:val="center"/>
@@ -6254,73 +5998,68 @@
       <w:sz w:val="32"/>
     </w:rPr>
   </w:style>
-  <w:style w:type="table" w:styleId="21">
+  <w:style w:type="table" w:styleId="TableGrid">
     <w:name w:val="Table Grid"/>
-    <w:basedOn w:val="20"/>
+    <w:basedOn w:val="TableNormal"/>
     <w:qFormat/>
-    <w:uiPriority w:val="0"/>
     <w:pPr>
       <w:widowControl w:val="0"/>
       <w:jc w:val="both"/>
     </w:pPr>
     <w:tblPr>
       <w:tblBorders>
-        <w:top w:val="single" w:color="auto" w:sz="4" w:space="0"/>
-        <w:left w:val="single" w:color="auto" w:sz="4" w:space="0"/>
-        <w:bottom w:val="single" w:color="auto" w:sz="4" w:space="0"/>
-        <w:right w:val="single" w:color="auto" w:sz="4" w:space="0"/>
-        <w:insideH w:val="single" w:color="auto" w:sz="4" w:space="0"/>
-        <w:insideV w:val="single" w:color="auto" w:sz="4" w:space="0"/>
+        <w:top w:val="single" w:sz="4" w:space="0" w:color="auto"/>
+        <w:left w:val="single" w:sz="4" w:space="0" w:color="auto"/>
+        <w:bottom w:val="single" w:sz="4" w:space="0" w:color="auto"/>
+        <w:right w:val="single" w:sz="4" w:space="0" w:color="auto"/>
+        <w:insideH w:val="single" w:sz="4" w:space="0" w:color="auto"/>
+        <w:insideV w:val="single" w:sz="4" w:space="0" w:color="auto"/>
       </w:tblBorders>
     </w:tblPr>
   </w:style>
-  <w:style w:type="character" w:styleId="23">
+  <w:style w:type="character" w:styleId="Strong">
     <w:name w:val="Strong"/>
-    <w:basedOn w:val="22"/>
+    <w:basedOn w:val="DefaultParagraphFont"/>
     <w:qFormat/>
-    <w:uiPriority w:val="0"/>
     <w:rPr>
       <w:b/>
     </w:rPr>
   </w:style>
-  <w:style w:type="paragraph" w:customStyle="1" w:styleId="24">
+  <w:style w:type="paragraph" w:customStyle="1" w:styleId="a">
     <w:name w:val="柴_公司名"/>
-    <w:basedOn w:val="19"/>
+    <w:basedOn w:val="Title"/>
     <w:qFormat/>
-    <w:uiPriority w:val="0"/>
     <w:pPr>
       <w:spacing w:after="600" w:afterLines="600"/>
     </w:pPr>
     <w:rPr>
-      <w:rFonts w:hint="eastAsia" w:ascii="宋体" w:hAnsi="宋体" w:eastAsia="宋体" w:cs="宋体"/>
+      <w:rFonts w:ascii="宋体" w:eastAsia="宋体" w:hAnsi="宋体" w:cs="宋体" w:hint="eastAsia"/>
       <w:bCs/>
       <w:spacing w:val="-6"/>
       <w:sz w:val="52"/>
       <w:szCs w:val="52"/>
     </w:rPr>
   </w:style>
-  <w:style w:type="paragraph" w:customStyle="1" w:styleId="25">
+  <w:style w:type="paragraph" w:customStyle="1" w:styleId="a0">
     <w:name w:val="柴_文档名"/>
-    <w:basedOn w:val="19"/>
+    <w:basedOn w:val="Title"/>
     <w:qFormat/>
-    <w:uiPriority w:val="0"/>
     <w:pPr>
       <w:spacing w:after="900" w:afterLines="900"/>
     </w:pPr>
     <w:rPr>
-      <w:rFonts w:ascii="黑体" w:hAnsi="黑体" w:eastAsia="黑体" w:cs="黑体"/>
+      <w:rFonts w:ascii="黑体" w:eastAsia="黑体" w:hAnsi="黑体" w:cs="黑体"/>
       <w:bCs/>
       <w:spacing w:val="-7"/>
       <w:sz w:val="52"/>
       <w:szCs w:val="52"/>
     </w:rPr>
   </w:style>
-  <w:style w:type="table" w:customStyle="1" w:styleId="26">
+  <w:style w:type="table" w:customStyle="1" w:styleId="TableNormal0">
     <w:name w:val="Table Normal_0"/>
     <w:semiHidden/>
     <w:unhideWhenUsed/>
     <w:qFormat/>
-    <w:uiPriority w:val="0"/>
     <w:tblPr>
       <w:tblCellMar>
         <w:top w:w="0" w:type="dxa"/>
@@ -6330,87 +6069,81 @@
       </w:tblCellMar>
     </w:tblPr>
   </w:style>
-  <w:style w:type="paragraph" w:customStyle="1" w:styleId="27">
+  <w:style w:type="paragraph" w:customStyle="1" w:styleId="TableText">
     <w:name w:val="Table Text"/>
-    <w:basedOn w:val="1"/>
+    <w:basedOn w:val="Normal"/>
     <w:semiHidden/>
     <w:qFormat/>
-    <w:uiPriority w:val="0"/>
     <w:rPr>
-      <w:rFonts w:ascii="宋体" w:hAnsi="宋体" w:eastAsia="宋体" w:cs="宋体"/>
+      <w:rFonts w:ascii="宋体" w:eastAsia="宋体" w:hAnsi="宋体" w:cs="宋体"/>
       <w:sz w:val="21"/>
       <w:szCs w:val="21"/>
       <w:lang w:val="en-US" w:eastAsia="en-US" w:bidi="ar-SA"/>
     </w:rPr>
   </w:style>
-  <w:style w:type="paragraph" w:customStyle="1" w:styleId="28">
+  <w:style w:type="paragraph" w:customStyle="1" w:styleId="1">
     <w:name w:val="柴_标题1"/>
-    <w:basedOn w:val="2"/>
-    <w:next w:val="29"/>
-    <w:link w:val="38"/>
+    <w:basedOn w:val="Heading1"/>
+    <w:next w:val="a1"/>
+    <w:link w:val="1Char"/>
     <w:qFormat/>
-    <w:uiPriority w:val="0"/>
     <w:pPr>
       <w:spacing w:before="100" w:after="90" w:line="360" w:lineRule="auto"/>
     </w:pPr>
     <w:rPr>
-      <w:rFonts w:ascii="Arial" w:hAnsi="Arial" w:eastAsia="宋体"/>
+      <w:rFonts w:ascii="Arial" w:eastAsia="宋体" w:hAnsi="Arial"/>
       <w:sz w:val="32"/>
     </w:rPr>
   </w:style>
-  <w:style w:type="paragraph" w:customStyle="1" w:styleId="29">
+  <w:style w:type="paragraph" w:customStyle="1" w:styleId="a1">
     <w:name w:val="柴_正文"/>
-    <w:basedOn w:val="12"/>
-    <w:link w:val="42"/>
+    <w:basedOn w:val="BodyText"/>
+    <w:link w:val="Char"/>
     <w:qFormat/>
-    <w:uiPriority w:val="0"/>
     <w:pPr>
       <w:spacing w:line="360" w:lineRule="auto"/>
       <w:ind w:firstLine="470" w:firstLineChars="200"/>
     </w:pPr>
     <w:rPr>
-      <w:rFonts w:ascii="Arial" w:hAnsi="Arial" w:eastAsia="宋体"/>
+      <w:rFonts w:ascii="Arial" w:eastAsia="宋体" w:hAnsi="Arial"/>
       <w:sz w:val="24"/>
       <w:lang w:eastAsia="zh-CN"/>
     </w:rPr>
   </w:style>
-  <w:style w:type="paragraph" w:customStyle="1" w:styleId="30">
+  <w:style w:type="paragraph" w:customStyle="1" w:styleId="2">
     <w:name w:val="柴_标题2"/>
-    <w:basedOn w:val="3"/>
-    <w:next w:val="29"/>
+    <w:basedOn w:val="Heading2"/>
+    <w:next w:val="a1"/>
     <w:qFormat/>
-    <w:uiPriority w:val="0"/>
     <w:pPr>
       <w:spacing w:line="360" w:lineRule="auto"/>
     </w:pPr>
     <w:rPr>
-      <w:rFonts w:ascii="Arial" w:hAnsi="Arial" w:eastAsia="宋体"/>
+      <w:rFonts w:ascii="Arial" w:eastAsia="宋体" w:hAnsi="Arial"/>
       <w:sz w:val="28"/>
     </w:rPr>
   </w:style>
-  <w:style w:type="paragraph" w:customStyle="1" w:styleId="31">
+  <w:style w:type="paragraph" w:customStyle="1" w:styleId="3">
     <w:name w:val="柴_标题3"/>
-    <w:basedOn w:val="4"/>
-    <w:next w:val="29"/>
+    <w:basedOn w:val="Heading3"/>
+    <w:next w:val="a1"/>
     <w:qFormat/>
-    <w:uiPriority w:val="0"/>
     <w:pPr>
       <w:spacing w:line="360" w:lineRule="auto"/>
       <w:ind w:left="0" w:firstLine="472" w:firstLineChars="200"/>
     </w:pPr>
     <w:rPr>
-      <w:rFonts w:ascii="宋体" w:hAnsi="宋体" w:eastAsia="宋体" w:cs="宋体"/>
+      <w:rFonts w:ascii="宋体" w:eastAsia="宋体" w:hAnsi="宋体" w:cs="宋体"/>
       <w:spacing w:val="-2"/>
       <w:sz w:val="24"/>
       <w:szCs w:val="24"/>
     </w:rPr>
   </w:style>
-  <w:style w:type="paragraph" w:customStyle="1" w:styleId="32">
+  <w:style w:type="paragraph" w:customStyle="1" w:styleId="a2">
     <w:name w:val="柴_目录"/>
-    <w:basedOn w:val="1"/>
-    <w:next w:val="12"/>
+    <w:basedOn w:val="Normal"/>
+    <w:next w:val="BodyText"/>
     <w:qFormat/>
-    <w:uiPriority w:val="0"/>
     <w:pPr>
       <w:tabs>
         <w:tab w:val="right" w:leader="dot" w:pos="8442"/>
@@ -6418,64 +6151,59 @@
       <w:ind w:left="0" w:leftChars="0"/>
     </w:pPr>
     <w:rPr>
-      <w:rFonts w:ascii="Arial" w:hAnsi="Arial" w:eastAsia="Microsoft JhengHei"/>
+      <w:rFonts w:ascii="Arial" w:eastAsia="Microsoft JhengHei" w:hAnsi="Arial"/>
       <w:sz w:val="24"/>
     </w:rPr>
   </w:style>
-  <w:style w:type="paragraph" w:customStyle="1" w:styleId="33">
+  <w:style w:type="paragraph" w:customStyle="1" w:styleId="WPSOffice1">
     <w:name w:val="WPSOffice手动目录 1"/>
     <w:qFormat/>
-    <w:uiPriority w:val="0"/>
     <w:pPr>
       <w:ind w:leftChars="0"/>
     </w:pPr>
     <w:rPr>
-      <w:rFonts w:ascii="Times New Roman" w:hAnsi="Times New Roman" w:eastAsia="宋体" w:cs="Times New Roman"/>
+      <w:rFonts w:ascii="Times New Roman" w:eastAsia="宋体" w:hAnsi="Times New Roman" w:cs="Times New Roman"/>
       <w:sz w:val="20"/>
       <w:szCs w:val="20"/>
     </w:rPr>
   </w:style>
-  <w:style w:type="paragraph" w:customStyle="1" w:styleId="34">
+  <w:style w:type="paragraph" w:customStyle="1" w:styleId="WPSOffice2">
     <w:name w:val="WPSOffice手动目录 2"/>
     <w:qFormat/>
-    <w:uiPriority w:val="0"/>
     <w:pPr>
       <w:ind w:leftChars="200"/>
     </w:pPr>
     <w:rPr>
-      <w:rFonts w:ascii="Times New Roman" w:hAnsi="Times New Roman" w:eastAsia="宋体" w:cs="Times New Roman"/>
+      <w:rFonts w:ascii="Times New Roman" w:eastAsia="宋体" w:hAnsi="Times New Roman" w:cs="Times New Roman"/>
       <w:sz w:val="20"/>
       <w:szCs w:val="20"/>
     </w:rPr>
   </w:style>
-  <w:style w:type="paragraph" w:customStyle="1" w:styleId="35">
+  <w:style w:type="paragraph" w:customStyle="1" w:styleId="WPSOffice3">
     <w:name w:val="WPSOffice手动目录 3"/>
     <w:qFormat/>
-    <w:uiPriority w:val="0"/>
     <w:pPr>
       <w:ind w:leftChars="400"/>
     </w:pPr>
     <w:rPr>
-      <w:rFonts w:ascii="Times New Roman" w:hAnsi="Times New Roman" w:eastAsia="宋体" w:cs="Times New Roman"/>
+      <w:rFonts w:ascii="Times New Roman" w:eastAsia="宋体" w:hAnsi="Times New Roman" w:cs="Times New Roman"/>
       <w:sz w:val="20"/>
       <w:szCs w:val="20"/>
     </w:rPr>
   </w:style>
-  <w:style w:type="paragraph" w:customStyle="1" w:styleId="36">
+  <w:style w:type="paragraph" w:customStyle="1" w:styleId="Compact">
     <w:name w:val="Compact"/>
-    <w:basedOn w:val="12"/>
+    <w:basedOn w:val="BodyText"/>
     <w:qFormat/>
-    <w:uiPriority w:val="0"/>
     <w:pPr>
       <w:spacing w:before="36" w:after="36"/>
     </w:pPr>
   </w:style>
-  <w:style w:type="table" w:customStyle="1" w:styleId="37">
+  <w:style w:type="table" w:customStyle="1" w:styleId="Table">
     <w:name w:val="Table"/>
     <w:semiHidden/>
     <w:unhideWhenUsed/>
     <w:qFormat/>
-    <w:uiPriority w:val="0"/>
     <w:tblPr>
       <w:tblCellMar>
         <w:top w:w="0" w:type="dxa"/>
@@ -6487,28 +6215,26 @@
     <w:tblStylePr w:type="firstRow">
       <w:tcPr>
         <w:tcBorders>
-          <w:bottom w:val="single" w:color="auto" w:sz="0" w:space="0"/>
+          <w:bottom w:val="single" w:sz="0" w:space="0" w:color="auto"/>
         </w:tcBorders>
         <w:vAlign w:val="bottom"/>
       </w:tcPr>
     </w:tblStylePr>
   </w:style>
-  <w:style w:type="character" w:customStyle="1" w:styleId="38">
+  <w:style w:type="character" w:customStyle="1" w:styleId="1Char">
     <w:name w:val="柴_标题1 Char"/>
-    <w:link w:val="28"/>
+    <w:link w:val="1"/>
     <w:qFormat/>
-    <w:uiPriority w:val="0"/>
     <w:rPr>
-      <w:rFonts w:ascii="Arial" w:hAnsi="Arial" w:eastAsia="宋体"/>
+      <w:rFonts w:ascii="Arial" w:eastAsia="宋体" w:hAnsi="Arial"/>
       <w:sz w:val="32"/>
     </w:rPr>
   </w:style>
-  <w:style w:type="table" w:customStyle="1" w:styleId="39">
+  <w:style w:type="table" w:customStyle="1" w:styleId="TableNormal1">
     <w:name w:val="Table Normal_1"/>
     <w:semiHidden/>
     <w:unhideWhenUsed/>
     <w:qFormat/>
-    <w:uiPriority w:val="0"/>
     <w:tblPr>
       <w:tblCellMar>
         <w:top w:w="0" w:type="dxa"/>
@@ -6518,11 +6244,10 @@
       </w:tblCellMar>
     </w:tblPr>
   </w:style>
-  <w:style w:type="paragraph" w:customStyle="1" w:styleId="40">
+  <w:style w:type="paragraph" w:customStyle="1" w:styleId="a3">
     <w:name w:val="柴_正文_无缩进"/>
-    <w:basedOn w:val="1"/>
+    <w:basedOn w:val="Normal"/>
     <w:qFormat/>
-    <w:uiPriority w:val="0"/>
     <w:pPr>
       <w:ind w:firstLine="0" w:firstLineChars="0"/>
     </w:pPr>
@@ -6532,31 +6257,29 @@
       <w:lang w:eastAsia="zh-CN"/>
     </w:rPr>
   </w:style>
-  <w:style w:type="paragraph" w:customStyle="1" w:styleId="41">
+  <w:style w:type="paragraph" w:customStyle="1" w:styleId="4">
     <w:name w:val="柴_标题4"/>
-    <w:basedOn w:val="5"/>
-    <w:next w:val="1"/>
+    <w:basedOn w:val="Heading4"/>
+    <w:next w:val="Normal"/>
     <w:qFormat/>
-    <w:uiPriority w:val="0"/>
     <w:pPr>
       <w:widowControl w:val="0"/>
       <w:spacing w:before="160" w:line="360" w:lineRule="auto"/>
-      <w:ind w:left="981" w:leftChars="300" w:hanging="862"/>
+      <w:ind w:left="981" w:hanging="862" w:leftChars="300"/>
     </w:pPr>
     <w:rPr>
-      <w:rFonts w:hint="eastAsia" w:ascii="Calibri" w:hAnsi="Calibri" w:eastAsia="宋体" w:cs="宋体"/>
+      <w:rFonts w:ascii="Calibri" w:eastAsia="宋体" w:hAnsi="Calibri" w:cs="宋体" w:hint="eastAsia"/>
       <w:sz w:val="24"/>
       <w:szCs w:val="24"/>
       <w:lang w:eastAsia="zh-CN" w:bidi="zh-CN"/>
     </w:rPr>
   </w:style>
-  <w:style w:type="character" w:customStyle="1" w:styleId="42">
+  <w:style w:type="character" w:customStyle="1" w:styleId="Char">
     <w:name w:val="柴_正文 Char"/>
-    <w:link w:val="29"/>
+    <w:link w:val="a1"/>
     <w:qFormat/>
-    <w:uiPriority w:val="0"/>
     <w:rPr>
-      <w:rFonts w:ascii="Arial" w:hAnsi="Arial" w:eastAsia="宋体"/>
+      <w:rFonts w:ascii="Arial" w:eastAsia="宋体" w:hAnsi="Arial"/>
       <w:sz w:val="24"/>
       <w:lang w:eastAsia="zh-CN"/>
     </w:rPr>
